--- a/themes/theme-0/Раздел 0 — врачу 20.10.2026.docx
+++ b/themes/theme-0/Раздел 0 — врачу 20.10.2026.docx
@@ -20,7 +20,7 @@
           <w:iCs/>
           <w:i/>
         </w:rPr>
-        <w:t xml:space="preserve">Версия для врача-рецензента, 20.10.2026. Раздел перестроен: прежние пункты 0.1–0.21 и строки навигатора (бывшее Приложение 1) стали карточками в 15 группах. Медицинские формулировки прежних пунктов сохранены; номер прежнего пункта указан в скобках у заголовка карточки. Блоки «Что важно знать» в 17 новых карточках сокращены из тем книги (ссылка «Подробнее» в конце карточки). Пометки</w:t>
+        <w:t xml:space="preserve">Версия для врача-рецензента, 20.10.2026. Раздел перестроен: прежние пункты 0.1–0.21 и строки навигатора (бывшее Приложение 1) стали карточками в 15 группах. Медицинские формулировки прежних пунктов сохранены; номер прежнего пункта указан в скобках у заголовка карточки. Блоки «Что важно знать» в 17 новых карточках и новая карточка «Головокружение» составлены из тем книги (ссылка «Подробнее» в конце карточки). Пометки</w:t>
       </w:r>
       <w:r>
         <w:rPr>
@@ -884,7 +884,7 @@
     </w:p>
     <w:bookmarkEnd w:id="26"/>
     <w:bookmarkEnd w:id="27"/>
-    <w:bookmarkStart w:id="71" w:name="что-вы-заметили"/>
+    <w:bookmarkStart w:id="72" w:name="что-вы-заметили"/>
     <w:p>
       <w:pPr>
         <w:pStyle w:val="Heading1"/>
@@ -1816,7 +1816,7 @@
     </w:p>
     <w:bookmarkEnd w:id="35"/>
     <w:bookmarkEnd w:id="36"/>
-    <w:bookmarkStart w:id="39" w:name="голова-и-давление"/>
+    <w:bookmarkStart w:id="40" w:name="голова-и-давление"/>
     <w:p>
       <w:pPr>
         <w:pStyle w:val="Heading2"/>
@@ -1825,12 +1825,156 @@
         <w:t xml:space="preserve">Голова и давление</w:t>
       </w:r>
     </w:p>
-    <w:bookmarkStart w:id="37" w:name="Xf1be08b944ab286a6da5ee2410233fd33eff68a"/>
+    <w:bookmarkStart w:id="37" w:name="обморок-судороги-путаются-мысли-0.10"/>
     <w:p>
       <w:pPr>
         <w:pStyle w:val="Heading3"/>
       </w:pPr>
       <w:r>
+        <w:t xml:space="preserve">Обморок, судороги, путаются мысли (0.10)</w:t>
+      </w:r>
+    </w:p>
+    <w:p>
+      <w:pPr>
+        <w:pStyle w:val="FirstParagraph"/>
+      </w:pPr>
+      <w:r>
+        <w:rPr>
+          <w:bCs/>
+          <w:b/>
+        </w:rPr>
+        <w:t xml:space="preserve">Срочность:</w:t>
+      </w:r>
+      <w:r>
+        <w:t xml:space="preserve"> </w:t>
+      </w:r>
+      <w:r>
+        <w:t xml:space="preserve">срочно всегда.</w:t>
+      </w:r>
+    </w:p>
+    <w:p>
+      <w:pPr>
+        <w:pStyle w:val="BodyText"/>
+      </w:pPr>
+      <w:r>
+        <w:rPr>
+          <w:bCs/>
+          <w:b/>
+        </w:rPr>
+        <w:t xml:space="preserve">Вызывайте скорую, если:</w:t>
+      </w:r>
+    </w:p>
+    <w:p>
+      <w:pPr>
+        <w:numPr>
+          <w:ilvl w:val="0"/>
+          <w:numId w:val="1016"/>
+        </w:numPr>
+        <w:pStyle w:val="Compact"/>
+      </w:pPr>
+      <w:r>
+        <w:t xml:space="preserve">потеря сознания, даже кратковременная;</w:t>
+      </w:r>
+    </w:p>
+    <w:p>
+      <w:pPr>
+        <w:numPr>
+          <w:ilvl w:val="0"/>
+          <w:numId w:val="1016"/>
+        </w:numPr>
+        <w:pStyle w:val="Compact"/>
+      </w:pPr>
+      <w:r>
+        <w:t xml:space="preserve">судороги;</w:t>
+      </w:r>
+    </w:p>
+    <w:p>
+      <w:pPr>
+        <w:numPr>
+          <w:ilvl w:val="0"/>
+          <w:numId w:val="1016"/>
+        </w:numPr>
+        <w:pStyle w:val="Compact"/>
+      </w:pPr>
+      <w:r>
+        <w:t xml:space="preserve">спутанность: человек не понимает, где он, не узнаёт близких, говорит бессвязно;</w:t>
+      </w:r>
+    </w:p>
+    <w:p>
+      <w:pPr>
+        <w:numPr>
+          <w:ilvl w:val="0"/>
+          <w:numId w:val="1016"/>
+        </w:numPr>
+        <w:pStyle w:val="Compact"/>
+      </w:pPr>
+      <w:r>
+        <w:t xml:space="preserve">внезапно появились слабость или онемение одной стороны тела, трудно говорить или подобрать слова, помутнело или пропало зрение на один глаз, двоится в глазах, резко закружилась голова с потерей равновесия. Это признаки инсульта; скорая нужна, даже если они быстро прошли: это может быть транзиторная ишемическая атака — кратковременное нарушение кровообращения мозга, при котором российские рекомендации требуют экстренной госпитализации.</w:t>
+      </w:r>
+    </w:p>
+    <w:p>
+      <w:pPr>
+        <w:pStyle w:val="FirstParagraph"/>
+      </w:pPr>
+      <w:r>
+        <w:t xml:space="preserve">Во второй половине беременности судороги могут быть эклампсией — тяжёлой формой преэклампсии.</w:t>
+      </w:r>
+    </w:p>
+    <w:p>
+      <w:pPr>
+        <w:pStyle w:val="BodyText"/>
+      </w:pPr>
+      <w:r>
+        <w:rPr>
+          <w:bCs/>
+          <w:b/>
+        </w:rPr>
+        <w:t xml:space="preserve">Если вы рядом с женщиной, у которой судороги.</w:t>
+      </w:r>
+      <w:r>
+        <w:t xml:space="preserve"> </w:t>
+      </w:r>
+      <w:r>
+        <w:t xml:space="preserve">Вызовите скорую и скажите, что она беременна и на каком сроке. Не удерживайте её силой и не мешайте судорожным движениям: защитите голову от ударов — подложите что-то мягкое, уберите рядом твёрдые и острые предметы, ослабьте одежду на шее. Не разжимайте зубы и не вставляйте в рот ложку или другие предметы. Когда судороги закончатся, поверните её на бок: в этом положении язык и рвота не перекроют дыхание. Не оставляйте её одну, пока она полностью не придёт в себя.</w:t>
+      </w:r>
+    </w:p>
+    <w:p>
+      <w:pPr>
+        <w:pStyle w:val="BodyText"/>
+      </w:pPr>
+      <w:r>
+        <w:rPr>
+          <w:bCs/>
+          <w:b/>
+        </w:rPr>
+        <w:t xml:space="preserve">Что важно знать: дурнота лёжа на спине.</w:t>
+      </w:r>
+      <w:r>
+        <w:t xml:space="preserve"> </w:t>
+      </w:r>
+      <w:r>
+        <w:t xml:space="preserve">Во второй половине беременности, если лежать на спине, матка может пережимать крупную вену: появляются головокружение, дурнота, тошнота, холодный пот, нехватка воздуха. Повернитесь на бок: при этом самочувствие быстро восстанавливается. Если после поворота на бок лучше не стало или вы теряли сознание, вызывайте скорую.</w:t>
+      </w:r>
+    </w:p>
+    <w:p>
+      <w:pPr>
+        <w:pStyle w:val="BodyText"/>
+      </w:pPr>
+      <w:r>
+        <w:rPr>
+          <w:iCs/>
+          <w:i/>
+        </w:rPr>
+        <w:t xml:space="preserve">Подробнее: Тема 2, раздел 2.4; Тема 11, раздел 11.7.</w:t>
+      </w:r>
+    </w:p>
+    <w:bookmarkEnd w:id="37"/>
+    <w:bookmarkStart w:id="38" w:name="Xf1be08b944ab286a6da5ee2410233fd33eff68a"/>
+    <w:p>
+      <w:pPr>
+        <w:pStyle w:val="Heading3"/>
+      </w:pPr>
+      <w:r>
         <w:t xml:space="preserve">Головная боль, «мушки» перед глазами, высокое давление: признаки преэклампсии (0.5)</w:t>
       </w:r>
     </w:p>
@@ -1864,7 +2008,7 @@
       <w:pPr>
         <w:numPr>
           <w:ilvl w:val="0"/>
-          <w:numId w:val="1016"/>
+          <w:numId w:val="1017"/>
         </w:numPr>
         <w:pStyle w:val="Compact"/>
       </w:pPr>
@@ -1876,7 +2020,7 @@
       <w:pPr>
         <w:numPr>
           <w:ilvl w:val="0"/>
-          <w:numId w:val="1016"/>
+          <w:numId w:val="1017"/>
         </w:numPr>
         <w:pStyle w:val="Compact"/>
       </w:pPr>
@@ -1888,7 +2032,7 @@
       <w:pPr>
         <w:numPr>
           <w:ilvl w:val="0"/>
-          <w:numId w:val="1016"/>
+          <w:numId w:val="1017"/>
         </w:numPr>
         <w:pStyle w:val="Compact"/>
       </w:pPr>
@@ -1900,7 +2044,7 @@
       <w:pPr>
         <w:numPr>
           <w:ilvl w:val="0"/>
-          <w:numId w:val="1016"/>
+          <w:numId w:val="1017"/>
         </w:numPr>
         <w:pStyle w:val="Compact"/>
       </w:pPr>
@@ -1912,7 +2056,7 @@
       <w:pPr>
         <w:numPr>
           <w:ilvl w:val="0"/>
-          <w:numId w:val="1016"/>
+          <w:numId w:val="1017"/>
         </w:numPr>
         <w:pStyle w:val="Compact"/>
       </w:pPr>
@@ -1924,7 +2068,7 @@
       <w:pPr>
         <w:numPr>
           <w:ilvl w:val="0"/>
-          <w:numId w:val="1016"/>
+          <w:numId w:val="1017"/>
         </w:numPr>
         <w:pStyle w:val="Compact"/>
       </w:pPr>
@@ -1936,7 +2080,7 @@
       <w:pPr>
         <w:numPr>
           <w:ilvl w:val="0"/>
-          <w:numId w:val="1016"/>
+          <w:numId w:val="1017"/>
         </w:numPr>
         <w:pStyle w:val="Compact"/>
       </w:pPr>
@@ -1960,7 +2104,7 @@
       <w:pPr>
         <w:numPr>
           <w:ilvl w:val="0"/>
-          <w:numId w:val="1017"/>
+          <w:numId w:val="1018"/>
         </w:numPr>
         <w:pStyle w:val="Compact"/>
       </w:pPr>
@@ -1972,7 +2116,7 @@
       <w:pPr>
         <w:numPr>
           <w:ilvl w:val="0"/>
-          <w:numId w:val="1017"/>
+          <w:numId w:val="1018"/>
         </w:numPr>
         <w:pStyle w:val="Compact"/>
       </w:pPr>
@@ -1984,7 +2128,7 @@
       <w:pPr>
         <w:numPr>
           <w:ilvl w:val="0"/>
-          <w:numId w:val="1017"/>
+          <w:numId w:val="1018"/>
         </w:numPr>
         <w:pStyle w:val="Compact"/>
       </w:pPr>
@@ -1996,7 +2140,7 @@
       <w:pPr>
         <w:numPr>
           <w:ilvl w:val="0"/>
-          <w:numId w:val="1017"/>
+          <w:numId w:val="1018"/>
         </w:numPr>
         <w:pStyle w:val="Compact"/>
       </w:pPr>
@@ -2100,14 +2244,14 @@
         <w:t xml:space="preserve">Подробнее: Тема 11, разделы 11.3, 11.4 и 11.6; что принимать при обычной головной боли — Тема 7, раздел 7.7.</w:t>
       </w:r>
     </w:p>
-    <w:bookmarkEnd w:id="37"/>
-    <w:bookmarkStart w:id="38" w:name="обморок-судороги-путаются-мысли-0.10"/>
+    <w:bookmarkEnd w:id="38"/>
+    <w:bookmarkStart w:id="39" w:name="головокружение"/>
     <w:p>
       <w:pPr>
         <w:pStyle w:val="Heading3"/>
       </w:pPr>
       <w:r>
-        <w:t xml:space="preserve">Обморок, судороги, путаются мысли (0.10)</w:t>
+        <w:t xml:space="preserve">Головокружение</w:t>
       </w:r>
     </w:p>
     <w:p>
@@ -2125,67 +2269,73 @@
         <w:t xml:space="preserve"> </w:t>
       </w:r>
       <w:r>
-        <w:t xml:space="preserve">срочно всегда.</w:t>
-      </w:r>
-    </w:p>
-    <w:p>
-      <w:pPr>
-        <w:pStyle w:val="BodyText"/>
-      </w:pPr>
-      <w:r>
-        <w:rPr>
-          <w:bCs/>
-          <w:b/>
-        </w:rPr>
-        <w:t xml:space="preserve">Вызывайте скорую, если:</w:t>
-      </w:r>
-    </w:p>
-    <w:p>
-      <w:pPr>
-        <w:numPr>
-          <w:ilvl w:val="0"/>
-          <w:numId w:val="1018"/>
-        </w:numPr>
-        <w:pStyle w:val="Compact"/>
-      </w:pPr>
-      <w:r>
-        <w:t xml:space="preserve">потеря сознания, даже кратковременная;</w:t>
-      </w:r>
-    </w:p>
-    <w:p>
-      <w:pPr>
-        <w:numPr>
-          <w:ilvl w:val="0"/>
-          <w:numId w:val="1018"/>
-        </w:numPr>
-        <w:pStyle w:val="Compact"/>
-      </w:pPr>
-      <w:r>
-        <w:t xml:space="preserve">судороги;</w:t>
-      </w:r>
-    </w:p>
-    <w:p>
-      <w:pPr>
-        <w:numPr>
-          <w:ilvl w:val="0"/>
-          <w:numId w:val="1018"/>
-        </w:numPr>
-        <w:pStyle w:val="Compact"/>
-      </w:pPr>
-      <w:r>
-        <w:t xml:space="preserve">спутанность: человек не понимает, где он, не узнаёт близких, говорит бессвязно;</w:t>
-      </w:r>
-    </w:p>
-    <w:p>
-      <w:pPr>
-        <w:numPr>
-          <w:ilvl w:val="0"/>
-          <w:numId w:val="1018"/>
-        </w:numPr>
-        <w:pStyle w:val="Compact"/>
-      </w:pPr>
-      <w:r>
-        <w:t xml:space="preserve">внезапно появились слабость или онемение одной стороны тела, трудно говорить или подобрать слова, помутнело или пропало зрение на один глаз, двоится в глазах, резко закружилась голова с потерей равновесия. Это признаки инсульта; скорая нужна, даже если они быстро прошли: это может быть транзиторная ишемическая атака — кратковременное нарушение кровообращения мозга, при котором российские рекомендации требуют экстренной госпитализации.</w:t>
+        <w:t xml:space="preserve">срочно в некоторых случаях.</w:t>
+      </w:r>
+    </w:p>
+    <w:p>
+      <w:pPr>
+        <w:pStyle w:val="BodyText"/>
+      </w:pPr>
+      <w:r>
+        <w:rPr>
+          <w:bCs/>
+          <w:b/>
+        </w:rPr>
+        <w:t xml:space="preserve">Вызывайте скорую, если</w:t>
+      </w:r>
+      <w:r>
+        <w:t xml:space="preserve"> </w:t>
+      </w:r>
+      <w:r>
+        <w:t xml:space="preserve">голова кружится и вместе с этим:</w:t>
+      </w:r>
+    </w:p>
+    <w:p>
+      <w:pPr>
+        <w:numPr>
+          <w:ilvl w:val="0"/>
+          <w:numId w:val="1019"/>
+        </w:numPr>
+        <w:pStyle w:val="Compact"/>
+      </w:pPr>
+      <w:r>
+        <w:t xml:space="preserve">кровотечение, резкая слабость, бледность, холодный липкий пот, частое сердцебиение — так проявляется большая кровопотеря, в том числе когда крови снаружи мало (строки «Кровь из влагалища» и «Тянет низ живота, боль в животе, схватки до 37 недель»);</w:t>
+      </w:r>
+    </w:p>
+    <w:p>
+      <w:pPr>
+        <w:numPr>
+          <w:ilvl w:val="0"/>
+          <w:numId w:val="1019"/>
+        </w:numPr>
+        <w:pStyle w:val="Compact"/>
+      </w:pPr>
+      <w:r>
+        <w:t xml:space="preserve">одышка или боль в груди (строка «Одышка, боль в груди»);</w:t>
+      </w:r>
+    </w:p>
+    <w:p>
+      <w:pPr>
+        <w:numPr>
+          <w:ilvl w:val="0"/>
+          <w:numId w:val="1019"/>
+        </w:numPr>
+        <w:pStyle w:val="Compact"/>
+      </w:pPr>
+      <w:r>
+        <w:t xml:space="preserve">вы теряли сознание, даже ненадолго (строка «Обморок, судороги, путаются мысли»);</w:t>
+      </w:r>
+    </w:p>
+    <w:p>
+      <w:pPr>
+        <w:numPr>
+          <w:ilvl w:val="0"/>
+          <w:numId w:val="1019"/>
+        </w:numPr>
+        <w:pStyle w:val="Compact"/>
+      </w:pPr>
+      <w:r>
+        <w:t xml:space="preserve">после бани, жары или солнца кожа горячая и перестаёт потеть (строка «Перегрелась»).</w:t>
       </w:r>
     </w:p>
     <w:p>
@@ -2193,43 +2343,17 @@
         <w:pStyle w:val="FirstParagraph"/>
       </w:pPr>
       <w:r>
-        <w:t xml:space="preserve">Во второй половине беременности судороги могут быть эклампсией — тяжёлой формой преэклампсии.</w:t>
-      </w:r>
-    </w:p>
-    <w:p>
-      <w:pPr>
-        <w:pStyle w:val="BodyText"/>
-      </w:pPr>
-      <w:r>
-        <w:rPr>
-          <w:bCs/>
-          <w:b/>
-        </w:rPr>
-        <w:t xml:space="preserve">Если вы рядом с женщиной, у которой судороги.</w:t>
-      </w:r>
-      <w:r>
-        <w:t xml:space="preserve"> </w:t>
-      </w:r>
-      <w:r>
-        <w:t xml:space="preserve">Вызовите скорую и скажите, что она беременна и на каком сроке. Не удерживайте её силой и не мешайте судорожным движениям: защитите голову от ударов — подложите что-то мягкое, уберите рядом твёрдые и острые предметы, ослабьте одежду на шее. Не разжимайте зубы и не вставляйте в рот ложку или другие предметы. Когда судороги закончатся, поверните её на бок: в этом положении язык и рвота не перекроют дыхание. Не оставляйте её одну, пока она полностью не придёт в себя.</w:t>
-      </w:r>
-    </w:p>
-    <w:p>
-      <w:pPr>
-        <w:pStyle w:val="BodyText"/>
-      </w:pPr>
-      <w:r>
-        <w:rPr>
-          <w:bCs/>
-          <w:b/>
-        </w:rPr>
-        <w:t xml:space="preserve">Что важно знать: дурнота лёжа на спине.</w:t>
-      </w:r>
-      <w:r>
-        <w:t xml:space="preserve"> </w:t>
-      </w:r>
-      <w:r>
-        <w:t xml:space="preserve">Во второй половине беременности, если лежать на спине, матка может пережимать крупную вену: появляются головокружение, дурнота, тошнота, холодный пот, нехватка воздуха. Повернитесь на бок: при этом самочувствие быстро восстанавливается. Если после поворота на бок лучше не стало или вы теряли сознание, вызывайте скорую.</w:t>
+        <w:rPr>
+          <w:bCs/>
+          <w:b/>
+        </w:rPr>
+        <w:t xml:space="preserve">Что важно знать.</w:t>
+      </w:r>
+      <w:r>
+        <w:t xml:space="preserve"> </w:t>
+      </w:r>
+      <w:r>
+        <w:t xml:space="preserve">Во второй половине беременности голова может кружиться, когда вы лежите на спине: матка пережимает крупную вену. Повернитесь на бок — что делать дальше, сказано в строке «Обморок, судороги, путаются мысли». При обезвоживании после рвоты и поноса голова кружится, когда встаёте (строка «Рвота или понос после еды»).</w:t>
       </w:r>
     </w:p>
     <w:p>
@@ -2241,12 +2365,12 @@
           <w:iCs/>
           <w:i/>
         </w:rPr>
-        <w:t xml:space="preserve">Подробнее: Тема 2, раздел 2.4; Тема 11, раздел 11.7.</w:t>
-      </w:r>
-    </w:p>
-    <w:bookmarkEnd w:id="38"/>
+        <w:t xml:space="preserve">Подробнее: Тема 2, раздел 2.4; Тема 9, раздел 9.13.</w:t>
+      </w:r>
+    </w:p>
     <w:bookmarkEnd w:id="39"/>
-    <w:bookmarkStart w:id="43" w:name="дыхание-и-температура"/>
+    <w:bookmarkEnd w:id="40"/>
+    <w:bookmarkStart w:id="44" w:name="дыхание-и-температура"/>
     <w:p>
       <w:pPr>
         <w:pStyle w:val="Heading2"/>
@@ -2255,7 +2379,7 @@
         <w:t xml:space="preserve">Дыхание и температура</w:t>
       </w:r>
     </w:p>
-    <w:bookmarkStart w:id="40" w:name="одышка-боль-в-груди-0.7"/>
+    <w:bookmarkStart w:id="41" w:name="одышка-боль-в-груди-0.7"/>
     <w:p>
       <w:pPr>
         <w:pStyle w:val="Heading3"/>
@@ -2298,7 +2422,7 @@
       <w:pPr>
         <w:numPr>
           <w:ilvl w:val="0"/>
-          <w:numId w:val="1019"/>
+          <w:numId w:val="1020"/>
         </w:numPr>
         <w:pStyle w:val="Compact"/>
       </w:pPr>
@@ -2310,7 +2434,7 @@
       <w:pPr>
         <w:numPr>
           <w:ilvl w:val="0"/>
-          <w:numId w:val="1019"/>
+          <w:numId w:val="1020"/>
         </w:numPr>
         <w:pStyle w:val="Compact"/>
       </w:pPr>
@@ -2322,7 +2446,7 @@
       <w:pPr>
         <w:numPr>
           <w:ilvl w:val="0"/>
-          <w:numId w:val="1019"/>
+          <w:numId w:val="1020"/>
         </w:numPr>
         <w:pStyle w:val="Compact"/>
       </w:pPr>
@@ -2334,7 +2458,7 @@
       <w:pPr>
         <w:numPr>
           <w:ilvl w:val="0"/>
-          <w:numId w:val="1019"/>
+          <w:numId w:val="1020"/>
         </w:numPr>
         <w:pStyle w:val="Compact"/>
       </w:pPr>
@@ -2346,7 +2470,7 @@
       <w:pPr>
         <w:numPr>
           <w:ilvl w:val="0"/>
-          <w:numId w:val="1019"/>
+          <w:numId w:val="1020"/>
         </w:numPr>
         <w:pStyle w:val="Compact"/>
       </w:pPr>
@@ -2358,7 +2482,7 @@
       <w:pPr>
         <w:numPr>
           <w:ilvl w:val="0"/>
-          <w:numId w:val="1019"/>
+          <w:numId w:val="1020"/>
         </w:numPr>
         <w:pStyle w:val="Compact"/>
       </w:pPr>
@@ -2414,8 +2538,8 @@
         <w:t xml:space="preserve">Подробнее: Тема 2, раздел 2.5; Тема 3, разделы 3.4 и 3.11; Тема 6, раздел 6.9; Тема 8, раздел 8.14.</w:t>
       </w:r>
     </w:p>
-    <w:bookmarkEnd w:id="40"/>
-    <w:bookmarkStart w:id="41" w:name="температура-0.8"/>
+    <w:bookmarkEnd w:id="41"/>
+    <w:bookmarkStart w:id="42" w:name="температура-0.8"/>
     <w:p>
       <w:pPr>
         <w:pStyle w:val="Heading3"/>
@@ -2476,7 +2600,7 @@
       <w:pPr>
         <w:numPr>
           <w:ilvl w:val="0"/>
-          <w:numId w:val="1020"/>
+          <w:numId w:val="1021"/>
         </w:numPr>
         <w:pStyle w:val="Compact"/>
       </w:pPr>
@@ -2488,7 +2612,7 @@
       <w:pPr>
         <w:numPr>
           <w:ilvl w:val="0"/>
-          <w:numId w:val="1020"/>
+          <w:numId w:val="1021"/>
         </w:numPr>
         <w:pStyle w:val="Compact"/>
       </w:pPr>
@@ -2500,7 +2624,7 @@
       <w:pPr>
         <w:numPr>
           <w:ilvl w:val="0"/>
-          <w:numId w:val="1020"/>
+          <w:numId w:val="1021"/>
         </w:numPr>
         <w:pStyle w:val="Compact"/>
       </w:pPr>
@@ -2512,7 +2636,7 @@
       <w:pPr>
         <w:numPr>
           <w:ilvl w:val="0"/>
-          <w:numId w:val="1020"/>
+          <w:numId w:val="1021"/>
         </w:numPr>
         <w:pStyle w:val="Compact"/>
       </w:pPr>
@@ -2568,8 +2692,8 @@
         <w:t xml:space="preserve">Подробнее: Тема 7, раздел 7.7; Тема 9, разделы 9.12, 9.13 и 9.15; Тема 11, раздел 11.4.</w:t>
       </w:r>
     </w:p>
-    <w:bookmarkEnd w:id="41"/>
-    <w:bookmarkStart w:id="42" w:name="кашель-насморк-простуда"/>
+    <w:bookmarkEnd w:id="42"/>
+    <w:bookmarkStart w:id="43" w:name="кашель-насморк-простуда"/>
     <w:p>
       <w:pPr>
         <w:pStyle w:val="Heading3"/>
@@ -2662,9 +2786,9 @@
         <w:t xml:space="preserve">Подробнее: Тема 7, раздел 7.8; Тема 9, раздел 9.12.</w:t>
       </w:r>
     </w:p>
-    <w:bookmarkEnd w:id="42"/>
     <w:bookmarkEnd w:id="43"/>
-    <w:bookmarkStart w:id="49" w:name="отёки-ноги-спина"/>
+    <w:bookmarkEnd w:id="44"/>
+    <w:bookmarkStart w:id="50" w:name="отёки-ноги-спина"/>
     <w:p>
       <w:pPr>
         <w:pStyle w:val="Heading2"/>
@@ -2673,7 +2797,7 @@
         <w:t xml:space="preserve">Отёки, ноги, спина</w:t>
       </w:r>
     </w:p>
-    <w:bookmarkStart w:id="44" w:name="отекла-и-болит-одна-нога-0.6"/>
+    <w:bookmarkStart w:id="45" w:name="отекла-и-болит-одна-нога-0.6"/>
     <w:p>
       <w:pPr>
         <w:pStyle w:val="Heading3"/>
@@ -2756,8 +2880,8 @@
         <w:t xml:space="preserve">Подробнее: Тема 2, раздел 2.2; Тема 8, раздел 8.14; Тема 11, раздел 11.4.</w:t>
       </w:r>
     </w:p>
-    <w:bookmarkEnd w:id="44"/>
-    <w:bookmarkStart w:id="45" w:name="отёки-ног-лица-рук"/>
+    <w:bookmarkEnd w:id="45"/>
+    <w:bookmarkStart w:id="46" w:name="отёки-ног-лица-рук"/>
     <w:p>
       <w:pPr>
         <w:pStyle w:val="Heading3"/>
@@ -2866,8 +2990,8 @@
         <w:t xml:space="preserve">Подробнее: Тема 11, раздел 11.4.</w:t>
       </w:r>
     </w:p>
-    <w:bookmarkEnd w:id="45"/>
-    <w:bookmarkStart w:id="46" w:name="вес-растёт-быстро"/>
+    <w:bookmarkEnd w:id="46"/>
+    <w:bookmarkStart w:id="47" w:name="вес-растёт-быстро"/>
     <w:p>
       <w:pPr>
         <w:pStyle w:val="Heading3"/>
@@ -2939,8 +3063,8 @@
         <w:t xml:space="preserve">Подробнее: Тема 11, раздел 11.4; Тема 1, раздел 1.1.</w:t>
       </w:r>
     </w:p>
-    <w:bookmarkEnd w:id="46"/>
-    <w:bookmarkStart w:id="47" w:name="боль-в-спине-и-тазу"/>
+    <w:bookmarkEnd w:id="47"/>
+    <w:bookmarkStart w:id="48" w:name="боль-в-спине-и-тазу"/>
     <w:p>
       <w:pPr>
         <w:pStyle w:val="Heading3"/>
@@ -3015,8 +3139,8 @@
         <w:t xml:space="preserve">Подробнее: Тема 3, раздел 3.8.</w:t>
       </w:r>
     </w:p>
-    <w:bookmarkEnd w:id="47"/>
-    <w:bookmarkStart w:id="48" w:name="X4ed942c8b8b0b646667947eebaee51e405a2735"/>
+    <w:bookmarkEnd w:id="48"/>
+    <w:bookmarkStart w:id="49" w:name="X4ed942c8b8b0b646667947eebaee51e405a2735"/>
     <w:p>
       <w:pPr>
         <w:pStyle w:val="Heading3"/>
@@ -3091,9 +3215,9 @@
         <w:t xml:space="preserve">Подробнее: Тема 2, раздел 2.2.</w:t>
       </w:r>
     </w:p>
-    <w:bookmarkEnd w:id="48"/>
     <w:bookmarkEnd w:id="49"/>
-    <w:bookmarkStart w:id="56" w:name="тошнота-желудок-туалет"/>
+    <w:bookmarkEnd w:id="50"/>
+    <w:bookmarkStart w:id="57" w:name="тошнота-желудок-туалет"/>
     <w:p>
       <w:pPr>
         <w:pStyle w:val="Heading2"/>
@@ -3102,7 +3226,7 @@
         <w:t xml:space="preserve">Тошнота, желудок, туалет</w:t>
       </w:r>
     </w:p>
-    <w:bookmarkStart w:id="50" w:name="тошнота-рвота-0.12"/>
+    <w:bookmarkStart w:id="51" w:name="тошнота-рвота-0.12"/>
     <w:p>
       <w:pPr>
         <w:pStyle w:val="Heading3"/>
@@ -3145,7 +3269,7 @@
       <w:pPr>
         <w:numPr>
           <w:ilvl w:val="0"/>
-          <w:numId w:val="1021"/>
+          <w:numId w:val="1022"/>
         </w:numPr>
         <w:pStyle w:val="Compact"/>
       </w:pPr>
@@ -3157,7 +3281,7 @@
       <w:pPr>
         <w:numPr>
           <w:ilvl w:val="0"/>
-          <w:numId w:val="1021"/>
+          <w:numId w:val="1022"/>
         </w:numPr>
         <w:pStyle w:val="Compact"/>
       </w:pPr>
@@ -3169,7 +3293,7 @@
       <w:pPr>
         <w:numPr>
           <w:ilvl w:val="0"/>
-          <w:numId w:val="1021"/>
+          <w:numId w:val="1022"/>
         </w:numPr>
         <w:pStyle w:val="Compact"/>
       </w:pPr>
@@ -3241,8 +3365,8 @@
         <w:t xml:space="preserve">Подробнее: Тема 1, раздел 1.4; Тема 11, раздел 11.6.</w:t>
       </w:r>
     </w:p>
-    <w:bookmarkEnd w:id="50"/>
-    <w:bookmarkStart w:id="51" w:name="жжение-и-боль-при-мочеиспускании"/>
+    <w:bookmarkEnd w:id="51"/>
+    <w:bookmarkStart w:id="52" w:name="жжение-и-боль-при-мочеиспускании"/>
     <w:p>
       <w:pPr>
         <w:pStyle w:val="Heading3"/>
@@ -3317,8 +3441,8 @@
         <w:t xml:space="preserve">Подробнее: Тема 9, раздел 9.15.</w:t>
       </w:r>
     </w:p>
-    <w:bookmarkEnd w:id="51"/>
-    <w:bookmarkStart w:id="52" w:name="рвота-или-понос-после-еды"/>
+    <w:bookmarkEnd w:id="52"/>
+    <w:bookmarkStart w:id="53" w:name="рвота-или-понос-после-еды"/>
     <w:p>
       <w:pPr>
         <w:pStyle w:val="Heading3"/>
@@ -3393,8 +3517,8 @@
         <w:t xml:space="preserve">Подробнее: Тема 9, раздел 9.13.</w:t>
       </w:r>
     </w:p>
-    <w:bookmarkEnd w:id="52"/>
-    <w:bookmarkStart w:id="53" w:name="изжога"/>
+    <w:bookmarkEnd w:id="53"/>
+    <w:bookmarkStart w:id="54" w:name="изжога"/>
     <w:p>
       <w:pPr>
         <w:pStyle w:val="Heading3"/>
@@ -3451,8 +3575,8 @@
         <w:t xml:space="preserve">Подробнее: Тема 1, раздел 1.4; Тема 7, раздел 7.10.</w:t>
       </w:r>
     </w:p>
-    <w:bookmarkEnd w:id="53"/>
-    <w:bookmarkStart w:id="54" w:name="запор"/>
+    <w:bookmarkEnd w:id="54"/>
+    <w:bookmarkStart w:id="55" w:name="запор"/>
     <w:p>
       <w:pPr>
         <w:pStyle w:val="Heading3"/>
@@ -3509,8 +3633,8 @@
         <w:t xml:space="preserve">Подробнее: Тема 1, раздел 1.4; Тема 7, раздел 7.10.</w:t>
       </w:r>
     </w:p>
-    <w:bookmarkEnd w:id="54"/>
-    <w:bookmarkStart w:id="55" w:name="подтекает-моча-при-кашле-смехе"/>
+    <w:bookmarkEnd w:id="55"/>
+    <w:bookmarkStart w:id="56" w:name="подтекает-моча-при-кашле-смехе"/>
     <w:p>
       <w:pPr>
         <w:pStyle w:val="Heading3"/>
@@ -3575,9 +3699,9 @@
         <w:t xml:space="preserve">Подробнее: Тема 3, раздел 3.9.</w:t>
       </w:r>
     </w:p>
-    <w:bookmarkEnd w:id="55"/>
     <w:bookmarkEnd w:id="56"/>
-    <w:bookmarkStart w:id="60" w:name="кожа-и-аллергия"/>
+    <w:bookmarkEnd w:id="57"/>
+    <w:bookmarkStart w:id="61" w:name="кожа-и-аллергия"/>
     <w:p>
       <w:pPr>
         <w:pStyle w:val="Heading2"/>
@@ -3586,7 +3710,7 @@
         <w:t xml:space="preserve">Кожа и аллергия</w:t>
       </w:r>
     </w:p>
-    <w:bookmarkStart w:id="57" w:name="аллергия-отекают-губы-язык-горло-0.11"/>
+    <w:bookmarkStart w:id="58" w:name="аллергия-отекают-губы-язык-горло-0.11"/>
     <w:p>
       <w:pPr>
         <w:pStyle w:val="Heading3"/>
@@ -3632,7 +3756,7 @@
       <w:pPr>
         <w:numPr>
           <w:ilvl w:val="0"/>
-          <w:numId w:val="1022"/>
+          <w:numId w:val="1023"/>
         </w:numPr>
         <w:pStyle w:val="Compact"/>
       </w:pPr>
@@ -3644,7 +3768,7 @@
       <w:pPr>
         <w:numPr>
           <w:ilvl w:val="0"/>
-          <w:numId w:val="1022"/>
+          <w:numId w:val="1023"/>
         </w:numPr>
         <w:pStyle w:val="Compact"/>
       </w:pPr>
@@ -3656,7 +3780,7 @@
       <w:pPr>
         <w:numPr>
           <w:ilvl w:val="0"/>
-          <w:numId w:val="1022"/>
+          <w:numId w:val="1023"/>
         </w:numPr>
         <w:pStyle w:val="Compact"/>
       </w:pPr>
@@ -3668,7 +3792,7 @@
       <w:pPr>
         <w:numPr>
           <w:ilvl w:val="0"/>
-          <w:numId w:val="1022"/>
+          <w:numId w:val="1023"/>
         </w:numPr>
         <w:pStyle w:val="Compact"/>
       </w:pPr>
@@ -3732,8 +3856,8 @@
         <w:t xml:space="preserve">Подробнее: Тема 5, раздел 5.14; Тема 7, раздел 7.9.</w:t>
       </w:r>
     </w:p>
-    <w:bookmarkEnd w:id="57"/>
-    <w:bookmarkStart w:id="58" w:name="сыпь"/>
+    <w:bookmarkEnd w:id="58"/>
+    <w:bookmarkStart w:id="59" w:name="сыпь"/>
     <w:p>
       <w:pPr>
         <w:pStyle w:val="Heading3"/>
@@ -3808,8 +3932,8 @@
         <w:t xml:space="preserve">Подробнее: Тема 9, раздел 9.9; на губах или половых органах — Тема 9, раздел 9.15.</w:t>
       </w:r>
     </w:p>
-    <w:bookmarkEnd w:id="58"/>
-    <w:bookmarkStart w:id="59" w:name="зуд-кожи-особенно-ладоней-и-стоп"/>
+    <w:bookmarkEnd w:id="59"/>
+    <w:bookmarkStart w:id="60" w:name="зуд-кожи-особенно-ладоней-и-стоп"/>
     <w:p>
       <w:pPr>
         <w:pStyle w:val="Heading3"/>
@@ -3884,9 +4008,9 @@
         <w:t xml:space="preserve">Подробнее: Тема 5, раздел 5.2.</w:t>
       </w:r>
     </w:p>
-    <w:bookmarkEnd w:id="59"/>
     <w:bookmarkEnd w:id="60"/>
-    <w:bookmarkStart w:id="66" w:name="сон-и-настроение"/>
+    <w:bookmarkEnd w:id="61"/>
+    <w:bookmarkStart w:id="67" w:name="сон-и-настроение"/>
     <w:p>
       <w:pPr>
         <w:pStyle w:val="Heading2"/>
@@ -3895,7 +4019,7 @@
         <w:t xml:space="preserve">Сон и настроение</w:t>
       </w:r>
     </w:p>
-    <w:bookmarkStart w:id="61" w:name="X40886169462566694143d86ccb65a4a3bc7e2e8"/>
+    <w:bookmarkStart w:id="62" w:name="X40886169462566694143d86ccb65a4a3bc7e2e8"/>
     <w:p>
       <w:pPr>
         <w:pStyle w:val="Heading3"/>
@@ -3938,7 +4062,7 @@
       <w:pPr>
         <w:numPr>
           <w:ilvl w:val="0"/>
-          <w:numId w:val="1023"/>
+          <w:numId w:val="1024"/>
         </w:numPr>
         <w:pStyle w:val="Compact"/>
       </w:pPr>
@@ -3950,7 +4074,7 @@
       <w:pPr>
         <w:numPr>
           <w:ilvl w:val="0"/>
-          <w:numId w:val="1023"/>
+          <w:numId w:val="1024"/>
         </w:numPr>
         <w:pStyle w:val="Compact"/>
       </w:pPr>
@@ -3962,7 +4086,7 @@
       <w:pPr>
         <w:numPr>
           <w:ilvl w:val="0"/>
-          <w:numId w:val="1023"/>
+          <w:numId w:val="1024"/>
         </w:numPr>
         <w:pStyle w:val="Compact"/>
       </w:pPr>
@@ -3982,7 +4106,7 @@
       <w:pPr>
         <w:numPr>
           <w:ilvl w:val="0"/>
-          <w:numId w:val="1024"/>
+          <w:numId w:val="1025"/>
         </w:numPr>
         <w:pStyle w:val="Compact"/>
       </w:pPr>
@@ -3994,7 +4118,7 @@
       <w:pPr>
         <w:numPr>
           <w:ilvl w:val="0"/>
-          <w:numId w:val="1024"/>
+          <w:numId w:val="1025"/>
         </w:numPr>
         <w:pStyle w:val="Compact"/>
       </w:pPr>
@@ -4032,8 +4156,8 @@
         <w:t xml:space="preserve">Подробнее: Тема 10, раздел 10.14 и врезка «Куда обращаться за помощью»; Тема 2, раздел 2.5.</w:t>
       </w:r>
     </w:p>
-    <w:bookmarkEnd w:id="61"/>
-    <w:bookmarkStart w:id="62" w:name="тревога-навязчивые-мысли"/>
+    <w:bookmarkEnd w:id="62"/>
+    <w:bookmarkStart w:id="63" w:name="тревога-навязчивые-мысли"/>
     <w:p>
       <w:pPr>
         <w:pStyle w:val="Heading3"/>
@@ -4090,8 +4214,8 @@
         <w:t xml:space="preserve">Подробнее: Тема 10, раздел 10.4.</w:t>
       </w:r>
     </w:p>
-    <w:bookmarkEnd w:id="62"/>
-    <w:bookmarkStart w:id="63" w:name="плохое-настроение-ничего-не-радует"/>
+    <w:bookmarkEnd w:id="63"/>
+    <w:bookmarkStart w:id="64" w:name="плохое-настроение-ничего-не-радует"/>
     <w:p>
       <w:pPr>
         <w:pStyle w:val="Heading3"/>
@@ -4148,8 +4272,8 @@
         <w:t xml:space="preserve">Подробнее: Тема 10, раздел 10.5.</w:t>
       </w:r>
     </w:p>
-    <w:bookmarkEnd w:id="63"/>
-    <w:bookmarkStart w:id="64" w:name="бессонница-плохой-сон"/>
+    <w:bookmarkEnd w:id="64"/>
+    <w:bookmarkStart w:id="65" w:name="бессонница-плохой-сон"/>
     <w:p>
       <w:pPr>
         <w:pStyle w:val="Heading3"/>
@@ -4206,8 +4330,8 @@
         <w:t xml:space="preserve">Подробнее: Тема 2, разделы 2.2 и 2.5.</w:t>
       </w:r>
     </w:p>
-    <w:bookmarkEnd w:id="64"/>
-    <w:bookmarkStart w:id="65" w:name="X89e186e7a6bf3e0247d1700e17da3d2fd730e21"/>
+    <w:bookmarkEnd w:id="65"/>
+    <w:bookmarkStart w:id="66" w:name="X89e186e7a6bf3e0247d1700e17da3d2fd730e21"/>
     <w:p>
       <w:pPr>
         <w:pStyle w:val="Heading3"/>
@@ -4264,9 +4388,9 @@
         <w:t xml:space="preserve">Подробнее: Тема 2, раздел 2.1.</w:t>
       </w:r>
     </w:p>
-    <w:bookmarkEnd w:id="65"/>
     <w:bookmarkEnd w:id="66"/>
-    <w:bookmarkStart w:id="70" w:name="зубы-и-дёсны"/>
+    <w:bookmarkEnd w:id="67"/>
+    <w:bookmarkStart w:id="71" w:name="зубы-и-дёсны"/>
     <w:p>
       <w:pPr>
         <w:pStyle w:val="Heading2"/>
@@ -4275,7 +4399,7 @@
         <w:t xml:space="preserve">Зубы и дёсны</w:t>
       </w:r>
     </w:p>
-    <w:bookmarkStart w:id="67" w:name="зубная-боль-отёк-щеки-или-десны"/>
+    <w:bookmarkStart w:id="68" w:name="зубная-боль-отёк-щеки-или-десны"/>
     <w:p>
       <w:pPr>
         <w:pStyle w:val="Heading3"/>
@@ -4350,8 +4474,8 @@
         <w:t xml:space="preserve">Подробнее: Тема 6, раздел 6.9.</w:t>
       </w:r>
     </w:p>
-    <w:bookmarkEnd w:id="67"/>
-    <w:bookmarkStart w:id="68" w:name="кровоточат-дёсны"/>
+    <w:bookmarkEnd w:id="68"/>
+    <w:bookmarkStart w:id="69" w:name="кровоточат-дёсны"/>
     <w:p>
       <w:pPr>
         <w:pStyle w:val="Heading3"/>
@@ -4408,8 +4532,8 @@
         <w:t xml:space="preserve">Подробнее: Тема 6, раздел 6.1.</w:t>
       </w:r>
     </w:p>
-    <w:bookmarkEnd w:id="68"/>
-    <w:bookmarkStart w:id="69" w:name="шатается-зуб-новообразование-на-десне"/>
+    <w:bookmarkEnd w:id="69"/>
+    <w:bookmarkStart w:id="70" w:name="шатается-зуб-новообразование-на-десне"/>
     <w:p>
       <w:pPr>
         <w:pStyle w:val="Heading3"/>
@@ -4466,10 +4590,10 @@
         <w:t xml:space="preserve">Подробнее: Тема 6, раздел 6.8.</w:t>
       </w:r>
     </w:p>
-    <w:bookmarkEnd w:id="69"/>
     <w:bookmarkEnd w:id="70"/>
     <w:bookmarkEnd w:id="71"/>
-    <w:bookmarkStart w:id="94" w:name="что-то-случилось"/>
+    <w:bookmarkEnd w:id="72"/>
+    <w:bookmarkStart w:id="95" w:name="что-то-случилось"/>
     <w:p>
       <w:pPr>
         <w:pStyle w:val="Heading1"/>
@@ -4478,7 +4602,7 @@
         <w:t xml:space="preserve">Что-то случилось</w:t>
       </w:r>
     </w:p>
-    <w:bookmarkStart w:id="75" w:name="травма-или-укус"/>
+    <w:bookmarkStart w:id="76" w:name="травма-или-укус"/>
     <w:p>
       <w:pPr>
         <w:pStyle w:val="Heading2"/>
@@ -4487,7 +4611,7 @@
         <w:t xml:space="preserve">Травма или укус</w:t>
       </w:r>
     </w:p>
-    <w:bookmarkStart w:id="72" w:name="X3f4d900f5fb6594e06f0206778d3d58457cf273"/>
+    <w:bookmarkStart w:id="73" w:name="X3f4d900f5fb6594e06f0206778d3d58457cf273"/>
     <w:p>
       <w:pPr>
         <w:pStyle w:val="Heading3"/>
@@ -4536,7 +4660,7 @@
       <w:pPr>
         <w:numPr>
           <w:ilvl w:val="0"/>
-          <w:numId w:val="1025"/>
+          <w:numId w:val="1026"/>
         </w:numPr>
         <w:pStyle w:val="Compact"/>
       </w:pPr>
@@ -4548,7 +4672,7 @@
       <w:pPr>
         <w:numPr>
           <w:ilvl w:val="0"/>
-          <w:numId w:val="1025"/>
+          <w:numId w:val="1026"/>
         </w:numPr>
         <w:pStyle w:val="Compact"/>
       </w:pPr>
@@ -4560,7 +4684,7 @@
       <w:pPr>
         <w:numPr>
           <w:ilvl w:val="0"/>
-          <w:numId w:val="1025"/>
+          <w:numId w:val="1026"/>
         </w:numPr>
         <w:pStyle w:val="Compact"/>
       </w:pPr>
@@ -4572,7 +4696,7 @@
       <w:pPr>
         <w:numPr>
           <w:ilvl w:val="0"/>
-          <w:numId w:val="1025"/>
+          <w:numId w:val="1026"/>
         </w:numPr>
         <w:pStyle w:val="Compact"/>
       </w:pPr>
@@ -4584,7 +4708,7 @@
       <w:pPr>
         <w:numPr>
           <w:ilvl w:val="0"/>
-          <w:numId w:val="1025"/>
+          <w:numId w:val="1026"/>
         </w:numPr>
         <w:pStyle w:val="Compact"/>
       </w:pPr>
@@ -4616,7 +4740,7 @@
       <w:pPr>
         <w:numPr>
           <w:ilvl w:val="0"/>
-          <w:numId w:val="1026"/>
+          <w:numId w:val="1027"/>
         </w:numPr>
         <w:pStyle w:val="Compact"/>
       </w:pPr>
@@ -4628,7 +4752,7 @@
       <w:pPr>
         <w:numPr>
           <w:ilvl w:val="0"/>
-          <w:numId w:val="1026"/>
+          <w:numId w:val="1027"/>
         </w:numPr>
         <w:pStyle w:val="Compact"/>
       </w:pPr>
@@ -4666,8 +4790,8 @@
         <w:t xml:space="preserve">Подробнее: Тема 8, разделы 8.13 и 8.16.</w:t>
       </w:r>
     </w:p>
-    <w:bookmarkEnd w:id="72"/>
-    <w:bookmarkStart w:id="73" w:name="укусил-клещ-0.14"/>
+    <w:bookmarkEnd w:id="73"/>
+    <w:bookmarkStart w:id="74" w:name="укусил-клещ-0.14"/>
     <w:p>
       <w:pPr>
         <w:pStyle w:val="Heading3"/>
@@ -4710,7 +4834,7 @@
       <w:pPr>
         <w:numPr>
           <w:ilvl w:val="0"/>
-          <w:numId w:val="1027"/>
+          <w:numId w:val="1028"/>
         </w:numPr>
         <w:pStyle w:val="Compact"/>
       </w:pPr>
@@ -4722,7 +4846,7 @@
       <w:pPr>
         <w:numPr>
           <w:ilvl w:val="0"/>
-          <w:numId w:val="1027"/>
+          <w:numId w:val="1028"/>
         </w:numPr>
         <w:pStyle w:val="Compact"/>
       </w:pPr>
@@ -4734,7 +4858,7 @@
       <w:pPr>
         <w:numPr>
           <w:ilvl w:val="0"/>
-          <w:numId w:val="1027"/>
+          <w:numId w:val="1028"/>
         </w:numPr>
         <w:pStyle w:val="Compact"/>
       </w:pPr>
@@ -4754,8 +4878,8 @@
         <w:t xml:space="preserve">Подробнее: Тема 9, раздел 9.14.</w:t>
       </w:r>
     </w:p>
-    <w:bookmarkEnd w:id="73"/>
-    <w:bookmarkStart w:id="74" w:name="укусило-животное-0.14"/>
+    <w:bookmarkEnd w:id="74"/>
+    <w:bookmarkStart w:id="75" w:name="укусило-животное-0.14"/>
     <w:p>
       <w:pPr>
         <w:pStyle w:val="Heading3"/>
@@ -4798,7 +4922,7 @@
       <w:pPr>
         <w:numPr>
           <w:ilvl w:val="0"/>
-          <w:numId w:val="1028"/>
+          <w:numId w:val="1029"/>
         </w:numPr>
         <w:pStyle w:val="Compact"/>
       </w:pPr>
@@ -4810,7 +4934,7 @@
       <w:pPr>
         <w:numPr>
           <w:ilvl w:val="0"/>
-          <w:numId w:val="1028"/>
+          <w:numId w:val="1029"/>
         </w:numPr>
         <w:pStyle w:val="Compact"/>
       </w:pPr>
@@ -4830,9 +4954,9 @@
         <w:t xml:space="preserve">Подробнее: Тема 9, раздел 9.14.</w:t>
       </w:r>
     </w:p>
-    <w:bookmarkEnd w:id="74"/>
     <w:bookmarkEnd w:id="75"/>
-    <w:bookmarkStart w:id="81" w:name="лекарство-или-алкоголь"/>
+    <w:bookmarkEnd w:id="76"/>
+    <w:bookmarkStart w:id="82" w:name="лекарство-или-алкоголь"/>
     <w:p>
       <w:pPr>
         <w:pStyle w:val="Heading2"/>
@@ -4841,7 +4965,7 @@
         <w:t xml:space="preserve">Лекарство или алкоголь</w:t>
       </w:r>
     </w:p>
-    <w:bookmarkStart w:id="76" w:name="выпила-слишком-много-таблеток-0.16"/>
+    <w:bookmarkStart w:id="77" w:name="выпила-слишком-много-таблеток-0.16"/>
     <w:p>
       <w:pPr>
         <w:pStyle w:val="Heading3"/>
@@ -4952,8 +5076,8 @@
         <w:t xml:space="preserve">Подробнее: Тема 7, разделы 7.3, 7.7 и 7.16.</w:t>
       </w:r>
     </w:p>
-    <w:bookmarkEnd w:id="76"/>
-    <w:bookmarkStart w:id="77" w:name="Xf7ed1493a6592e5b7de9a4d76c8175646e570fb"/>
+    <w:bookmarkEnd w:id="77"/>
+    <w:bookmarkStart w:id="78" w:name="Xf7ed1493a6592e5b7de9a4d76c8175646e570fb"/>
     <w:p>
       <w:pPr>
         <w:pStyle w:val="Heading3"/>
@@ -5046,8 +5170,8 @@
         <w:t xml:space="preserve">Подробнее: Тема 7, раздел 7.16.</w:t>
       </w:r>
     </w:p>
-    <w:bookmarkEnd w:id="77"/>
-    <w:bookmarkStart w:id="78" w:name="назначили-новое-лекарство"/>
+    <w:bookmarkEnd w:id="78"/>
+    <w:bookmarkStart w:id="79" w:name="назначили-новое-лекарство"/>
     <w:p>
       <w:pPr>
         <w:pStyle w:val="Heading3"/>
@@ -5104,8 +5228,8 @@
         <w:t xml:space="preserve">Подробнее: Тема 7, разделы 7.1 и 7.17; Приложение 1, группа «Лекарства».</w:t>
       </w:r>
     </w:p>
-    <w:bookmarkEnd w:id="78"/>
-    <w:bookmarkStart w:id="79" w:name="X0e5bf1c9268b2f904ae13f889289288cb686c07"/>
+    <w:bookmarkEnd w:id="79"/>
+    <w:bookmarkStart w:id="80" w:name="X0e5bf1c9268b2f904ae13f889289288cb686c07"/>
     <w:p>
       <w:pPr>
         <w:pStyle w:val="Heading3"/>
@@ -5162,8 +5286,8 @@
         <w:t xml:space="preserve">Подробнее: Тема 7, раздел 7.5.</w:t>
       </w:r>
     </w:p>
-    <w:bookmarkEnd w:id="79"/>
-    <w:bookmarkStart w:id="80" w:name="X5d9bf76a4d3438955f8edfaa74f0a06cafed779"/>
+    <w:bookmarkEnd w:id="80"/>
+    <w:bookmarkStart w:id="81" w:name="X5d9bf76a4d3438955f8edfaa74f0a06cafed779"/>
     <w:p>
       <w:pPr>
         <w:pStyle w:val="Heading3"/>
@@ -5220,9 +5344,9 @@
         <w:t xml:space="preserve">Подробнее: Тема 8, раздел 8.1.</w:t>
       </w:r>
     </w:p>
-    <w:bookmarkEnd w:id="80"/>
     <w:bookmarkEnd w:id="81"/>
-    <w:bookmarkStart w:id="86" w:name="дым-отравление-жара"/>
+    <w:bookmarkEnd w:id="82"/>
+    <w:bookmarkStart w:id="87" w:name="дым-отравление-жара"/>
     <w:p>
       <w:pPr>
         <w:pStyle w:val="Heading2"/>
@@ -5231,7 +5355,7 @@
         <w:t xml:space="preserve">Дым, отравление, жара</w:t>
       </w:r>
     </w:p>
-    <w:bookmarkStart w:id="82" w:name="угарный-газ-0.15"/>
+    <w:bookmarkStart w:id="83" w:name="угарный-газ-0.15"/>
     <w:p>
       <w:pPr>
         <w:pStyle w:val="Heading3"/>
@@ -5332,8 +5456,8 @@
         <w:t xml:space="preserve">Подробнее: Тема 8, раздел 8.8.</w:t>
       </w:r>
     </w:p>
-    <w:bookmarkEnd w:id="82"/>
-    <w:bookmarkStart w:id="83" w:name="перегрелась-баня-жара-солнце-0.15"/>
+    <w:bookmarkEnd w:id="83"/>
+    <w:bookmarkStart w:id="84" w:name="перегрелась-баня-жара-солнце-0.15"/>
     <w:p>
       <w:pPr>
         <w:pStyle w:val="Heading3"/>
@@ -5408,8 +5532,8 @@
         <w:t xml:space="preserve">Подробнее: Тема 8, раздел 8.9; Тема 5, раздел 5.5.</w:t>
       </w:r>
     </w:p>
-    <w:bookmarkEnd w:id="83"/>
-    <w:bookmarkStart w:id="84" w:name="надышалась-дымом-краской-бытовой-химией"/>
+    <w:bookmarkEnd w:id="84"/>
+    <w:bookmarkStart w:id="85" w:name="надышалась-дымом-краской-бытовой-химией"/>
     <w:p>
       <w:pPr>
         <w:pStyle w:val="Heading3"/>
@@ -5484,8 +5608,8 @@
         <w:t xml:space="preserve">Подробнее: Тема 8, разделы 8.3, 8.7 и 8.8.</w:t>
       </w:r>
     </w:p>
-    <w:bookmarkEnd w:id="84"/>
-    <w:bookmarkStart w:id="85" w:name="Xba20b60ea165243d713434994127b9be8557fd6"/>
+    <w:bookmarkEnd w:id="85"/>
+    <w:bookmarkStart w:id="86" w:name="Xba20b60ea165243d713434994127b9be8557fd6"/>
     <w:p>
       <w:pPr>
         <w:pStyle w:val="Heading3"/>
@@ -5578,9 +5702,9 @@
         <w:t xml:space="preserve">Подробнее: Тема 1, раздел 1.5; Тема 9, разделы 9.3 и 9.13.</w:t>
       </w:r>
     </w:p>
-    <w:bookmarkEnd w:id="85"/>
     <w:bookmarkEnd w:id="86"/>
-    <w:bookmarkStart w:id="89" w:name="болезнь-рядом-прививки"/>
+    <w:bookmarkEnd w:id="87"/>
+    <w:bookmarkStart w:id="90" w:name="болезнь-рядом-прививки"/>
     <w:p>
       <w:pPr>
         <w:pStyle w:val="Heading2"/>
@@ -5589,7 +5713,7 @@
         <w:t xml:space="preserve">Болезнь рядом, прививки</w:t>
       </w:r>
     </w:p>
-    <w:bookmarkStart w:id="87" w:name="X2ae797fd2df31829ac4528857dfd10eedff787a"/>
+    <w:bookmarkStart w:id="88" w:name="X2ae797fd2df31829ac4528857dfd10eedff787a"/>
     <w:p>
       <w:pPr>
         <w:pStyle w:val="Heading3"/>
@@ -5646,8 +5770,8 @@
         <w:t xml:space="preserve">Подробнее: Тема 9, разделы 9.2, 9.9 и 9.10.</w:t>
       </w:r>
     </w:p>
-    <w:bookmarkEnd w:id="87"/>
-    <w:bookmarkStart w:id="88" w:name="предлагают-прививку"/>
+    <w:bookmarkEnd w:id="88"/>
+    <w:bookmarkStart w:id="89" w:name="предлагают-прививку"/>
     <w:p>
       <w:pPr>
         <w:pStyle w:val="Heading3"/>
@@ -5704,9 +5828,9 @@
         <w:t xml:space="preserve">Подробнее: Тема 9, разделы 9.7 и 9.8.</w:t>
       </w:r>
     </w:p>
-    <w:bookmarkEnd w:id="88"/>
     <w:bookmarkEnd w:id="89"/>
-    <w:bookmarkStart w:id="91" w:name="результат-анализа"/>
+    <w:bookmarkEnd w:id="90"/>
+    <w:bookmarkStart w:id="92" w:name="результат-анализа"/>
     <w:p>
       <w:pPr>
         <w:pStyle w:val="Heading2"/>
@@ -5715,7 +5839,7 @@
         <w:t xml:space="preserve">Результат анализа</w:t>
       </w:r>
     </w:p>
-    <w:bookmarkStart w:id="90" w:name="Xc0e07379ab02dc1253e3cd6c9f4182531a38a35"/>
+    <w:bookmarkStart w:id="91" w:name="Xc0e07379ab02dc1253e3cd6c9f4182531a38a35"/>
     <w:p>
       <w:pPr>
         <w:pStyle w:val="Heading3"/>
@@ -5790,9 +5914,9 @@
         <w:t xml:space="preserve">Подробнее: Приложение 1, группа «В бланке анализа и результате УЗИ»; положительный анализ на антитела (IgM, IgG) — Тема 9, раздел 9.18.</w:t>
       </w:r>
     </w:p>
-    <w:bookmarkEnd w:id="90"/>
     <w:bookmarkEnd w:id="91"/>
-    <w:bookmarkStart w:id="93" w:name="мне-угрожают"/>
+    <w:bookmarkEnd w:id="92"/>
+    <w:bookmarkStart w:id="94" w:name="мне-угрожают"/>
     <w:p>
       <w:pPr>
         <w:pStyle w:val="Heading2"/>
@@ -5801,7 +5925,7 @@
         <w:t xml:space="preserve">Мне угрожают</w:t>
       </w:r>
     </w:p>
-    <w:bookmarkStart w:id="92" w:name="бьют-или-угрожают-небезопасно-дома-0.18"/>
+    <w:bookmarkStart w:id="93" w:name="бьют-или-угрожают-небезопасно-дома-0.18"/>
     <w:p>
       <w:pPr>
         <w:pStyle w:val="Heading3"/>
@@ -5865,7 +5989,7 @@
       <w:pPr>
         <w:numPr>
           <w:ilvl w:val="0"/>
-          <w:numId w:val="1029"/>
+          <w:numId w:val="1030"/>
         </w:numPr>
         <w:pStyle w:val="Compact"/>
       </w:pPr>
@@ -5877,7 +6001,7 @@
       <w:pPr>
         <w:numPr>
           <w:ilvl w:val="0"/>
-          <w:numId w:val="1029"/>
+          <w:numId w:val="1030"/>
         </w:numPr>
         <w:pStyle w:val="Compact"/>
       </w:pPr>
@@ -5889,7 +6013,7 @@
       <w:pPr>
         <w:numPr>
           <w:ilvl w:val="0"/>
-          <w:numId w:val="1029"/>
+          <w:numId w:val="1030"/>
         </w:numPr>
         <w:pStyle w:val="Compact"/>
       </w:pPr>
@@ -5917,10 +6041,10 @@
         <w:t xml:space="preserve">Подробнее: Тема 10, раздел 10.13 и врезка «Куда обращаться за помощью»; Тема 8, раздел 8.16.</w:t>
       </w:r>
     </w:p>
-    <w:bookmarkEnd w:id="92"/>
     <w:bookmarkEnd w:id="93"/>
     <w:bookmarkEnd w:id="94"/>
-    <w:bookmarkStart w:id="98" w:name="если-резко-стало-хуже-0.19"/>
+    <w:bookmarkEnd w:id="95"/>
+    <w:bookmarkStart w:id="99" w:name="если-резко-стало-хуже-0.19"/>
     <w:p>
       <w:pPr>
         <w:pStyle w:val="Heading1"/>
@@ -5987,7 +6111,7 @@
         <w:t xml:space="preserve">Если симптом новый и тревожит, но резкого ухудшения нет, — свяжитесь с врачом в тот же или на следующий день (Тема 11, раздел 11.7).</w:t>
       </w:r>
     </w:p>
-    <w:bookmarkStart w:id="97" w:name="клинические-и-научные-источники"/>
+    <w:bookmarkStart w:id="98" w:name="клинические-и-научные-источники"/>
     <w:p>
       <w:pPr>
         <w:pStyle w:val="Heading2"/>
@@ -6020,7 +6144,7 @@
       <w:pPr>
         <w:numPr>
           <w:ilvl w:val="0"/>
-          <w:numId w:val="1030"/>
+          <w:numId w:val="1031"/>
         </w:numPr>
       </w:pPr>
       <w:r>
@@ -6041,7 +6165,7 @@
       <w:pPr>
         <w:numPr>
           <w:ilvl w:val="0"/>
-          <w:numId w:val="1030"/>
+          <w:numId w:val="1031"/>
         </w:numPr>
       </w:pPr>
       <w:r>
@@ -6052,7 +6176,7 @@
       <w:pPr>
         <w:numPr>
           <w:ilvl w:val="0"/>
-          <w:numId w:val="1030"/>
+          <w:numId w:val="1031"/>
         </w:numPr>
       </w:pPr>
       <w:r>
@@ -6063,7 +6187,7 @@
       <w:pPr>
         <w:numPr>
           <w:ilvl w:val="0"/>
-          <w:numId w:val="1030"/>
+          <w:numId w:val="1031"/>
         </w:numPr>
       </w:pPr>
       <w:r>
@@ -6074,7 +6198,7 @@
       <w:pPr>
         <w:numPr>
           <w:ilvl w:val="0"/>
-          <w:numId w:val="1030"/>
+          <w:numId w:val="1031"/>
         </w:numPr>
       </w:pPr>
       <w:r>
@@ -6095,7 +6219,7 @@
       <w:pPr>
         <w:numPr>
           <w:ilvl w:val="0"/>
-          <w:numId w:val="1030"/>
+          <w:numId w:val="1031"/>
         </w:numPr>
       </w:pPr>
       <w:r>
@@ -6104,7 +6228,7 @@
       <w:r>
         <w:t xml:space="preserve"> </w:t>
       </w:r>
-      <w:hyperlink r:id="rId95">
+      <w:hyperlink r:id="rId96">
         <w:r>
           <w:rPr>
             <w:rStyle w:val="Hyperlink"/>
@@ -6133,7 +6257,7 @@
       <w:pPr>
         <w:numPr>
           <w:ilvl w:val="0"/>
-          <w:numId w:val="1030"/>
+          <w:numId w:val="1031"/>
         </w:numPr>
       </w:pPr>
       <w:r>
@@ -6166,7 +6290,7 @@
       <w:pPr>
         <w:numPr>
           <w:ilvl w:val="0"/>
-          <w:numId w:val="1031"/>
+          <w:numId w:val="1032"/>
         </w:numPr>
         <w:pStyle w:val="Compact"/>
       </w:pPr>
@@ -6188,7 +6312,7 @@
       <w:pPr>
         <w:numPr>
           <w:ilvl w:val="0"/>
-          <w:numId w:val="1031"/>
+          <w:numId w:val="1032"/>
         </w:numPr>
         <w:pStyle w:val="Compact"/>
       </w:pPr>
@@ -6210,7 +6334,7 @@
       <w:pPr>
         <w:numPr>
           <w:ilvl w:val="0"/>
-          <w:numId w:val="1031"/>
+          <w:numId w:val="1032"/>
         </w:numPr>
         <w:pStyle w:val="Compact"/>
       </w:pPr>
@@ -6238,7 +6362,7 @@
       <w:pPr>
         <w:numPr>
           <w:ilvl w:val="0"/>
-          <w:numId w:val="1031"/>
+          <w:numId w:val="1032"/>
         </w:numPr>
         <w:pStyle w:val="Compact"/>
       </w:pPr>
@@ -6260,7 +6384,7 @@
       <w:pPr>
         <w:numPr>
           <w:ilvl w:val="0"/>
-          <w:numId w:val="1031"/>
+          <w:numId w:val="1032"/>
         </w:numPr>
         <w:pStyle w:val="Compact"/>
       </w:pPr>
@@ -6282,7 +6406,7 @@
       <w:pPr>
         <w:numPr>
           <w:ilvl w:val="0"/>
-          <w:numId w:val="1031"/>
+          <w:numId w:val="1032"/>
         </w:numPr>
         <w:pStyle w:val="Compact"/>
       </w:pPr>
@@ -6304,7 +6428,7 @@
       <w:pPr>
         <w:numPr>
           <w:ilvl w:val="0"/>
-          <w:numId w:val="1031"/>
+          <w:numId w:val="1032"/>
         </w:numPr>
         <w:pStyle w:val="Compact"/>
       </w:pPr>
@@ -6338,7 +6462,7 @@
       <w:pPr>
         <w:numPr>
           <w:ilvl w:val="0"/>
-          <w:numId w:val="1032"/>
+          <w:numId w:val="1033"/>
         </w:numPr>
         <w:pStyle w:val="Compact"/>
       </w:pPr>
@@ -6360,7 +6484,7 @@
       <w:pPr>
         <w:numPr>
           <w:ilvl w:val="0"/>
-          <w:numId w:val="1032"/>
+          <w:numId w:val="1033"/>
         </w:numPr>
         <w:pStyle w:val="Compact"/>
       </w:pPr>
@@ -6394,7 +6518,7 @@
       <w:pPr>
         <w:numPr>
           <w:ilvl w:val="0"/>
-          <w:numId w:val="1033"/>
+          <w:numId w:val="1034"/>
         </w:numPr>
         <w:pStyle w:val="Compact"/>
       </w:pPr>
@@ -6432,7 +6556,7 @@
       <w:pPr>
         <w:numPr>
           <w:ilvl w:val="0"/>
-          <w:numId w:val="1033"/>
+          <w:numId w:val="1034"/>
         </w:numPr>
         <w:pStyle w:val="Compact"/>
       </w:pPr>
@@ -6454,7 +6578,7 @@
       <w:pPr>
         <w:numPr>
           <w:ilvl w:val="0"/>
-          <w:numId w:val="1033"/>
+          <w:numId w:val="1034"/>
         </w:numPr>
         <w:pStyle w:val="Compact"/>
       </w:pPr>
@@ -6488,7 +6612,7 @@
       <w:pPr>
         <w:numPr>
           <w:ilvl w:val="0"/>
-          <w:numId w:val="1034"/>
+          <w:numId w:val="1035"/>
         </w:numPr>
         <w:pStyle w:val="Compact"/>
       </w:pPr>
@@ -6500,7 +6624,7 @@
       <w:pPr>
         <w:numPr>
           <w:ilvl w:val="0"/>
-          <w:numId w:val="1034"/>
+          <w:numId w:val="1035"/>
         </w:numPr>
         <w:pStyle w:val="Compact"/>
       </w:pPr>
@@ -6524,7 +6648,7 @@
       <w:pPr>
         <w:numPr>
           <w:ilvl w:val="0"/>
-          <w:numId w:val="1035"/>
+          <w:numId w:val="1036"/>
         </w:numPr>
         <w:pStyle w:val="Compact"/>
       </w:pPr>
@@ -6546,7 +6670,7 @@
       <w:pPr>
         <w:numPr>
           <w:ilvl w:val="0"/>
-          <w:numId w:val="1035"/>
+          <w:numId w:val="1036"/>
         </w:numPr>
         <w:pStyle w:val="Compact"/>
       </w:pPr>
@@ -6570,7 +6694,7 @@
       <w:pPr>
         <w:numPr>
           <w:ilvl w:val="0"/>
-          <w:numId w:val="1036"/>
+          <w:numId w:val="1037"/>
         </w:numPr>
         <w:pStyle w:val="Compact"/>
       </w:pPr>
@@ -6592,7 +6716,7 @@
       <w:pPr>
         <w:numPr>
           <w:ilvl w:val="0"/>
-          <w:numId w:val="1036"/>
+          <w:numId w:val="1037"/>
         </w:numPr>
         <w:pStyle w:val="Compact"/>
       </w:pPr>
@@ -6614,7 +6738,7 @@
       <w:pPr>
         <w:numPr>
           <w:ilvl w:val="0"/>
-          <w:numId w:val="1036"/>
+          <w:numId w:val="1037"/>
         </w:numPr>
         <w:pStyle w:val="Compact"/>
       </w:pPr>
@@ -6648,7 +6772,7 @@
       <w:pPr>
         <w:numPr>
           <w:ilvl w:val="0"/>
-          <w:numId w:val="1037"/>
+          <w:numId w:val="1038"/>
         </w:numPr>
         <w:pStyle w:val="Compact"/>
       </w:pPr>
@@ -6682,7 +6806,7 @@
       <w:pPr>
         <w:numPr>
           <w:ilvl w:val="0"/>
-          <w:numId w:val="1038"/>
+          <w:numId w:val="1039"/>
         </w:numPr>
         <w:pStyle w:val="Compact"/>
       </w:pPr>
@@ -6716,7 +6840,7 @@
       <w:pPr>
         <w:numPr>
           <w:ilvl w:val="0"/>
-          <w:numId w:val="1039"/>
+          <w:numId w:val="1040"/>
         </w:numPr>
         <w:pStyle w:val="Compact"/>
       </w:pPr>
@@ -6744,7 +6868,7 @@
       <w:pPr>
         <w:numPr>
           <w:ilvl w:val="0"/>
-          <w:numId w:val="1039"/>
+          <w:numId w:val="1040"/>
         </w:numPr>
         <w:pStyle w:val="Compact"/>
       </w:pPr>
@@ -6756,7 +6880,7 @@
       <w:pPr>
         <w:numPr>
           <w:ilvl w:val="0"/>
-          <w:numId w:val="1039"/>
+          <w:numId w:val="1040"/>
         </w:numPr>
         <w:pStyle w:val="Compact"/>
       </w:pPr>
@@ -6780,7 +6904,7 @@
       <w:pPr>
         <w:numPr>
           <w:ilvl w:val="0"/>
-          <w:numId w:val="1040"/>
+          <w:numId w:val="1041"/>
         </w:numPr>
         <w:pStyle w:val="Compact"/>
       </w:pPr>
@@ -6802,7 +6926,7 @@
       <w:pPr>
         <w:numPr>
           <w:ilvl w:val="0"/>
-          <w:numId w:val="1040"/>
+          <w:numId w:val="1041"/>
         </w:numPr>
         <w:pStyle w:val="Compact"/>
       </w:pPr>
@@ -6814,7 +6938,7 @@
       <w:pPr>
         <w:numPr>
           <w:ilvl w:val="0"/>
-          <w:numId w:val="1040"/>
+          <w:numId w:val="1041"/>
         </w:numPr>
         <w:pStyle w:val="Compact"/>
       </w:pPr>
@@ -6826,7 +6950,7 @@
       <w:pPr>
         <w:numPr>
           <w:ilvl w:val="0"/>
-          <w:numId w:val="1040"/>
+          <w:numId w:val="1041"/>
         </w:numPr>
         <w:pStyle w:val="Compact"/>
       </w:pPr>
@@ -6838,7 +6962,7 @@
       <w:pPr>
         <w:numPr>
           <w:ilvl w:val="0"/>
-          <w:numId w:val="1040"/>
+          <w:numId w:val="1041"/>
         </w:numPr>
         <w:pStyle w:val="Compact"/>
       </w:pPr>
@@ -6872,7 +6996,7 @@
       <w:pPr>
         <w:numPr>
           <w:ilvl w:val="0"/>
-          <w:numId w:val="1041"/>
+          <w:numId w:val="1042"/>
         </w:numPr>
         <w:pStyle w:val="Compact"/>
       </w:pPr>
@@ -6884,7 +7008,7 @@
       <w:pPr>
         <w:numPr>
           <w:ilvl w:val="0"/>
-          <w:numId w:val="1041"/>
+          <w:numId w:val="1042"/>
         </w:numPr>
         <w:pStyle w:val="Compact"/>
       </w:pPr>
@@ -6906,7 +7030,7 @@
       <w:pPr>
         <w:numPr>
           <w:ilvl w:val="0"/>
-          <w:numId w:val="1041"/>
+          <w:numId w:val="1042"/>
         </w:numPr>
         <w:pStyle w:val="Compact"/>
       </w:pPr>
@@ -6918,7 +7042,7 @@
       <w:pPr>
         <w:numPr>
           <w:ilvl w:val="0"/>
-          <w:numId w:val="1041"/>
+          <w:numId w:val="1042"/>
         </w:numPr>
         <w:pStyle w:val="Compact"/>
       </w:pPr>
@@ -6940,7 +7064,7 @@
       <w:pPr>
         <w:numPr>
           <w:ilvl w:val="0"/>
-          <w:numId w:val="1041"/>
+          <w:numId w:val="1042"/>
         </w:numPr>
         <w:pStyle w:val="Compact"/>
       </w:pPr>
@@ -6974,7 +7098,7 @@
       <w:pPr>
         <w:numPr>
           <w:ilvl w:val="0"/>
-          <w:numId w:val="1042"/>
+          <w:numId w:val="1043"/>
         </w:numPr>
         <w:pStyle w:val="Compact"/>
       </w:pPr>
@@ -6996,7 +7120,7 @@
       <w:pPr>
         <w:numPr>
           <w:ilvl w:val="0"/>
-          <w:numId w:val="1042"/>
+          <w:numId w:val="1043"/>
         </w:numPr>
         <w:pStyle w:val="Compact"/>
       </w:pPr>
@@ -7018,7 +7142,7 @@
       <w:pPr>
         <w:numPr>
           <w:ilvl w:val="0"/>
-          <w:numId w:val="1042"/>
+          <w:numId w:val="1043"/>
         </w:numPr>
         <w:pStyle w:val="Compact"/>
       </w:pPr>
@@ -7030,7 +7154,7 @@
       <w:pPr>
         <w:numPr>
           <w:ilvl w:val="0"/>
-          <w:numId w:val="1042"/>
+          <w:numId w:val="1043"/>
         </w:numPr>
         <w:pStyle w:val="Compact"/>
       </w:pPr>
@@ -7052,7 +7176,7 @@
       <w:pPr>
         <w:numPr>
           <w:ilvl w:val="0"/>
-          <w:numId w:val="1042"/>
+          <w:numId w:val="1043"/>
         </w:numPr>
         <w:pStyle w:val="Compact"/>
       </w:pPr>
@@ -7074,7 +7198,7 @@
       <w:pPr>
         <w:numPr>
           <w:ilvl w:val="0"/>
-          <w:numId w:val="1042"/>
+          <w:numId w:val="1043"/>
         </w:numPr>
         <w:pStyle w:val="Compact"/>
       </w:pPr>
@@ -7096,7 +7220,7 @@
       <w:pPr>
         <w:numPr>
           <w:ilvl w:val="0"/>
-          <w:numId w:val="1042"/>
+          <w:numId w:val="1043"/>
         </w:numPr>
         <w:pStyle w:val="Compact"/>
       </w:pPr>
@@ -7130,7 +7254,7 @@
       <w:pPr>
         <w:numPr>
           <w:ilvl w:val="0"/>
-          <w:numId w:val="1043"/>
+          <w:numId w:val="1044"/>
         </w:numPr>
         <w:pStyle w:val="Compact"/>
       </w:pPr>
@@ -7142,7 +7266,7 @@
       <w:pPr>
         <w:numPr>
           <w:ilvl w:val="0"/>
-          <w:numId w:val="1043"/>
+          <w:numId w:val="1044"/>
         </w:numPr>
         <w:pStyle w:val="Compact"/>
       </w:pPr>
@@ -7164,7 +7288,7 @@
       <w:pPr>
         <w:numPr>
           <w:ilvl w:val="0"/>
-          <w:numId w:val="1043"/>
+          <w:numId w:val="1044"/>
         </w:numPr>
         <w:pStyle w:val="Compact"/>
       </w:pPr>
@@ -7176,7 +7300,7 @@
       <w:pPr>
         <w:numPr>
           <w:ilvl w:val="0"/>
-          <w:numId w:val="1043"/>
+          <w:numId w:val="1044"/>
         </w:numPr>
         <w:pStyle w:val="Compact"/>
       </w:pPr>
@@ -7225,7 +7349,7 @@
       <w:pPr>
         <w:numPr>
           <w:ilvl w:val="0"/>
-          <w:numId w:val="1044"/>
+          <w:numId w:val="1045"/>
         </w:numPr>
         <w:pStyle w:val="Compact"/>
       </w:pPr>
@@ -7235,7 +7359,7 @@
       <w:r>
         <w:t xml:space="preserve"> </w:t>
       </w:r>
-      <w:hyperlink r:id="rId96">
+      <w:hyperlink r:id="rId97">
         <w:r>
           <w:rPr>
             <w:rStyle w:val="Hyperlink"/>
@@ -7267,8 +7391,8 @@
         <w:t xml:space="preserve">Перенесено из списка приложений 20.10.2026 вместе со строкой навигатора.</w:t>
       </w:r>
     </w:p>
-    <w:bookmarkEnd w:id="97"/>
     <w:bookmarkEnd w:id="98"/>
+    <w:bookmarkEnd w:id="99"/>
     <w:sectPr/>
   </w:body>
 </w:document>
@@ -8835,34 +8959,7 @@
     <w:abstractNumId w:val="991"/>
   </w:num>
   <w:num w:numId="1027">
-    <w:abstractNumId w:val="99411"/>
-    <w:lvlOverride w:ilvl="0">
-      <w:startOverride w:val="1"/>
-    </w:lvlOverride>
-    <w:lvlOverride w:ilvl="1">
-      <w:startOverride w:val="1"/>
-    </w:lvlOverride>
-    <w:lvlOverride w:ilvl="2">
-      <w:startOverride w:val="1"/>
-    </w:lvlOverride>
-    <w:lvlOverride w:ilvl="3">
-      <w:startOverride w:val="1"/>
-    </w:lvlOverride>
-    <w:lvlOverride w:ilvl="4">
-      <w:startOverride w:val="1"/>
-    </w:lvlOverride>
-    <w:lvlOverride w:ilvl="5">
-      <w:startOverride w:val="1"/>
-    </w:lvlOverride>
-    <w:lvlOverride w:ilvl="6">
-      <w:startOverride w:val="1"/>
-    </w:lvlOverride>
-    <w:lvlOverride w:ilvl="7">
-      <w:startOverride w:val="1"/>
-    </w:lvlOverride>
-    <w:lvlOverride w:ilvl="8">
-      <w:startOverride w:val="1"/>
-    </w:lvlOverride>
+    <w:abstractNumId w:val="991"/>
   </w:num>
   <w:num w:numId="1028">
     <w:abstractNumId w:val="99411"/>
@@ -8895,9 +8992,6 @@
     </w:lvlOverride>
   </w:num>
   <w:num w:numId="1029">
-    <w:abstractNumId w:val="991"/>
-  </w:num>
-  <w:num w:numId="1030">
     <w:abstractNumId w:val="99411"/>
     <w:lvlOverride w:ilvl="0">
       <w:startOverride w:val="1"/>
@@ -8927,7 +9021,40 @@
       <w:startOverride w:val="1"/>
     </w:lvlOverride>
   </w:num>
+  <w:num w:numId="1030">
+    <w:abstractNumId w:val="991"/>
+  </w:num>
   <w:num w:numId="1031">
+    <w:abstractNumId w:val="99411"/>
+    <w:lvlOverride w:ilvl="0">
+      <w:startOverride w:val="1"/>
+    </w:lvlOverride>
+    <w:lvlOverride w:ilvl="1">
+      <w:startOverride w:val="1"/>
+    </w:lvlOverride>
+    <w:lvlOverride w:ilvl="2">
+      <w:startOverride w:val="1"/>
+    </w:lvlOverride>
+    <w:lvlOverride w:ilvl="3">
+      <w:startOverride w:val="1"/>
+    </w:lvlOverride>
+    <w:lvlOverride w:ilvl="4">
+      <w:startOverride w:val="1"/>
+    </w:lvlOverride>
+    <w:lvlOverride w:ilvl="5">
+      <w:startOverride w:val="1"/>
+    </w:lvlOverride>
+    <w:lvlOverride w:ilvl="6">
+      <w:startOverride w:val="1"/>
+    </w:lvlOverride>
+    <w:lvlOverride w:ilvl="7">
+      <w:startOverride w:val="1"/>
+    </w:lvlOverride>
+    <w:lvlOverride w:ilvl="8">
+      <w:startOverride w:val="1"/>
+    </w:lvlOverride>
+  </w:num>
+  <w:num w:numId="1032">
     <w:abstractNumId w:val="99418"/>
     <w:lvlOverride w:ilvl="0">
       <w:startOverride w:val="8"/>
@@ -8957,7 +9084,7 @@
       <w:startOverride w:val="8"/>
     </w:lvlOverride>
   </w:num>
-  <w:num w:numId="1032">
+  <w:num w:numId="1033">
     <w:abstractNumId w:val="994115"/>
     <w:lvlOverride w:ilvl="0">
       <w:startOverride w:val="15"/>
@@ -8987,7 +9114,7 @@
       <w:startOverride w:val="15"/>
     </w:lvlOverride>
   </w:num>
-  <w:num w:numId="1033">
+  <w:num w:numId="1034">
     <w:abstractNumId w:val="994117"/>
     <w:lvlOverride w:ilvl="0">
       <w:startOverride w:val="17"/>
@@ -9017,7 +9144,7 @@
       <w:startOverride w:val="17"/>
     </w:lvlOverride>
   </w:num>
-  <w:num w:numId="1034">
+  <w:num w:numId="1035">
     <w:abstractNumId w:val="994120"/>
     <w:lvlOverride w:ilvl="0">
       <w:startOverride w:val="20"/>
@@ -9047,7 +9174,7 @@
       <w:startOverride w:val="20"/>
     </w:lvlOverride>
   </w:num>
-  <w:num w:numId="1035">
+  <w:num w:numId="1036">
     <w:abstractNumId w:val="994122"/>
     <w:lvlOverride w:ilvl="0">
       <w:startOverride w:val="22"/>
@@ -9077,7 +9204,7 @@
       <w:startOverride w:val="22"/>
     </w:lvlOverride>
   </w:num>
-  <w:num w:numId="1036">
+  <w:num w:numId="1037">
     <w:abstractNumId w:val="994124"/>
     <w:lvlOverride w:ilvl="0">
       <w:startOverride w:val="24"/>
@@ -9107,7 +9234,7 @@
       <w:startOverride w:val="24"/>
     </w:lvlOverride>
   </w:num>
-  <w:num w:numId="1037">
+  <w:num w:numId="1038">
     <w:abstractNumId w:val="994127"/>
     <w:lvlOverride w:ilvl="0">
       <w:startOverride w:val="27"/>
@@ -9137,7 +9264,7 @@
       <w:startOverride w:val="27"/>
     </w:lvlOverride>
   </w:num>
-  <w:num w:numId="1038">
+  <w:num w:numId="1039">
     <w:abstractNumId w:val="994128"/>
     <w:lvlOverride w:ilvl="0">
       <w:startOverride w:val="28"/>
@@ -9167,7 +9294,7 @@
       <w:startOverride w:val="28"/>
     </w:lvlOverride>
   </w:num>
-  <w:num w:numId="1039">
+  <w:num w:numId="1040">
     <w:abstractNumId w:val="994129"/>
     <w:lvlOverride w:ilvl="0">
       <w:startOverride w:val="29"/>
@@ -9197,7 +9324,7 @@
       <w:startOverride w:val="29"/>
     </w:lvlOverride>
   </w:num>
-  <w:num w:numId="1040">
+  <w:num w:numId="1041">
     <w:abstractNumId w:val="994132"/>
     <w:lvlOverride w:ilvl="0">
       <w:startOverride w:val="32"/>
@@ -9227,7 +9354,7 @@
       <w:startOverride w:val="32"/>
     </w:lvlOverride>
   </w:num>
-  <w:num w:numId="1041">
+  <w:num w:numId="1042">
     <w:abstractNumId w:val="994137"/>
     <w:lvlOverride w:ilvl="0">
       <w:startOverride w:val="37"/>
@@ -9257,7 +9384,7 @@
       <w:startOverride w:val="37"/>
     </w:lvlOverride>
   </w:num>
-  <w:num w:numId="1042">
+  <w:num w:numId="1043">
     <w:abstractNumId w:val="994142"/>
     <w:lvlOverride w:ilvl="0">
       <w:startOverride w:val="42"/>
@@ -9287,7 +9414,7 @@
       <w:startOverride w:val="42"/>
     </w:lvlOverride>
   </w:num>
-  <w:num w:numId="1043">
+  <w:num w:numId="1044">
     <w:abstractNumId w:val="994149"/>
     <w:lvlOverride w:ilvl="0">
       <w:startOverride w:val="49"/>
@@ -9317,7 +9444,7 @@
       <w:startOverride w:val="49"/>
     </w:lvlOverride>
   </w:num>
-  <w:num w:numId="1044">
+  <w:num w:numId="1045">
     <w:abstractNumId w:val="994153"/>
     <w:lvlOverride w:ilvl="0">
       <w:startOverride w:val="53"/>

--- a/themes/theme-0/Раздел 0 — врачу 20.10.2026.docx
+++ b/themes/theme-0/Раздел 0 — врачу 20.10.2026.docx
@@ -171,6 +171,62 @@
           <w:bCs/>
           <w:b/>
         </w:rPr>
+        <w:t xml:space="preserve">После сверки с Темой 5:</w:t>
+      </w:r>
+    </w:p>
+    <w:p>
+      <w:pPr>
+        <w:numPr>
+          <w:ilvl w:val="0"/>
+          <w:numId w:val="1002"/>
+        </w:numPr>
+        <w:pStyle w:val="Compact"/>
+      </w:pPr>
+      <w:r>
+        <w:rPr>
+          <w:bCs/>
+          <w:b/>
+        </w:rPr>
+        <w:t xml:space="preserve">Жжение и боль при мочеиспускании без температуры.</w:t>
+      </w:r>
+      <w:r>
+        <w:t xml:space="preserve"> </w:t>
+      </w:r>
+      <w:r>
+        <w:t xml:space="preserve">В Разделе 0 — «позвоните своему врачу сегодня или завтра»; в Теме 5 (разделы 5.13, 5.14) по британской службе здравоохранения (NHS) — «в тот же день». Какой срок верен?</w:t>
+      </w:r>
+    </w:p>
+    <w:p>
+      <w:pPr>
+        <w:numPr>
+          <w:ilvl w:val="0"/>
+          <w:numId w:val="1002"/>
+        </w:numPr>
+        <w:pStyle w:val="Compact"/>
+      </w:pPr>
+      <w:r>
+        <w:rPr>
+          <w:bCs/>
+          <w:b/>
+        </w:rPr>
+        <w:t xml:space="preserve">Желтуха</w:t>
+      </w:r>
+      <w:r>
+        <w:t xml:space="preserve"> </w:t>
+      </w:r>
+      <w:r>
+        <w:t xml:space="preserve">(жёлтая кожа или белки глаз, тёмная моча, светлый стул). В Разделе 0 отдельной строки нет; в Теме 5 (раздел 5.2) срок обращения не определён. Нужна ли строка в Разделе 0 и с каким уровнем срочности? По клиническим рекомендациям «Внутрипеченочный холестаз при беременности» (2024) желтуха — непостоянный симптом холестаза, выраженная желтуха требует исключения вирусного гепатита.</w:t>
+      </w:r>
+    </w:p>
+    <w:p>
+      <w:pPr>
+        <w:pStyle w:val="FirstParagraph"/>
+      </w:pPr>
+      <w:r>
+        <w:rPr>
+          <w:bCs/>
+          <w:b/>
+        </w:rPr>
         <w:t xml:space="preserve">В тексте (выделены жёлтым):</w:t>
       </w:r>
       <w:r>
@@ -204,7 +260,7 @@
       <w:pPr>
         <w:numPr>
           <w:ilvl w:val="0"/>
-          <w:numId w:val="1002"/>
+          <w:numId w:val="1003"/>
         </w:numPr>
         <w:pStyle w:val="Compact"/>
       </w:pPr>
@@ -216,7 +272,7 @@
       <w:pPr>
         <w:numPr>
           <w:ilvl w:val="0"/>
-          <w:numId w:val="1002"/>
+          <w:numId w:val="1003"/>
         </w:numPr>
         <w:pStyle w:val="Compact"/>
       </w:pPr>
@@ -228,7 +284,7 @@
       <w:pPr>
         <w:numPr>
           <w:ilvl w:val="0"/>
-          <w:numId w:val="1002"/>
+          <w:numId w:val="1003"/>
         </w:numPr>
         <w:pStyle w:val="Compact"/>
       </w:pPr>
@@ -240,7 +296,7 @@
       <w:pPr>
         <w:numPr>
           <w:ilvl w:val="0"/>
-          <w:numId w:val="1002"/>
+          <w:numId w:val="1003"/>
         </w:numPr>
         <w:pStyle w:val="Compact"/>
       </w:pPr>
@@ -252,7 +308,7 @@
       <w:pPr>
         <w:numPr>
           <w:ilvl w:val="0"/>
-          <w:numId w:val="1002"/>
+          <w:numId w:val="1003"/>
         </w:numPr>
         <w:pStyle w:val="Compact"/>
       </w:pPr>
@@ -264,7 +320,7 @@
       <w:pPr>
         <w:numPr>
           <w:ilvl w:val="0"/>
-          <w:numId w:val="1002"/>
+          <w:numId w:val="1003"/>
         </w:numPr>
         <w:pStyle w:val="Compact"/>
       </w:pPr>
@@ -276,7 +332,7 @@
       <w:pPr>
         <w:numPr>
           <w:ilvl w:val="0"/>
-          <w:numId w:val="1002"/>
+          <w:numId w:val="1003"/>
         </w:numPr>
         <w:pStyle w:val="Compact"/>
       </w:pPr>
@@ -288,7 +344,7 @@
       <w:pPr>
         <w:numPr>
           <w:ilvl w:val="0"/>
-          <w:numId w:val="1002"/>
+          <w:numId w:val="1003"/>
         </w:numPr>
         <w:pStyle w:val="Compact"/>
       </w:pPr>
@@ -326,7 +382,7 @@
       <w:pPr>
         <w:numPr>
           <w:ilvl w:val="0"/>
-          <w:numId w:val="1003"/>
+          <w:numId w:val="1004"/>
         </w:numPr>
         <w:pStyle w:val="Compact"/>
       </w:pPr>
@@ -348,7 +404,7 @@
       <w:pPr>
         <w:numPr>
           <w:ilvl w:val="0"/>
-          <w:numId w:val="1003"/>
+          <w:numId w:val="1004"/>
         </w:numPr>
         <w:pStyle w:val="Compact"/>
       </w:pPr>
@@ -370,7 +426,7 @@
       <w:pPr>
         <w:numPr>
           <w:ilvl w:val="0"/>
-          <w:numId w:val="1003"/>
+          <w:numId w:val="1004"/>
         </w:numPr>
         <w:pStyle w:val="Compact"/>
       </w:pPr>
@@ -418,7 +474,7 @@
       <w:pPr>
         <w:numPr>
           <w:ilvl w:val="0"/>
-          <w:numId w:val="1004"/>
+          <w:numId w:val="1005"/>
         </w:numPr>
         <w:pStyle w:val="Compact"/>
       </w:pPr>
@@ -437,7 +493,7 @@
       <w:pPr>
         <w:numPr>
           <w:ilvl w:val="0"/>
-          <w:numId w:val="1004"/>
+          <w:numId w:val="1005"/>
         </w:numPr>
         <w:pStyle w:val="Compact"/>
       </w:pPr>
@@ -456,7 +512,7 @@
       <w:pPr>
         <w:numPr>
           <w:ilvl w:val="0"/>
-          <w:numId w:val="1004"/>
+          <w:numId w:val="1005"/>
         </w:numPr>
         <w:pStyle w:val="Compact"/>
       </w:pPr>
@@ -524,7 +580,7 @@
       <w:pPr>
         <w:numPr>
           <w:ilvl w:val="0"/>
-          <w:numId w:val="1005"/>
+          <w:numId w:val="1006"/>
         </w:numPr>
         <w:pStyle w:val="Compact"/>
       </w:pPr>
@@ -536,7 +592,7 @@
       <w:pPr>
         <w:numPr>
           <w:ilvl w:val="0"/>
-          <w:numId w:val="1005"/>
+          <w:numId w:val="1006"/>
         </w:numPr>
         <w:pStyle w:val="Compact"/>
       </w:pPr>
@@ -548,7 +604,7 @@
       <w:pPr>
         <w:numPr>
           <w:ilvl w:val="0"/>
-          <w:numId w:val="1005"/>
+          <w:numId w:val="1006"/>
         </w:numPr>
         <w:pStyle w:val="Compact"/>
       </w:pPr>
@@ -560,7 +616,7 @@
       <w:pPr>
         <w:numPr>
           <w:ilvl w:val="0"/>
-          <w:numId w:val="1005"/>
+          <w:numId w:val="1006"/>
         </w:numPr>
         <w:pStyle w:val="Compact"/>
       </w:pPr>
@@ -626,7 +682,7 @@
       <w:pPr>
         <w:numPr>
           <w:ilvl w:val="0"/>
-          <w:numId w:val="1006"/>
+          <w:numId w:val="1007"/>
         </w:numPr>
         <w:pStyle w:val="Compact"/>
       </w:pPr>
@@ -638,7 +694,7 @@
       <w:pPr>
         <w:numPr>
           <w:ilvl w:val="0"/>
-          <w:numId w:val="1006"/>
+          <w:numId w:val="1007"/>
         </w:numPr>
         <w:pStyle w:val="Compact"/>
       </w:pPr>
@@ -662,7 +718,7 @@
       <w:pPr>
         <w:numPr>
           <w:ilvl w:val="0"/>
-          <w:numId w:val="1007"/>
+          <w:numId w:val="1008"/>
         </w:numPr>
         <w:pStyle w:val="Compact"/>
       </w:pPr>
@@ -674,7 +730,7 @@
       <w:pPr>
         <w:numPr>
           <w:ilvl w:val="0"/>
-          <w:numId w:val="1007"/>
+          <w:numId w:val="1008"/>
         </w:numPr>
         <w:pStyle w:val="Compact"/>
       </w:pPr>
@@ -686,7 +742,7 @@
       <w:pPr>
         <w:numPr>
           <w:ilvl w:val="0"/>
-          <w:numId w:val="1007"/>
+          <w:numId w:val="1008"/>
         </w:numPr>
         <w:pStyle w:val="Compact"/>
       </w:pPr>
@@ -698,7 +754,7 @@
       <w:pPr>
         <w:numPr>
           <w:ilvl w:val="0"/>
-          <w:numId w:val="1007"/>
+          <w:numId w:val="1008"/>
         </w:numPr>
         <w:pStyle w:val="Compact"/>
       </w:pPr>
@@ -710,7 +766,7 @@
       <w:pPr>
         <w:numPr>
           <w:ilvl w:val="0"/>
-          <w:numId w:val="1007"/>
+          <w:numId w:val="1008"/>
         </w:numPr>
         <w:pStyle w:val="Compact"/>
       </w:pPr>
@@ -722,7 +778,7 @@
       <w:pPr>
         <w:numPr>
           <w:ilvl w:val="0"/>
-          <w:numId w:val="1007"/>
+          <w:numId w:val="1008"/>
         </w:numPr>
         <w:pStyle w:val="Compact"/>
       </w:pPr>
@@ -734,7 +790,7 @@
       <w:pPr>
         <w:numPr>
           <w:ilvl w:val="0"/>
-          <w:numId w:val="1007"/>
+          <w:numId w:val="1008"/>
         </w:numPr>
         <w:pStyle w:val="Compact"/>
       </w:pPr>
@@ -766,7 +822,7 @@
       <w:pPr>
         <w:numPr>
           <w:ilvl w:val="0"/>
-          <w:numId w:val="1008"/>
+          <w:numId w:val="1009"/>
         </w:numPr>
         <w:pStyle w:val="Compact"/>
       </w:pPr>
@@ -778,7 +834,7 @@
       <w:pPr>
         <w:numPr>
           <w:ilvl w:val="0"/>
-          <w:numId w:val="1008"/>
+          <w:numId w:val="1009"/>
         </w:numPr>
         <w:pStyle w:val="Compact"/>
       </w:pPr>
@@ -790,7 +846,7 @@
       <w:pPr>
         <w:numPr>
           <w:ilvl w:val="0"/>
-          <w:numId w:val="1008"/>
+          <w:numId w:val="1009"/>
         </w:numPr>
         <w:pStyle w:val="Compact"/>
       </w:pPr>
@@ -802,7 +858,7 @@
       <w:pPr>
         <w:numPr>
           <w:ilvl w:val="0"/>
-          <w:numId w:val="1008"/>
+          <w:numId w:val="1009"/>
         </w:numPr>
         <w:pStyle w:val="Compact"/>
       </w:pPr>
@@ -826,7 +882,7 @@
       <w:pPr>
         <w:numPr>
           <w:ilvl w:val="0"/>
-          <w:numId w:val="1009"/>
+          <w:numId w:val="1010"/>
         </w:numPr>
         <w:pStyle w:val="Compact"/>
       </w:pPr>
@@ -838,7 +894,7 @@
       <w:pPr>
         <w:numPr>
           <w:ilvl w:val="0"/>
-          <w:numId w:val="1009"/>
+          <w:numId w:val="1010"/>
         </w:numPr>
         <w:pStyle w:val="Compact"/>
       </w:pPr>
@@ -850,7 +906,7 @@
       <w:pPr>
         <w:numPr>
           <w:ilvl w:val="0"/>
-          <w:numId w:val="1009"/>
+          <w:numId w:val="1010"/>
         </w:numPr>
         <w:pStyle w:val="Compact"/>
       </w:pPr>
@@ -862,7 +918,7 @@
       <w:pPr>
         <w:numPr>
           <w:ilvl w:val="0"/>
-          <w:numId w:val="1009"/>
+          <w:numId w:val="1010"/>
         </w:numPr>
         <w:pStyle w:val="Compact"/>
       </w:pPr>
@@ -953,7 +1009,7 @@
       <w:pPr>
         <w:numPr>
           <w:ilvl w:val="0"/>
-          <w:numId w:val="1010"/>
+          <w:numId w:val="1011"/>
         </w:numPr>
         <w:pStyle w:val="Compact"/>
       </w:pPr>
@@ -965,7 +1021,7 @@
       <w:pPr>
         <w:numPr>
           <w:ilvl w:val="0"/>
-          <w:numId w:val="1010"/>
+          <w:numId w:val="1011"/>
         </w:numPr>
         <w:pStyle w:val="Compact"/>
       </w:pPr>
@@ -977,7 +1033,7 @@
       <w:pPr>
         <w:numPr>
           <w:ilvl w:val="0"/>
-          <w:numId w:val="1010"/>
+          <w:numId w:val="1011"/>
         </w:numPr>
         <w:pStyle w:val="Compact"/>
       </w:pPr>
@@ -1357,7 +1413,7 @@
       <w:pPr>
         <w:numPr>
           <w:ilvl w:val="0"/>
-          <w:numId w:val="1011"/>
+          <w:numId w:val="1012"/>
         </w:numPr>
         <w:pStyle w:val="Compact"/>
       </w:pPr>
@@ -1369,7 +1425,7 @@
       <w:pPr>
         <w:numPr>
           <w:ilvl w:val="0"/>
-          <w:numId w:val="1011"/>
+          <w:numId w:val="1012"/>
         </w:numPr>
         <w:pStyle w:val="Compact"/>
       </w:pPr>
@@ -1423,7 +1479,7 @@
       <w:pPr>
         <w:numPr>
           <w:ilvl w:val="0"/>
-          <w:numId w:val="1012"/>
+          <w:numId w:val="1013"/>
         </w:numPr>
         <w:pStyle w:val="Compact"/>
       </w:pPr>
@@ -1435,7 +1491,7 @@
       <w:pPr>
         <w:numPr>
           <w:ilvl w:val="0"/>
-          <w:numId w:val="1012"/>
+          <w:numId w:val="1013"/>
         </w:numPr>
         <w:pStyle w:val="Compact"/>
       </w:pPr>
@@ -1447,7 +1503,7 @@
       <w:pPr>
         <w:numPr>
           <w:ilvl w:val="0"/>
-          <w:numId w:val="1012"/>
+          <w:numId w:val="1013"/>
         </w:numPr>
         <w:pStyle w:val="Compact"/>
       </w:pPr>
@@ -1529,7 +1585,7 @@
       <w:pPr>
         <w:numPr>
           <w:ilvl w:val="0"/>
-          <w:numId w:val="1013"/>
+          <w:numId w:val="1014"/>
         </w:numPr>
         <w:pStyle w:val="Compact"/>
       </w:pPr>
@@ -1541,7 +1597,7 @@
       <w:pPr>
         <w:numPr>
           <w:ilvl w:val="0"/>
-          <w:numId w:val="1013"/>
+          <w:numId w:val="1014"/>
         </w:numPr>
         <w:pStyle w:val="Compact"/>
       </w:pPr>
@@ -1553,7 +1609,7 @@
       <w:pPr>
         <w:numPr>
           <w:ilvl w:val="0"/>
-          <w:numId w:val="1013"/>
+          <w:numId w:val="1014"/>
         </w:numPr>
         <w:pStyle w:val="Compact"/>
       </w:pPr>
@@ -1577,7 +1633,7 @@
       <w:pPr>
         <w:numPr>
           <w:ilvl w:val="0"/>
-          <w:numId w:val="1014"/>
+          <w:numId w:val="1015"/>
         </w:numPr>
         <w:pStyle w:val="Compact"/>
       </w:pPr>
@@ -1589,7 +1645,7 @@
       <w:pPr>
         <w:numPr>
           <w:ilvl w:val="0"/>
-          <w:numId w:val="1014"/>
+          <w:numId w:val="1015"/>
         </w:numPr>
         <w:pStyle w:val="Compact"/>
       </w:pPr>
@@ -1601,7 +1657,7 @@
       <w:pPr>
         <w:numPr>
           <w:ilvl w:val="0"/>
-          <w:numId w:val="1014"/>
+          <w:numId w:val="1015"/>
         </w:numPr>
         <w:pStyle w:val="Compact"/>
       </w:pPr>
@@ -1727,7 +1783,7 @@
       <w:pPr>
         <w:numPr>
           <w:ilvl w:val="0"/>
-          <w:numId w:val="1015"/>
+          <w:numId w:val="1016"/>
         </w:numPr>
         <w:pStyle w:val="Compact"/>
       </w:pPr>
@@ -1752,7 +1808,7 @@
       <w:pPr>
         <w:numPr>
           <w:ilvl w:val="0"/>
-          <w:numId w:val="1015"/>
+          <w:numId w:val="1016"/>
         </w:numPr>
         <w:pStyle w:val="Compact"/>
       </w:pPr>
@@ -1764,7 +1820,7 @@
       <w:pPr>
         <w:numPr>
           <w:ilvl w:val="0"/>
-          <w:numId w:val="1015"/>
+          <w:numId w:val="1016"/>
         </w:numPr>
         <w:pStyle w:val="Compact"/>
       </w:pPr>
@@ -1776,7 +1832,7 @@
       <w:pPr>
         <w:numPr>
           <w:ilvl w:val="0"/>
-          <w:numId w:val="1015"/>
+          <w:numId w:val="1016"/>
         </w:numPr>
         <w:pStyle w:val="Compact"/>
       </w:pPr>
@@ -1868,7 +1924,7 @@
       <w:pPr>
         <w:numPr>
           <w:ilvl w:val="0"/>
-          <w:numId w:val="1016"/>
+          <w:numId w:val="1017"/>
         </w:numPr>
         <w:pStyle w:val="Compact"/>
       </w:pPr>
@@ -1880,7 +1936,7 @@
       <w:pPr>
         <w:numPr>
           <w:ilvl w:val="0"/>
-          <w:numId w:val="1016"/>
+          <w:numId w:val="1017"/>
         </w:numPr>
         <w:pStyle w:val="Compact"/>
       </w:pPr>
@@ -1892,7 +1948,7 @@
       <w:pPr>
         <w:numPr>
           <w:ilvl w:val="0"/>
-          <w:numId w:val="1016"/>
+          <w:numId w:val="1017"/>
         </w:numPr>
         <w:pStyle w:val="Compact"/>
       </w:pPr>
@@ -1904,7 +1960,7 @@
       <w:pPr>
         <w:numPr>
           <w:ilvl w:val="0"/>
-          <w:numId w:val="1016"/>
+          <w:numId w:val="1017"/>
         </w:numPr>
         <w:pStyle w:val="Compact"/>
       </w:pPr>
@@ -2008,7 +2064,7 @@
       <w:pPr>
         <w:numPr>
           <w:ilvl w:val="0"/>
-          <w:numId w:val="1017"/>
+          <w:numId w:val="1018"/>
         </w:numPr>
         <w:pStyle w:val="Compact"/>
       </w:pPr>
@@ -2020,7 +2076,7 @@
       <w:pPr>
         <w:numPr>
           <w:ilvl w:val="0"/>
-          <w:numId w:val="1017"/>
+          <w:numId w:val="1018"/>
         </w:numPr>
         <w:pStyle w:val="Compact"/>
       </w:pPr>
@@ -2032,7 +2088,7 @@
       <w:pPr>
         <w:numPr>
           <w:ilvl w:val="0"/>
-          <w:numId w:val="1017"/>
+          <w:numId w:val="1018"/>
         </w:numPr>
         <w:pStyle w:val="Compact"/>
       </w:pPr>
@@ -2044,7 +2100,7 @@
       <w:pPr>
         <w:numPr>
           <w:ilvl w:val="0"/>
-          <w:numId w:val="1017"/>
+          <w:numId w:val="1018"/>
         </w:numPr>
         <w:pStyle w:val="Compact"/>
       </w:pPr>
@@ -2056,7 +2112,7 @@
       <w:pPr>
         <w:numPr>
           <w:ilvl w:val="0"/>
-          <w:numId w:val="1017"/>
+          <w:numId w:val="1018"/>
         </w:numPr>
         <w:pStyle w:val="Compact"/>
       </w:pPr>
@@ -2068,7 +2124,7 @@
       <w:pPr>
         <w:numPr>
           <w:ilvl w:val="0"/>
-          <w:numId w:val="1017"/>
+          <w:numId w:val="1018"/>
         </w:numPr>
         <w:pStyle w:val="Compact"/>
       </w:pPr>
@@ -2080,7 +2136,7 @@
       <w:pPr>
         <w:numPr>
           <w:ilvl w:val="0"/>
-          <w:numId w:val="1017"/>
+          <w:numId w:val="1018"/>
         </w:numPr>
         <w:pStyle w:val="Compact"/>
       </w:pPr>
@@ -2104,7 +2160,7 @@
       <w:pPr>
         <w:numPr>
           <w:ilvl w:val="0"/>
-          <w:numId w:val="1018"/>
+          <w:numId w:val="1019"/>
         </w:numPr>
         <w:pStyle w:val="Compact"/>
       </w:pPr>
@@ -2116,7 +2172,7 @@
       <w:pPr>
         <w:numPr>
           <w:ilvl w:val="0"/>
-          <w:numId w:val="1018"/>
+          <w:numId w:val="1019"/>
         </w:numPr>
         <w:pStyle w:val="Compact"/>
       </w:pPr>
@@ -2128,7 +2184,7 @@
       <w:pPr>
         <w:numPr>
           <w:ilvl w:val="0"/>
-          <w:numId w:val="1018"/>
+          <w:numId w:val="1019"/>
         </w:numPr>
         <w:pStyle w:val="Compact"/>
       </w:pPr>
@@ -2140,7 +2196,7 @@
       <w:pPr>
         <w:numPr>
           <w:ilvl w:val="0"/>
-          <w:numId w:val="1018"/>
+          <w:numId w:val="1019"/>
         </w:numPr>
         <w:pStyle w:val="Compact"/>
       </w:pPr>
@@ -2294,7 +2350,7 @@
       <w:pPr>
         <w:numPr>
           <w:ilvl w:val="0"/>
-          <w:numId w:val="1019"/>
+          <w:numId w:val="1020"/>
         </w:numPr>
         <w:pStyle w:val="Compact"/>
       </w:pPr>
@@ -2306,7 +2362,7 @@
       <w:pPr>
         <w:numPr>
           <w:ilvl w:val="0"/>
-          <w:numId w:val="1019"/>
+          <w:numId w:val="1020"/>
         </w:numPr>
         <w:pStyle w:val="Compact"/>
       </w:pPr>
@@ -2318,7 +2374,7 @@
       <w:pPr>
         <w:numPr>
           <w:ilvl w:val="0"/>
-          <w:numId w:val="1019"/>
+          <w:numId w:val="1020"/>
         </w:numPr>
         <w:pStyle w:val="Compact"/>
       </w:pPr>
@@ -2330,7 +2386,7 @@
       <w:pPr>
         <w:numPr>
           <w:ilvl w:val="0"/>
-          <w:numId w:val="1019"/>
+          <w:numId w:val="1020"/>
         </w:numPr>
         <w:pStyle w:val="Compact"/>
       </w:pPr>
@@ -2422,7 +2478,7 @@
       <w:pPr>
         <w:numPr>
           <w:ilvl w:val="0"/>
-          <w:numId w:val="1020"/>
+          <w:numId w:val="1021"/>
         </w:numPr>
         <w:pStyle w:val="Compact"/>
       </w:pPr>
@@ -2434,7 +2490,7 @@
       <w:pPr>
         <w:numPr>
           <w:ilvl w:val="0"/>
-          <w:numId w:val="1020"/>
+          <w:numId w:val="1021"/>
         </w:numPr>
         <w:pStyle w:val="Compact"/>
       </w:pPr>
@@ -2446,7 +2502,7 @@
       <w:pPr>
         <w:numPr>
           <w:ilvl w:val="0"/>
-          <w:numId w:val="1020"/>
+          <w:numId w:val="1021"/>
         </w:numPr>
         <w:pStyle w:val="Compact"/>
       </w:pPr>
@@ -2458,7 +2514,7 @@
       <w:pPr>
         <w:numPr>
           <w:ilvl w:val="0"/>
-          <w:numId w:val="1020"/>
+          <w:numId w:val="1021"/>
         </w:numPr>
         <w:pStyle w:val="Compact"/>
       </w:pPr>
@@ -2470,7 +2526,7 @@
       <w:pPr>
         <w:numPr>
           <w:ilvl w:val="0"/>
-          <w:numId w:val="1020"/>
+          <w:numId w:val="1021"/>
         </w:numPr>
         <w:pStyle w:val="Compact"/>
       </w:pPr>
@@ -2482,7 +2538,7 @@
       <w:pPr>
         <w:numPr>
           <w:ilvl w:val="0"/>
-          <w:numId w:val="1020"/>
+          <w:numId w:val="1021"/>
         </w:numPr>
         <w:pStyle w:val="Compact"/>
       </w:pPr>
@@ -2600,7 +2656,7 @@
       <w:pPr>
         <w:numPr>
           <w:ilvl w:val="0"/>
-          <w:numId w:val="1021"/>
+          <w:numId w:val="1022"/>
         </w:numPr>
         <w:pStyle w:val="Compact"/>
       </w:pPr>
@@ -2612,7 +2668,7 @@
       <w:pPr>
         <w:numPr>
           <w:ilvl w:val="0"/>
-          <w:numId w:val="1021"/>
+          <w:numId w:val="1022"/>
         </w:numPr>
         <w:pStyle w:val="Compact"/>
       </w:pPr>
@@ -2624,7 +2680,7 @@
       <w:pPr>
         <w:numPr>
           <w:ilvl w:val="0"/>
-          <w:numId w:val="1021"/>
+          <w:numId w:val="1022"/>
         </w:numPr>
         <w:pStyle w:val="Compact"/>
       </w:pPr>
@@ -2636,7 +2692,7 @@
       <w:pPr>
         <w:numPr>
           <w:ilvl w:val="0"/>
-          <w:numId w:val="1021"/>
+          <w:numId w:val="1022"/>
         </w:numPr>
         <w:pStyle w:val="Compact"/>
       </w:pPr>
@@ -3269,7 +3325,7 @@
       <w:pPr>
         <w:numPr>
           <w:ilvl w:val="0"/>
-          <w:numId w:val="1022"/>
+          <w:numId w:val="1023"/>
         </w:numPr>
         <w:pStyle w:val="Compact"/>
       </w:pPr>
@@ -3281,7 +3337,7 @@
       <w:pPr>
         <w:numPr>
           <w:ilvl w:val="0"/>
-          <w:numId w:val="1022"/>
+          <w:numId w:val="1023"/>
         </w:numPr>
         <w:pStyle w:val="Compact"/>
       </w:pPr>
@@ -3293,7 +3349,7 @@
       <w:pPr>
         <w:numPr>
           <w:ilvl w:val="0"/>
-          <w:numId w:val="1022"/>
+          <w:numId w:val="1023"/>
         </w:numPr>
         <w:pStyle w:val="Compact"/>
       </w:pPr>
@@ -3756,7 +3812,7 @@
       <w:pPr>
         <w:numPr>
           <w:ilvl w:val="0"/>
-          <w:numId w:val="1023"/>
+          <w:numId w:val="1024"/>
         </w:numPr>
         <w:pStyle w:val="Compact"/>
       </w:pPr>
@@ -3768,7 +3824,7 @@
       <w:pPr>
         <w:numPr>
           <w:ilvl w:val="0"/>
-          <w:numId w:val="1023"/>
+          <w:numId w:val="1024"/>
         </w:numPr>
         <w:pStyle w:val="Compact"/>
       </w:pPr>
@@ -3780,7 +3836,7 @@
       <w:pPr>
         <w:numPr>
           <w:ilvl w:val="0"/>
-          <w:numId w:val="1023"/>
+          <w:numId w:val="1024"/>
         </w:numPr>
         <w:pStyle w:val="Compact"/>
       </w:pPr>
@@ -3792,7 +3848,7 @@
       <w:pPr>
         <w:numPr>
           <w:ilvl w:val="0"/>
-          <w:numId w:val="1023"/>
+          <w:numId w:val="1024"/>
         </w:numPr>
         <w:pStyle w:val="Compact"/>
       </w:pPr>
@@ -4062,7 +4118,7 @@
       <w:pPr>
         <w:numPr>
           <w:ilvl w:val="0"/>
-          <w:numId w:val="1024"/>
+          <w:numId w:val="1025"/>
         </w:numPr>
         <w:pStyle w:val="Compact"/>
       </w:pPr>
@@ -4074,7 +4130,7 @@
       <w:pPr>
         <w:numPr>
           <w:ilvl w:val="0"/>
-          <w:numId w:val="1024"/>
+          <w:numId w:val="1025"/>
         </w:numPr>
         <w:pStyle w:val="Compact"/>
       </w:pPr>
@@ -4086,7 +4142,7 @@
       <w:pPr>
         <w:numPr>
           <w:ilvl w:val="0"/>
-          <w:numId w:val="1024"/>
+          <w:numId w:val="1025"/>
         </w:numPr>
         <w:pStyle w:val="Compact"/>
       </w:pPr>
@@ -4106,7 +4162,7 @@
       <w:pPr>
         <w:numPr>
           <w:ilvl w:val="0"/>
-          <w:numId w:val="1025"/>
+          <w:numId w:val="1026"/>
         </w:numPr>
         <w:pStyle w:val="Compact"/>
       </w:pPr>
@@ -4118,7 +4174,7 @@
       <w:pPr>
         <w:numPr>
           <w:ilvl w:val="0"/>
-          <w:numId w:val="1025"/>
+          <w:numId w:val="1026"/>
         </w:numPr>
         <w:pStyle w:val="Compact"/>
       </w:pPr>
@@ -4660,7 +4716,7 @@
       <w:pPr>
         <w:numPr>
           <w:ilvl w:val="0"/>
-          <w:numId w:val="1026"/>
+          <w:numId w:val="1027"/>
         </w:numPr>
         <w:pStyle w:val="Compact"/>
       </w:pPr>
@@ -4672,7 +4728,7 @@
       <w:pPr>
         <w:numPr>
           <w:ilvl w:val="0"/>
-          <w:numId w:val="1026"/>
+          <w:numId w:val="1027"/>
         </w:numPr>
         <w:pStyle w:val="Compact"/>
       </w:pPr>
@@ -4684,7 +4740,7 @@
       <w:pPr>
         <w:numPr>
           <w:ilvl w:val="0"/>
-          <w:numId w:val="1026"/>
+          <w:numId w:val="1027"/>
         </w:numPr>
         <w:pStyle w:val="Compact"/>
       </w:pPr>
@@ -4696,7 +4752,7 @@
       <w:pPr>
         <w:numPr>
           <w:ilvl w:val="0"/>
-          <w:numId w:val="1026"/>
+          <w:numId w:val="1027"/>
         </w:numPr>
         <w:pStyle w:val="Compact"/>
       </w:pPr>
@@ -4708,7 +4764,7 @@
       <w:pPr>
         <w:numPr>
           <w:ilvl w:val="0"/>
-          <w:numId w:val="1026"/>
+          <w:numId w:val="1027"/>
         </w:numPr>
         <w:pStyle w:val="Compact"/>
       </w:pPr>
@@ -4740,7 +4796,7 @@
       <w:pPr>
         <w:numPr>
           <w:ilvl w:val="0"/>
-          <w:numId w:val="1027"/>
+          <w:numId w:val="1028"/>
         </w:numPr>
         <w:pStyle w:val="Compact"/>
       </w:pPr>
@@ -4752,7 +4808,7 @@
       <w:pPr>
         <w:numPr>
           <w:ilvl w:val="0"/>
-          <w:numId w:val="1027"/>
+          <w:numId w:val="1028"/>
         </w:numPr>
         <w:pStyle w:val="Compact"/>
       </w:pPr>
@@ -4834,7 +4890,7 @@
       <w:pPr>
         <w:numPr>
           <w:ilvl w:val="0"/>
-          <w:numId w:val="1028"/>
+          <w:numId w:val="1029"/>
         </w:numPr>
         <w:pStyle w:val="Compact"/>
       </w:pPr>
@@ -4846,7 +4902,7 @@
       <w:pPr>
         <w:numPr>
           <w:ilvl w:val="0"/>
-          <w:numId w:val="1028"/>
+          <w:numId w:val="1029"/>
         </w:numPr>
         <w:pStyle w:val="Compact"/>
       </w:pPr>
@@ -4858,7 +4914,7 @@
       <w:pPr>
         <w:numPr>
           <w:ilvl w:val="0"/>
-          <w:numId w:val="1028"/>
+          <w:numId w:val="1029"/>
         </w:numPr>
         <w:pStyle w:val="Compact"/>
       </w:pPr>
@@ -4922,7 +4978,7 @@
       <w:pPr>
         <w:numPr>
           <w:ilvl w:val="0"/>
-          <w:numId w:val="1029"/>
+          <w:numId w:val="1030"/>
         </w:numPr>
         <w:pStyle w:val="Compact"/>
       </w:pPr>
@@ -4934,7 +4990,7 @@
       <w:pPr>
         <w:numPr>
           <w:ilvl w:val="0"/>
-          <w:numId w:val="1029"/>
+          <w:numId w:val="1030"/>
         </w:numPr>
         <w:pStyle w:val="Compact"/>
       </w:pPr>
@@ -5989,7 +6045,7 @@
       <w:pPr>
         <w:numPr>
           <w:ilvl w:val="0"/>
-          <w:numId w:val="1030"/>
+          <w:numId w:val="1031"/>
         </w:numPr>
         <w:pStyle w:val="Compact"/>
       </w:pPr>
@@ -6001,7 +6057,7 @@
       <w:pPr>
         <w:numPr>
           <w:ilvl w:val="0"/>
-          <w:numId w:val="1030"/>
+          <w:numId w:val="1031"/>
         </w:numPr>
         <w:pStyle w:val="Compact"/>
       </w:pPr>
@@ -6013,7 +6069,7 @@
       <w:pPr>
         <w:numPr>
           <w:ilvl w:val="0"/>
-          <w:numId w:val="1030"/>
+          <w:numId w:val="1031"/>
         </w:numPr>
         <w:pStyle w:val="Compact"/>
       </w:pPr>
@@ -6144,7 +6200,7 @@
       <w:pPr>
         <w:numPr>
           <w:ilvl w:val="0"/>
-          <w:numId w:val="1031"/>
+          <w:numId w:val="1032"/>
         </w:numPr>
       </w:pPr>
       <w:r>
@@ -6165,7 +6221,7 @@
       <w:pPr>
         <w:numPr>
           <w:ilvl w:val="0"/>
-          <w:numId w:val="1031"/>
+          <w:numId w:val="1032"/>
         </w:numPr>
       </w:pPr>
       <w:r>
@@ -6176,7 +6232,7 @@
       <w:pPr>
         <w:numPr>
           <w:ilvl w:val="0"/>
-          <w:numId w:val="1031"/>
+          <w:numId w:val="1032"/>
         </w:numPr>
       </w:pPr>
       <w:r>
@@ -6187,7 +6243,7 @@
       <w:pPr>
         <w:numPr>
           <w:ilvl w:val="0"/>
-          <w:numId w:val="1031"/>
+          <w:numId w:val="1032"/>
         </w:numPr>
       </w:pPr>
       <w:r>
@@ -6198,7 +6254,7 @@
       <w:pPr>
         <w:numPr>
           <w:ilvl w:val="0"/>
-          <w:numId w:val="1031"/>
+          <w:numId w:val="1032"/>
         </w:numPr>
       </w:pPr>
       <w:r>
@@ -6219,7 +6275,7 @@
       <w:pPr>
         <w:numPr>
           <w:ilvl w:val="0"/>
-          <w:numId w:val="1031"/>
+          <w:numId w:val="1032"/>
         </w:numPr>
       </w:pPr>
       <w:r>
@@ -6257,7 +6313,7 @@
       <w:pPr>
         <w:numPr>
           <w:ilvl w:val="0"/>
-          <w:numId w:val="1031"/>
+          <w:numId w:val="1032"/>
         </w:numPr>
       </w:pPr>
       <w:r>
@@ -6290,7 +6346,7 @@
       <w:pPr>
         <w:numPr>
           <w:ilvl w:val="0"/>
-          <w:numId w:val="1032"/>
+          <w:numId w:val="1033"/>
         </w:numPr>
         <w:pStyle w:val="Compact"/>
       </w:pPr>
@@ -6312,7 +6368,7 @@
       <w:pPr>
         <w:numPr>
           <w:ilvl w:val="0"/>
-          <w:numId w:val="1032"/>
+          <w:numId w:val="1033"/>
         </w:numPr>
         <w:pStyle w:val="Compact"/>
       </w:pPr>
@@ -6334,7 +6390,7 @@
       <w:pPr>
         <w:numPr>
           <w:ilvl w:val="0"/>
-          <w:numId w:val="1032"/>
+          <w:numId w:val="1033"/>
         </w:numPr>
         <w:pStyle w:val="Compact"/>
       </w:pPr>
@@ -6362,7 +6418,7 @@
       <w:pPr>
         <w:numPr>
           <w:ilvl w:val="0"/>
-          <w:numId w:val="1032"/>
+          <w:numId w:val="1033"/>
         </w:numPr>
         <w:pStyle w:val="Compact"/>
       </w:pPr>
@@ -6384,7 +6440,7 @@
       <w:pPr>
         <w:numPr>
           <w:ilvl w:val="0"/>
-          <w:numId w:val="1032"/>
+          <w:numId w:val="1033"/>
         </w:numPr>
         <w:pStyle w:val="Compact"/>
       </w:pPr>
@@ -6406,7 +6462,7 @@
       <w:pPr>
         <w:numPr>
           <w:ilvl w:val="0"/>
-          <w:numId w:val="1032"/>
+          <w:numId w:val="1033"/>
         </w:numPr>
         <w:pStyle w:val="Compact"/>
       </w:pPr>
@@ -6428,7 +6484,7 @@
       <w:pPr>
         <w:numPr>
           <w:ilvl w:val="0"/>
-          <w:numId w:val="1032"/>
+          <w:numId w:val="1033"/>
         </w:numPr>
         <w:pStyle w:val="Compact"/>
       </w:pPr>
@@ -6462,7 +6518,7 @@
       <w:pPr>
         <w:numPr>
           <w:ilvl w:val="0"/>
-          <w:numId w:val="1033"/>
+          <w:numId w:val="1034"/>
         </w:numPr>
         <w:pStyle w:val="Compact"/>
       </w:pPr>
@@ -6484,7 +6540,7 @@
       <w:pPr>
         <w:numPr>
           <w:ilvl w:val="0"/>
-          <w:numId w:val="1033"/>
+          <w:numId w:val="1034"/>
         </w:numPr>
         <w:pStyle w:val="Compact"/>
       </w:pPr>
@@ -6518,7 +6574,7 @@
       <w:pPr>
         <w:numPr>
           <w:ilvl w:val="0"/>
-          <w:numId w:val="1034"/>
+          <w:numId w:val="1035"/>
         </w:numPr>
         <w:pStyle w:val="Compact"/>
       </w:pPr>
@@ -6556,7 +6612,7 @@
       <w:pPr>
         <w:numPr>
           <w:ilvl w:val="0"/>
-          <w:numId w:val="1034"/>
+          <w:numId w:val="1035"/>
         </w:numPr>
         <w:pStyle w:val="Compact"/>
       </w:pPr>
@@ -6578,7 +6634,7 @@
       <w:pPr>
         <w:numPr>
           <w:ilvl w:val="0"/>
-          <w:numId w:val="1034"/>
+          <w:numId w:val="1035"/>
         </w:numPr>
         <w:pStyle w:val="Compact"/>
       </w:pPr>
@@ -6612,7 +6668,7 @@
       <w:pPr>
         <w:numPr>
           <w:ilvl w:val="0"/>
-          <w:numId w:val="1035"/>
+          <w:numId w:val="1036"/>
         </w:numPr>
         <w:pStyle w:val="Compact"/>
       </w:pPr>
@@ -6624,7 +6680,7 @@
       <w:pPr>
         <w:numPr>
           <w:ilvl w:val="0"/>
-          <w:numId w:val="1035"/>
+          <w:numId w:val="1036"/>
         </w:numPr>
         <w:pStyle w:val="Compact"/>
       </w:pPr>
@@ -6648,7 +6704,7 @@
       <w:pPr>
         <w:numPr>
           <w:ilvl w:val="0"/>
-          <w:numId w:val="1036"/>
+          <w:numId w:val="1037"/>
         </w:numPr>
         <w:pStyle w:val="Compact"/>
       </w:pPr>
@@ -6670,7 +6726,7 @@
       <w:pPr>
         <w:numPr>
           <w:ilvl w:val="0"/>
-          <w:numId w:val="1036"/>
+          <w:numId w:val="1037"/>
         </w:numPr>
         <w:pStyle w:val="Compact"/>
       </w:pPr>
@@ -6694,7 +6750,7 @@
       <w:pPr>
         <w:numPr>
           <w:ilvl w:val="0"/>
-          <w:numId w:val="1037"/>
+          <w:numId w:val="1038"/>
         </w:numPr>
         <w:pStyle w:val="Compact"/>
       </w:pPr>
@@ -6716,7 +6772,7 @@
       <w:pPr>
         <w:numPr>
           <w:ilvl w:val="0"/>
-          <w:numId w:val="1037"/>
+          <w:numId w:val="1038"/>
         </w:numPr>
         <w:pStyle w:val="Compact"/>
       </w:pPr>
@@ -6738,7 +6794,7 @@
       <w:pPr>
         <w:numPr>
           <w:ilvl w:val="0"/>
-          <w:numId w:val="1037"/>
+          <w:numId w:val="1038"/>
         </w:numPr>
         <w:pStyle w:val="Compact"/>
       </w:pPr>
@@ -6772,7 +6828,7 @@
       <w:pPr>
         <w:numPr>
           <w:ilvl w:val="0"/>
-          <w:numId w:val="1038"/>
+          <w:numId w:val="1039"/>
         </w:numPr>
         <w:pStyle w:val="Compact"/>
       </w:pPr>
@@ -6806,7 +6862,7 @@
       <w:pPr>
         <w:numPr>
           <w:ilvl w:val="0"/>
-          <w:numId w:val="1039"/>
+          <w:numId w:val="1040"/>
         </w:numPr>
         <w:pStyle w:val="Compact"/>
       </w:pPr>
@@ -6840,7 +6896,7 @@
       <w:pPr>
         <w:numPr>
           <w:ilvl w:val="0"/>
-          <w:numId w:val="1040"/>
+          <w:numId w:val="1041"/>
         </w:numPr>
         <w:pStyle w:val="Compact"/>
       </w:pPr>
@@ -6868,7 +6924,7 @@
       <w:pPr>
         <w:numPr>
           <w:ilvl w:val="0"/>
-          <w:numId w:val="1040"/>
+          <w:numId w:val="1041"/>
         </w:numPr>
         <w:pStyle w:val="Compact"/>
       </w:pPr>
@@ -6880,7 +6936,7 @@
       <w:pPr>
         <w:numPr>
           <w:ilvl w:val="0"/>
-          <w:numId w:val="1040"/>
+          <w:numId w:val="1041"/>
         </w:numPr>
         <w:pStyle w:val="Compact"/>
       </w:pPr>
@@ -6904,7 +6960,7 @@
       <w:pPr>
         <w:numPr>
           <w:ilvl w:val="0"/>
-          <w:numId w:val="1041"/>
+          <w:numId w:val="1042"/>
         </w:numPr>
         <w:pStyle w:val="Compact"/>
       </w:pPr>
@@ -6926,7 +6982,7 @@
       <w:pPr>
         <w:numPr>
           <w:ilvl w:val="0"/>
-          <w:numId w:val="1041"/>
+          <w:numId w:val="1042"/>
         </w:numPr>
         <w:pStyle w:val="Compact"/>
       </w:pPr>
@@ -6938,7 +6994,7 @@
       <w:pPr>
         <w:numPr>
           <w:ilvl w:val="0"/>
-          <w:numId w:val="1041"/>
+          <w:numId w:val="1042"/>
         </w:numPr>
         <w:pStyle w:val="Compact"/>
       </w:pPr>
@@ -6950,7 +7006,7 @@
       <w:pPr>
         <w:numPr>
           <w:ilvl w:val="0"/>
-          <w:numId w:val="1041"/>
+          <w:numId w:val="1042"/>
         </w:numPr>
         <w:pStyle w:val="Compact"/>
       </w:pPr>
@@ -6962,7 +7018,7 @@
       <w:pPr>
         <w:numPr>
           <w:ilvl w:val="0"/>
-          <w:numId w:val="1041"/>
+          <w:numId w:val="1042"/>
         </w:numPr>
         <w:pStyle w:val="Compact"/>
       </w:pPr>
@@ -6996,7 +7052,7 @@
       <w:pPr>
         <w:numPr>
           <w:ilvl w:val="0"/>
-          <w:numId w:val="1042"/>
+          <w:numId w:val="1043"/>
         </w:numPr>
         <w:pStyle w:val="Compact"/>
       </w:pPr>
@@ -7008,7 +7064,7 @@
       <w:pPr>
         <w:numPr>
           <w:ilvl w:val="0"/>
-          <w:numId w:val="1042"/>
+          <w:numId w:val="1043"/>
         </w:numPr>
         <w:pStyle w:val="Compact"/>
       </w:pPr>
@@ -7030,7 +7086,7 @@
       <w:pPr>
         <w:numPr>
           <w:ilvl w:val="0"/>
-          <w:numId w:val="1042"/>
+          <w:numId w:val="1043"/>
         </w:numPr>
         <w:pStyle w:val="Compact"/>
       </w:pPr>
@@ -7042,7 +7098,7 @@
       <w:pPr>
         <w:numPr>
           <w:ilvl w:val="0"/>
-          <w:numId w:val="1042"/>
+          <w:numId w:val="1043"/>
         </w:numPr>
         <w:pStyle w:val="Compact"/>
       </w:pPr>
@@ -7064,7 +7120,7 @@
       <w:pPr>
         <w:numPr>
           <w:ilvl w:val="0"/>
-          <w:numId w:val="1042"/>
+          <w:numId w:val="1043"/>
         </w:numPr>
         <w:pStyle w:val="Compact"/>
       </w:pPr>
@@ -7098,7 +7154,7 @@
       <w:pPr>
         <w:numPr>
           <w:ilvl w:val="0"/>
-          <w:numId w:val="1043"/>
+          <w:numId w:val="1044"/>
         </w:numPr>
         <w:pStyle w:val="Compact"/>
       </w:pPr>
@@ -7120,7 +7176,7 @@
       <w:pPr>
         <w:numPr>
           <w:ilvl w:val="0"/>
-          <w:numId w:val="1043"/>
+          <w:numId w:val="1044"/>
         </w:numPr>
         <w:pStyle w:val="Compact"/>
       </w:pPr>
@@ -7142,7 +7198,7 @@
       <w:pPr>
         <w:numPr>
           <w:ilvl w:val="0"/>
-          <w:numId w:val="1043"/>
+          <w:numId w:val="1044"/>
         </w:numPr>
         <w:pStyle w:val="Compact"/>
       </w:pPr>
@@ -7154,7 +7210,7 @@
       <w:pPr>
         <w:numPr>
           <w:ilvl w:val="0"/>
-          <w:numId w:val="1043"/>
+          <w:numId w:val="1044"/>
         </w:numPr>
         <w:pStyle w:val="Compact"/>
       </w:pPr>
@@ -7176,7 +7232,7 @@
       <w:pPr>
         <w:numPr>
           <w:ilvl w:val="0"/>
-          <w:numId w:val="1043"/>
+          <w:numId w:val="1044"/>
         </w:numPr>
         <w:pStyle w:val="Compact"/>
       </w:pPr>
@@ -7198,7 +7254,7 @@
       <w:pPr>
         <w:numPr>
           <w:ilvl w:val="0"/>
-          <w:numId w:val="1043"/>
+          <w:numId w:val="1044"/>
         </w:numPr>
         <w:pStyle w:val="Compact"/>
       </w:pPr>
@@ -7220,7 +7276,7 @@
       <w:pPr>
         <w:numPr>
           <w:ilvl w:val="0"/>
-          <w:numId w:val="1043"/>
+          <w:numId w:val="1044"/>
         </w:numPr>
         <w:pStyle w:val="Compact"/>
       </w:pPr>
@@ -7254,7 +7310,7 @@
       <w:pPr>
         <w:numPr>
           <w:ilvl w:val="0"/>
-          <w:numId w:val="1044"/>
+          <w:numId w:val="1045"/>
         </w:numPr>
         <w:pStyle w:val="Compact"/>
       </w:pPr>
@@ -7266,7 +7322,7 @@
       <w:pPr>
         <w:numPr>
           <w:ilvl w:val="0"/>
-          <w:numId w:val="1044"/>
+          <w:numId w:val="1045"/>
         </w:numPr>
         <w:pStyle w:val="Compact"/>
       </w:pPr>
@@ -7288,7 +7344,7 @@
       <w:pPr>
         <w:numPr>
           <w:ilvl w:val="0"/>
-          <w:numId w:val="1044"/>
+          <w:numId w:val="1045"/>
         </w:numPr>
         <w:pStyle w:val="Compact"/>
       </w:pPr>
@@ -7300,7 +7356,7 @@
       <w:pPr>
         <w:numPr>
           <w:ilvl w:val="0"/>
-          <w:numId w:val="1044"/>
+          <w:numId w:val="1045"/>
         </w:numPr>
         <w:pStyle w:val="Compact"/>
       </w:pPr>
@@ -7349,7 +7405,7 @@
       <w:pPr>
         <w:numPr>
           <w:ilvl w:val="0"/>
-          <w:numId w:val="1045"/>
+          <w:numId w:val="1046"/>
         </w:numPr>
         <w:pStyle w:val="Compact"/>
       </w:pPr>
@@ -7584,6 +7640,91 @@
       </w:pPr>
     </w:lvl>
   </w:abstractNum>
+  <w:abstractNum w:abstractNumId="99415">
+    <w:nsid w:val="A99415"/>
+    <w:multiLevelType w:val="multilevel"/>
+    <w:lvl w:ilvl="0">
+      <w:start w:val="5"/>
+      <w:numFmt w:val="decimal"/>
+      <w:lvlText w:val="%1."/>
+      <w:lvlJc w:val="left"/>
+      <w:pPr>
+        <w:ind w:left="720" w:hanging="480"/>
+      </w:pPr>
+    </w:lvl>
+    <w:lvl w:ilvl="1">
+      <w:start w:val="5"/>
+      <w:numFmt w:val="decimal"/>
+      <w:lvlText w:val="%2."/>
+      <w:lvlJc w:val="left"/>
+      <w:pPr>
+        <w:ind w:left="1440" w:hanging="480"/>
+      </w:pPr>
+    </w:lvl>
+    <w:lvl w:ilvl="2">
+      <w:start w:val="5"/>
+      <w:numFmt w:val="decimal"/>
+      <w:lvlText w:val="%3."/>
+      <w:lvlJc w:val="left"/>
+      <w:pPr>
+        <w:ind w:left="2160" w:hanging="480"/>
+      </w:pPr>
+    </w:lvl>
+    <w:lvl w:ilvl="3">
+      <w:start w:val="5"/>
+      <w:numFmt w:val="decimal"/>
+      <w:lvlText w:val="%4."/>
+      <w:lvlJc w:val="left"/>
+      <w:pPr>
+        <w:ind w:left="2880" w:hanging="480"/>
+      </w:pPr>
+    </w:lvl>
+    <w:lvl w:ilvl="4">
+      <w:start w:val="5"/>
+      <w:numFmt w:val="decimal"/>
+      <w:lvlText w:val="%5."/>
+      <w:lvlJc w:val="left"/>
+      <w:pPr>
+        <w:ind w:left="3600" w:hanging="480"/>
+      </w:pPr>
+    </w:lvl>
+    <w:lvl w:ilvl="5">
+      <w:start w:val="5"/>
+      <w:numFmt w:val="decimal"/>
+      <w:lvlText w:val="%6."/>
+      <w:lvlJc w:val="left"/>
+      <w:pPr>
+        <w:ind w:left="4320" w:hanging="480"/>
+      </w:pPr>
+    </w:lvl>
+    <w:lvl w:ilvl="6">
+      <w:start w:val="5"/>
+      <w:numFmt w:val="decimal"/>
+      <w:lvlText w:val="%7."/>
+      <w:lvlJc w:val="left"/>
+      <w:pPr>
+        <w:ind w:left="5040" w:hanging="480"/>
+      </w:pPr>
+    </w:lvl>
+    <w:lvl w:ilvl="7">
+      <w:start w:val="5"/>
+      <w:numFmt w:val="decimal"/>
+      <w:lvlText w:val="%8."/>
+      <w:lvlJc w:val="left"/>
+      <w:pPr>
+        <w:ind w:left="5760" w:hanging="480"/>
+      </w:pPr>
+    </w:lvl>
+    <w:lvl w:ilvl="8">
+      <w:start w:val="5"/>
+      <w:numFmt w:val="decimal"/>
+      <w:lvlText w:val="%9."/>
+      <w:lvlJc w:val="left"/>
+      <w:pPr>
+        <w:ind w:left="6480" w:hanging="480"/>
+      </w:pPr>
+    </w:lvl>
+  </w:abstractNum>
   <w:abstractNum w:abstractNumId="991">
     <w:nsid w:val="A991"/>
     <w:multiLevelType w:val="multilevel"/>
@@ -8884,7 +9025,34 @@
     </w:lvlOverride>
   </w:num>
   <w:num w:numId="1002">
-    <w:abstractNumId w:val="991"/>
+    <w:abstractNumId w:val="99415"/>
+    <w:lvlOverride w:ilvl="0">
+      <w:startOverride w:val="5"/>
+    </w:lvlOverride>
+    <w:lvlOverride w:ilvl="1">
+      <w:startOverride w:val="5"/>
+    </w:lvlOverride>
+    <w:lvlOverride w:ilvl="2">
+      <w:startOverride w:val="5"/>
+    </w:lvlOverride>
+    <w:lvlOverride w:ilvl="3">
+      <w:startOverride w:val="5"/>
+    </w:lvlOverride>
+    <w:lvlOverride w:ilvl="4">
+      <w:startOverride w:val="5"/>
+    </w:lvlOverride>
+    <w:lvlOverride w:ilvl="5">
+      <w:startOverride w:val="5"/>
+    </w:lvlOverride>
+    <w:lvlOverride w:ilvl="6">
+      <w:startOverride w:val="5"/>
+    </w:lvlOverride>
+    <w:lvlOverride w:ilvl="7">
+      <w:startOverride w:val="5"/>
+    </w:lvlOverride>
+    <w:lvlOverride w:ilvl="8">
+      <w:startOverride w:val="5"/>
+    </w:lvlOverride>
   </w:num>
   <w:num w:numId="1003">
     <w:abstractNumId w:val="991"/>
@@ -8962,34 +9130,7 @@
     <w:abstractNumId w:val="991"/>
   </w:num>
   <w:num w:numId="1028">
-    <w:abstractNumId w:val="99411"/>
-    <w:lvlOverride w:ilvl="0">
-      <w:startOverride w:val="1"/>
-    </w:lvlOverride>
-    <w:lvlOverride w:ilvl="1">
-      <w:startOverride w:val="1"/>
-    </w:lvlOverride>
-    <w:lvlOverride w:ilvl="2">
-      <w:startOverride w:val="1"/>
-    </w:lvlOverride>
-    <w:lvlOverride w:ilvl="3">
-      <w:startOverride w:val="1"/>
-    </w:lvlOverride>
-    <w:lvlOverride w:ilvl="4">
-      <w:startOverride w:val="1"/>
-    </w:lvlOverride>
-    <w:lvlOverride w:ilvl="5">
-      <w:startOverride w:val="1"/>
-    </w:lvlOverride>
-    <w:lvlOverride w:ilvl="6">
-      <w:startOverride w:val="1"/>
-    </w:lvlOverride>
-    <w:lvlOverride w:ilvl="7">
-      <w:startOverride w:val="1"/>
-    </w:lvlOverride>
-    <w:lvlOverride w:ilvl="8">
-      <w:startOverride w:val="1"/>
-    </w:lvlOverride>
+    <w:abstractNumId w:val="991"/>
   </w:num>
   <w:num w:numId="1029">
     <w:abstractNumId w:val="99411"/>
@@ -9022,9 +9163,6 @@
     </w:lvlOverride>
   </w:num>
   <w:num w:numId="1030">
-    <w:abstractNumId w:val="991"/>
-  </w:num>
-  <w:num w:numId="1031">
     <w:abstractNumId w:val="99411"/>
     <w:lvlOverride w:ilvl="0">
       <w:startOverride w:val="1"/>
@@ -9054,7 +9192,40 @@
       <w:startOverride w:val="1"/>
     </w:lvlOverride>
   </w:num>
+  <w:num w:numId="1031">
+    <w:abstractNumId w:val="991"/>
+  </w:num>
   <w:num w:numId="1032">
+    <w:abstractNumId w:val="99411"/>
+    <w:lvlOverride w:ilvl="0">
+      <w:startOverride w:val="1"/>
+    </w:lvlOverride>
+    <w:lvlOverride w:ilvl="1">
+      <w:startOverride w:val="1"/>
+    </w:lvlOverride>
+    <w:lvlOverride w:ilvl="2">
+      <w:startOverride w:val="1"/>
+    </w:lvlOverride>
+    <w:lvlOverride w:ilvl="3">
+      <w:startOverride w:val="1"/>
+    </w:lvlOverride>
+    <w:lvlOverride w:ilvl="4">
+      <w:startOverride w:val="1"/>
+    </w:lvlOverride>
+    <w:lvlOverride w:ilvl="5">
+      <w:startOverride w:val="1"/>
+    </w:lvlOverride>
+    <w:lvlOverride w:ilvl="6">
+      <w:startOverride w:val="1"/>
+    </w:lvlOverride>
+    <w:lvlOverride w:ilvl="7">
+      <w:startOverride w:val="1"/>
+    </w:lvlOverride>
+    <w:lvlOverride w:ilvl="8">
+      <w:startOverride w:val="1"/>
+    </w:lvlOverride>
+  </w:num>
+  <w:num w:numId="1033">
     <w:abstractNumId w:val="99418"/>
     <w:lvlOverride w:ilvl="0">
       <w:startOverride w:val="8"/>
@@ -9084,7 +9255,7 @@
       <w:startOverride w:val="8"/>
     </w:lvlOverride>
   </w:num>
-  <w:num w:numId="1033">
+  <w:num w:numId="1034">
     <w:abstractNumId w:val="994115"/>
     <w:lvlOverride w:ilvl="0">
       <w:startOverride w:val="15"/>
@@ -9114,7 +9285,7 @@
       <w:startOverride w:val="15"/>
     </w:lvlOverride>
   </w:num>
-  <w:num w:numId="1034">
+  <w:num w:numId="1035">
     <w:abstractNumId w:val="994117"/>
     <w:lvlOverride w:ilvl="0">
       <w:startOverride w:val="17"/>
@@ -9144,7 +9315,7 @@
       <w:startOverride w:val="17"/>
     </w:lvlOverride>
   </w:num>
-  <w:num w:numId="1035">
+  <w:num w:numId="1036">
     <w:abstractNumId w:val="994120"/>
     <w:lvlOverride w:ilvl="0">
       <w:startOverride w:val="20"/>
@@ -9174,7 +9345,7 @@
       <w:startOverride w:val="20"/>
     </w:lvlOverride>
   </w:num>
-  <w:num w:numId="1036">
+  <w:num w:numId="1037">
     <w:abstractNumId w:val="994122"/>
     <w:lvlOverride w:ilvl="0">
       <w:startOverride w:val="22"/>
@@ -9204,7 +9375,7 @@
       <w:startOverride w:val="22"/>
     </w:lvlOverride>
   </w:num>
-  <w:num w:numId="1037">
+  <w:num w:numId="1038">
     <w:abstractNumId w:val="994124"/>
     <w:lvlOverride w:ilvl="0">
       <w:startOverride w:val="24"/>
@@ -9234,7 +9405,7 @@
       <w:startOverride w:val="24"/>
     </w:lvlOverride>
   </w:num>
-  <w:num w:numId="1038">
+  <w:num w:numId="1039">
     <w:abstractNumId w:val="994127"/>
     <w:lvlOverride w:ilvl="0">
       <w:startOverride w:val="27"/>
@@ -9264,7 +9435,7 @@
       <w:startOverride w:val="27"/>
     </w:lvlOverride>
   </w:num>
-  <w:num w:numId="1039">
+  <w:num w:numId="1040">
     <w:abstractNumId w:val="994128"/>
     <w:lvlOverride w:ilvl="0">
       <w:startOverride w:val="28"/>
@@ -9294,7 +9465,7 @@
       <w:startOverride w:val="28"/>
     </w:lvlOverride>
   </w:num>
-  <w:num w:numId="1040">
+  <w:num w:numId="1041">
     <w:abstractNumId w:val="994129"/>
     <w:lvlOverride w:ilvl="0">
       <w:startOverride w:val="29"/>
@@ -9324,7 +9495,7 @@
       <w:startOverride w:val="29"/>
     </w:lvlOverride>
   </w:num>
-  <w:num w:numId="1041">
+  <w:num w:numId="1042">
     <w:abstractNumId w:val="994132"/>
     <w:lvlOverride w:ilvl="0">
       <w:startOverride w:val="32"/>
@@ -9354,7 +9525,7 @@
       <w:startOverride w:val="32"/>
     </w:lvlOverride>
   </w:num>
-  <w:num w:numId="1042">
+  <w:num w:numId="1043">
     <w:abstractNumId w:val="994137"/>
     <w:lvlOverride w:ilvl="0">
       <w:startOverride w:val="37"/>
@@ -9384,7 +9555,7 @@
       <w:startOverride w:val="37"/>
     </w:lvlOverride>
   </w:num>
-  <w:num w:numId="1043">
+  <w:num w:numId="1044">
     <w:abstractNumId w:val="994142"/>
     <w:lvlOverride w:ilvl="0">
       <w:startOverride w:val="42"/>
@@ -9414,7 +9585,7 @@
       <w:startOverride w:val="42"/>
     </w:lvlOverride>
   </w:num>
-  <w:num w:numId="1044">
+  <w:num w:numId="1045">
     <w:abstractNumId w:val="994149"/>
     <w:lvlOverride w:ilvl="0">
       <w:startOverride w:val="49"/>
@@ -9444,7 +9615,7 @@
       <w:startOverride w:val="49"/>
     </w:lvlOverride>
   </w:num>
-  <w:num w:numId="1045">
+  <w:num w:numId="1046">
     <w:abstractNumId w:val="994153"/>
     <w:lvlOverride w:ilvl="0">
       <w:startOverride w:val="53"/>

--- a/themes/theme-0/Раздел 0 — врачу 20.10.2026.docx
+++ b/themes/theme-0/Раздел 0 — врачу 20.10.2026.docx
@@ -171,7 +171,13 @@
           <w:bCs/>
           <w:b/>
         </w:rPr>
-        <w:t xml:space="preserve">После сверки с Темой 5:</w:t>
+        <w:t xml:space="preserve">Решено 20.10.2026 по источникам</w:t>
+      </w:r>
+      <w:r>
+        <w:t xml:space="preserve"> </w:t>
+      </w:r>
+      <w:r>
+        <w:t xml:space="preserve">(проверьте, пожалуйста, вместе с остальным текстом):</w:t>
       </w:r>
     </w:p>
     <w:p>
@@ -187,13 +193,13 @@
           <w:bCs/>
           <w:b/>
         </w:rPr>
-        <w:t xml:space="preserve">Жжение и боль при мочеиспускании без температуры.</w:t>
-      </w:r>
-      <w:r>
-        <w:t xml:space="preserve"> </w:t>
-      </w:r>
-      <w:r>
-        <w:t xml:space="preserve">В Разделе 0 — «позвоните своему врачу сегодня или завтра»; в Теме 5 (разделы 5.13, 5.14) по британской службе здравоохранения (NHS) — «в тот же день». Какой срок верен?</w:t>
+        <w:t xml:space="preserve">Жжение и боль при мочеиспускании без температуры</w:t>
+      </w:r>
+      <w:r>
+        <w:t xml:space="preserve"> </w:t>
+      </w:r>
+      <w:r>
+        <w:t xml:space="preserve">— «позвоните своему врачу в тот же день» (было «сегодня или завтра»): NICE NG109 советует беременной сразу начинать антибиотик, ACOG (2023) — каждый эпизод цистита грозит пиелонефритом, российские рекомендации «Инфекция мочевых путей при беременности» (2025) — осмотр врача обязателен; срок в часах ни один документ не называет.</w:t>
       </w:r>
     </w:p>
     <w:p>
@@ -209,13 +215,13 @@
           <w:bCs/>
           <w:b/>
         </w:rPr>
-        <w:t xml:space="preserve">Желтуха</w:t>
-      </w:r>
-      <w:r>
-        <w:t xml:space="preserve"> </w:t>
-      </w:r>
-      <w:r>
-        <w:t xml:space="preserve">(жёлтая кожа или белки глаз, тёмная моча, светлый стул). В Разделе 0 отдельной строки нет; в Теме 5 (раздел 5.2) срок обращения не определён. Нужна ли строка в Разделе 0 и с каким уровнем срочности? По клиническим рекомендациям «Внутрипеченочный холестаз при беременности» (2024) желтуха — непостоянный симптом холестаза, выраженная желтуха требует исключения вирусного гепатита.</w:t>
+        <w:t xml:space="preserve">Новая карточка «Пожелтели кожа или белки глаз»</w:t>
+      </w:r>
+      <w:r>
+        <w:t xml:space="preserve"> </w:t>
+      </w:r>
+      <w:r>
+        <w:t xml:space="preserve">(группа «Кожа и аллергия») — роддом сразу; скорая при спутанности, сонливости, сильной рвоте, боли под ложечкой или в правом подреберье, резкой слабости. Опора — EASL (2023) и ACG (2016) об острой жировой дистрофии печени и HELLP-синдроме, RCOG Green-top No. 43 (желтуха при холестазе — менее 1 %, нужно дообследование), КР «Преэклампсия» (2024), British Liver Trust.</w:t>
       </w:r>
     </w:p>
     <w:p>
@@ -940,7 +946,7 @@
     </w:p>
     <w:bookmarkEnd w:id="26"/>
     <w:bookmarkEnd w:id="27"/>
-    <w:bookmarkStart w:id="72" w:name="что-вы-заметили"/>
+    <w:bookmarkStart w:id="73" w:name="что-вы-заметили"/>
     <w:p>
       <w:pPr>
         <w:pStyle w:val="Heading1"/>
@@ -3476,13 +3482,31 @@
           <w:bCs/>
           <w:b/>
         </w:rPr>
-        <w:t xml:space="preserve">Позвоните своему врачу сегодня или завтра</w:t>
+        <w:t xml:space="preserve">Позвоните своему врачу в тот же день</w:t>
       </w:r>
       <w:r>
         <w:t xml:space="preserve"> </w:t>
       </w:r>
       <w:r>
         <w:t xml:space="preserve">— при жжении и боли всегда.</w:t>
+      </w:r>
+    </w:p>
+    <w:p>
+      <w:pPr>
+        <w:pStyle w:val="BodyText"/>
+      </w:pPr>
+      <w:r>
+        <w:rPr>
+          <w:bCs/>
+          <w:b/>
+        </w:rPr>
+        <w:t xml:space="preserve">Что важно знать.</w:t>
+      </w:r>
+      <w:r>
+        <w:t xml:space="preserve"> </w:t>
+      </w:r>
+      <w:r>
+        <w:t xml:space="preserve">Цистит при беременности лечат сразу, не выжидая, пройдёт ли сам: британские рекомендации советуют беременной сразу начинать антибиотик, сдав перед этим мочу на посев. Без лечения инфекция может подняться к почкам. Антибиотик подбирает врач: часть препаратов при беременности не подходит.</w:t>
       </w:r>
     </w:p>
     <w:p>
@@ -3494,7 +3518,7 @@
           <w:iCs/>
           <w:i/>
         </w:rPr>
-        <w:t xml:space="preserve">Подробнее: Тема 9, раздел 9.15.</w:t>
+        <w:t xml:space="preserve">Подробнее: Тема 9, раздел 9.15; Тема 5, раздел 5.13.</w:t>
       </w:r>
     </w:p>
     <w:bookmarkEnd w:id="52"/>
@@ -3757,7 +3781,7 @@
     </w:p>
     <w:bookmarkEnd w:id="56"/>
     <w:bookmarkEnd w:id="57"/>
-    <w:bookmarkStart w:id="61" w:name="кожа-и-аллергия"/>
+    <w:bookmarkStart w:id="62" w:name="кожа-и-аллергия"/>
     <w:p>
       <w:pPr>
         <w:pStyle w:val="Heading2"/>
@@ -3766,13 +3790,13 @@
         <w:t xml:space="preserve">Кожа и аллергия</w:t>
       </w:r>
     </w:p>
-    <w:bookmarkStart w:id="58" w:name="аллергия-отекают-губы-язык-горло-0.11"/>
+    <w:bookmarkStart w:id="58" w:name="пожелтели-кожа-или-белки-глаз"/>
     <w:p>
       <w:pPr>
         <w:pStyle w:val="Heading3"/>
       </w:pPr>
       <w:r>
-        <w:t xml:space="preserve">Аллергия, отекают губы, язык, горло (0.11)</w:t>
+        <w:t xml:space="preserve">Пожелтели кожа или белки глаз</w:t>
       </w:r>
     </w:p>
     <w:p>
@@ -3790,96 +3814,51 @@
         <w:t xml:space="preserve"> </w:t>
       </w:r>
       <w:r>
-        <w:t xml:space="preserve">срочно в некоторых случаях.</w:t>
-      </w:r>
-    </w:p>
-    <w:p>
-      <w:pPr>
-        <w:pStyle w:val="BodyText"/>
-      </w:pPr>
-      <w:r>
-        <w:rPr>
-          <w:bCs/>
-          <w:b/>
-        </w:rPr>
-        <w:t xml:space="preserve">Вызывайте скорую сразу</w:t>
-      </w:r>
-      <w:r>
-        <w:t xml:space="preserve">, если после лекарства, еды, укуса насекомого, крема или другого средства появились:</w:t>
-      </w:r>
-    </w:p>
-    <w:p>
-      <w:pPr>
-        <w:numPr>
-          <w:ilvl w:val="0"/>
-          <w:numId w:val="1024"/>
-        </w:numPr>
-        <w:pStyle w:val="Compact"/>
-      </w:pPr>
-      <w:r>
-        <w:t xml:space="preserve">затруднённое дыхание, чувство нехватки воздуха, удушье;</w:t>
-      </w:r>
-    </w:p>
-    <w:p>
-      <w:pPr>
-        <w:numPr>
-          <w:ilvl w:val="0"/>
-          <w:numId w:val="1024"/>
-        </w:numPr>
-        <w:pStyle w:val="Compact"/>
-      </w:pPr>
-      <w:r>
-        <w:t xml:space="preserve">отёк лица, губ, языка или горла;</w:t>
-      </w:r>
-    </w:p>
-    <w:p>
-      <w:pPr>
-        <w:numPr>
-          <w:ilvl w:val="0"/>
-          <w:numId w:val="1024"/>
-        </w:numPr>
-        <w:pStyle w:val="Compact"/>
-      </w:pPr>
-      <w:r>
-        <w:t xml:space="preserve">сыпь или крапивница, которая быстро распространяется по телу;</w:t>
-      </w:r>
-    </w:p>
-    <w:p>
-      <w:pPr>
-        <w:numPr>
-          <w:ilvl w:val="0"/>
-          <w:numId w:val="1024"/>
-        </w:numPr>
-        <w:pStyle w:val="Compact"/>
-      </w:pPr>
-      <w:r>
-        <w:t xml:space="preserve">резкая слабость, головокружение.</w:t>
-      </w:r>
-    </w:p>
-    <w:p>
-      <w:pPr>
-        <w:pStyle w:val="FirstParagraph"/>
-      </w:pPr>
-      <w:r>
-        <w:t xml:space="preserve">Скажите, что вы беременны и на каком сроке. Если реакция на средство для кожи — смойте его, но не ждите, что после этого станет лучше.</w:t>
-      </w:r>
-    </w:p>
-    <w:p>
-      <w:pPr>
-        <w:pStyle w:val="BodyText"/>
-      </w:pPr>
-      <w:r>
-        <w:rPr>
-          <w:bCs/>
-          <w:b/>
-        </w:rPr>
-        <w:t xml:space="preserve">Чего не делать.</w:t>
-      </w:r>
-      <w:r>
-        <w:t xml:space="preserve"> </w:t>
-      </w:r>
-      <w:r>
-        <w:t xml:space="preserve">Не ищите таблетку от аллергии и не записывайтесь на обычный приём: отёк горла и затруднённое дыхание за время поиска могут усилиться.</w:t>
+        <w:t xml:space="preserve">срочно всегда.</w:t>
+      </w:r>
+    </w:p>
+    <w:p>
+      <w:pPr>
+        <w:pStyle w:val="BodyText"/>
+      </w:pPr>
+      <w:r>
+        <w:t xml:space="preserve">Жёлтый оттенок кожи или белков глаз; часто вместе с ним темнеет моча и светлеет стул.</w:t>
+      </w:r>
+    </w:p>
+    <w:p>
+      <w:pPr>
+        <w:pStyle w:val="BodyText"/>
+      </w:pPr>
+      <w:r>
+        <w:rPr>
+          <w:bCs/>
+          <w:b/>
+        </w:rPr>
+        <w:t xml:space="preserve">Вызывайте скорую, если</w:t>
+      </w:r>
+      <w:r>
+        <w:t xml:space="preserve"> </w:t>
+      </w:r>
+      <w:r>
+        <w:t xml:space="preserve">вместе с желтухой спутанность сознания, необычная сонливость, сильная рвота, боль под ложечкой или в правом подреберье, резкая слабость.</w:t>
+      </w:r>
+    </w:p>
+    <w:p>
+      <w:pPr>
+        <w:pStyle w:val="BodyText"/>
+      </w:pPr>
+      <w:r>
+        <w:rPr>
+          <w:bCs/>
+          <w:b/>
+        </w:rPr>
+        <w:t xml:space="preserve">Поезжайте в роддом сразу</w:t>
+      </w:r>
+      <w:r>
+        <w:t xml:space="preserve"> </w:t>
+      </w:r>
+      <w:r>
+        <w:t xml:space="preserve">— при желтухе всегда, даже если в остальном самочувствие обычное.</w:t>
       </w:r>
     </w:p>
     <w:p>
@@ -3897,7 +3876,7 @@
         <w:t xml:space="preserve"> </w:t>
       </w:r>
       <w:r>
-        <w:t xml:space="preserve">Насморк, зуд в глазах, крапивница без отёка и затруднённого дыхания — не экстренная ситуация: какие препараты изучены лучше — Тема 7, раздел 7.9.</w:t>
+        <w:t xml:space="preserve">При беременности желтуха бывает редко, и по ней одной причину не определить. Это может быть холестаз беременных, вирусный гепатит или опасное осложнение, связанное с беременностью, — острая жировая дистрофия печени: она развивается обычно в третьем триместре, ей часто предшествуют тошнота, рвота, боль в животе, слабость, сильная жажда. Причину выясняют анализами и УЗИ печени.</w:t>
       </w:r>
     </w:p>
     <w:p>
@@ -3909,17 +3888,17 @@
           <w:iCs/>
           <w:i/>
         </w:rPr>
-        <w:t xml:space="preserve">Подробнее: Тема 5, раздел 5.14; Тема 7, раздел 7.9.</w:t>
+        <w:t xml:space="preserve">Подробнее: Тема 5, раздел 5.2.</w:t>
       </w:r>
     </w:p>
     <w:bookmarkEnd w:id="58"/>
-    <w:bookmarkStart w:id="59" w:name="сыпь"/>
+    <w:bookmarkStart w:id="59" w:name="аллергия-отекают-губы-язык-горло-0.11"/>
     <w:p>
       <w:pPr>
         <w:pStyle w:val="Heading3"/>
       </w:pPr>
       <w:r>
-        <w:t xml:space="preserve">Сыпь</w:t>
+        <w:t xml:space="preserve">Аллергия, отекают губы, язык, горло (0.11)</w:t>
       </w:r>
     </w:p>
     <w:p>
@@ -3949,31 +3928,102 @@
           <w:bCs/>
           <w:b/>
         </w:rPr>
-        <w:t xml:space="preserve">Вызывайте скорую, если</w:t>
-      </w:r>
-      <w:r>
-        <w:t xml:space="preserve"> </w:t>
-      </w:r>
-      <w:r>
-        <w:t xml:space="preserve">вместе с сыпью отекают губы, язык, трудно дышать (строка выше).</w:t>
-      </w:r>
-    </w:p>
-    <w:p>
-      <w:pPr>
-        <w:pStyle w:val="BodyText"/>
-      </w:pPr>
-      <w:r>
-        <w:rPr>
-          <w:bCs/>
-          <w:b/>
-        </w:rPr>
-        <w:t xml:space="preserve">Позвоните своему врачу в тот же день</w:t>
-      </w:r>
-      <w:r>
-        <w:t xml:space="preserve"> </w:t>
-      </w:r>
-      <w:r>
-        <w:t xml:space="preserve">— при любой сыпи, с температурой или без, после контакта с заболевшим или без него. В консультацию не приходите до разговора с врачом.</w:t>
+        <w:t xml:space="preserve">Вызывайте скорую сразу</w:t>
+      </w:r>
+      <w:r>
+        <w:t xml:space="preserve">, если после лекарства, еды, укуса насекомого, крема или другого средства появились:</w:t>
+      </w:r>
+    </w:p>
+    <w:p>
+      <w:pPr>
+        <w:numPr>
+          <w:ilvl w:val="0"/>
+          <w:numId w:val="1024"/>
+        </w:numPr>
+        <w:pStyle w:val="Compact"/>
+      </w:pPr>
+      <w:r>
+        <w:t xml:space="preserve">затруднённое дыхание, чувство нехватки воздуха, удушье;</w:t>
+      </w:r>
+    </w:p>
+    <w:p>
+      <w:pPr>
+        <w:numPr>
+          <w:ilvl w:val="0"/>
+          <w:numId w:val="1024"/>
+        </w:numPr>
+        <w:pStyle w:val="Compact"/>
+      </w:pPr>
+      <w:r>
+        <w:t xml:space="preserve">отёк лица, губ, языка или горла;</w:t>
+      </w:r>
+    </w:p>
+    <w:p>
+      <w:pPr>
+        <w:numPr>
+          <w:ilvl w:val="0"/>
+          <w:numId w:val="1024"/>
+        </w:numPr>
+        <w:pStyle w:val="Compact"/>
+      </w:pPr>
+      <w:r>
+        <w:t xml:space="preserve">сыпь или крапивница, которая быстро распространяется по телу;</w:t>
+      </w:r>
+    </w:p>
+    <w:p>
+      <w:pPr>
+        <w:numPr>
+          <w:ilvl w:val="0"/>
+          <w:numId w:val="1024"/>
+        </w:numPr>
+        <w:pStyle w:val="Compact"/>
+      </w:pPr>
+      <w:r>
+        <w:t xml:space="preserve">резкая слабость, головокружение.</w:t>
+      </w:r>
+    </w:p>
+    <w:p>
+      <w:pPr>
+        <w:pStyle w:val="FirstParagraph"/>
+      </w:pPr>
+      <w:r>
+        <w:t xml:space="preserve">Скажите, что вы беременны и на каком сроке. Если реакция на средство для кожи — смойте его, но не ждите, что после этого станет лучше.</w:t>
+      </w:r>
+    </w:p>
+    <w:p>
+      <w:pPr>
+        <w:pStyle w:val="BodyText"/>
+      </w:pPr>
+      <w:r>
+        <w:rPr>
+          <w:bCs/>
+          <w:b/>
+        </w:rPr>
+        <w:t xml:space="preserve">Чего не делать.</w:t>
+      </w:r>
+      <w:r>
+        <w:t xml:space="preserve"> </w:t>
+      </w:r>
+      <w:r>
+        <w:t xml:space="preserve">Не ищите таблетку от аллергии и не записывайтесь на обычный приём: отёк горла и затруднённое дыхание за время поиска могут усилиться.</w:t>
+      </w:r>
+    </w:p>
+    <w:p>
+      <w:pPr>
+        <w:pStyle w:val="BodyText"/>
+      </w:pPr>
+      <w:r>
+        <w:rPr>
+          <w:bCs/>
+          <w:b/>
+        </w:rPr>
+        <w:t xml:space="preserve">Что важно знать.</w:t>
+      </w:r>
+      <w:r>
+        <w:t xml:space="preserve"> </w:t>
+      </w:r>
+      <w:r>
+        <w:t xml:space="preserve">Насморк, зуд в глазах, крапивница без отёка и затруднённого дыхания — не экстренная ситуация: какие препараты изучены лучше — Тема 7, раздел 7.9.</w:t>
       </w:r>
     </w:p>
     <w:p>
@@ -3985,17 +4035,17 @@
           <w:iCs/>
           <w:i/>
         </w:rPr>
-        <w:t xml:space="preserve">Подробнее: Тема 9, раздел 9.9; на губах или половых органах — Тема 9, раздел 9.15.</w:t>
+        <w:t xml:space="preserve">Подробнее: Тема 5, раздел 5.14; Тема 7, раздел 7.9.</w:t>
       </w:r>
     </w:p>
     <w:bookmarkEnd w:id="59"/>
-    <w:bookmarkStart w:id="60" w:name="зуд-кожи-особенно-ладоней-и-стоп"/>
+    <w:bookmarkStart w:id="60" w:name="сыпь"/>
     <w:p>
       <w:pPr>
         <w:pStyle w:val="Heading3"/>
       </w:pPr>
       <w:r>
-        <w:t xml:space="preserve">Зуд кожи, особенно ладоней и стоп</w:t>
+        <w:t xml:space="preserve">Сыпь</w:t>
       </w:r>
     </w:p>
     <w:p>
@@ -4025,31 +4075,31 @@
           <w:bCs/>
           <w:b/>
         </w:rPr>
-        <w:t xml:space="preserve">Позвоните своему врачу в тот же день, если</w:t>
-      </w:r>
-      <w:r>
-        <w:t xml:space="preserve"> </w:t>
-      </w:r>
-      <w:r>
-        <w:t xml:space="preserve">зуд сильный или стойкий, без сыпи, особенно на ладонях и стопах.</w:t>
-      </w:r>
-    </w:p>
-    <w:p>
-      <w:pPr>
-        <w:pStyle w:val="BodyText"/>
-      </w:pPr>
-      <w:r>
-        <w:rPr>
-          <w:bCs/>
-          <w:b/>
-        </w:rPr>
-        <w:t xml:space="preserve">Что важно знать.</w:t>
-      </w:r>
-      <w:r>
-        <w:t xml:space="preserve"> </w:t>
-      </w:r>
-      <w:r>
-        <w:t xml:space="preserve">Чаще всего кожа чешется от сухости, мыла или геля, пота и трения в складках. Помогают смягчающие средства.</w:t>
+        <w:t xml:space="preserve">Вызывайте скорую, если</w:t>
+      </w:r>
+      <w:r>
+        <w:t xml:space="preserve"> </w:t>
+      </w:r>
+      <w:r>
+        <w:t xml:space="preserve">вместе с сыпью отекают губы, язык, трудно дышать (строка выше).</w:t>
+      </w:r>
+    </w:p>
+    <w:p>
+      <w:pPr>
+        <w:pStyle w:val="BodyText"/>
+      </w:pPr>
+      <w:r>
+        <w:rPr>
+          <w:bCs/>
+          <w:b/>
+        </w:rPr>
+        <w:t xml:space="preserve">Позвоните своему врачу в тот же день</w:t>
+      </w:r>
+      <w:r>
+        <w:t xml:space="preserve"> </w:t>
+      </w:r>
+      <w:r>
+        <w:t xml:space="preserve">— при любой сыпи, с температурой или без, после контакта с заболевшим или без него. В консультацию не приходите до разговора с врачом.</w:t>
       </w:r>
     </w:p>
     <w:p>
@@ -4061,27 +4111,17 @@
           <w:iCs/>
           <w:i/>
         </w:rPr>
-        <w:t xml:space="preserve">Подробнее: Тема 5, раздел 5.2.</w:t>
+        <w:t xml:space="preserve">Подробнее: Тема 9, раздел 9.9; на губах или половых органах — Тема 9, раздел 9.15.</w:t>
       </w:r>
     </w:p>
     <w:bookmarkEnd w:id="60"/>
-    <w:bookmarkEnd w:id="61"/>
-    <w:bookmarkStart w:id="67" w:name="сон-и-настроение"/>
-    <w:p>
-      <w:pPr>
-        <w:pStyle w:val="Heading2"/>
-      </w:pPr>
-      <w:r>
-        <w:t xml:space="preserve">Сон и настроение</w:t>
-      </w:r>
-    </w:p>
-    <w:bookmarkStart w:id="62" w:name="X40886169462566694143d86ccb65a4a3bc7e2e8"/>
+    <w:bookmarkStart w:id="61" w:name="зуд-кожи-особенно-ладоней-и-стоп"/>
     <w:p>
       <w:pPr>
         <w:pStyle w:val="Heading3"/>
       </w:pPr>
       <w:r>
-        <w:t xml:space="preserve">Мысли о самоубийстве, о вреде себе или ребёнку; голоса, спутанность (0.17)</w:t>
+        <w:t xml:space="preserve">Зуд кожи, особенно ладоней и стоп</w:t>
       </w:r>
     </w:p>
     <w:p>
@@ -4099,105 +4139,43 @@
         <w:t xml:space="preserve"> </w:t>
       </w:r>
       <w:r>
-        <w:t xml:space="preserve">срочно всегда.</w:t>
-      </w:r>
-    </w:p>
-    <w:p>
-      <w:pPr>
-        <w:pStyle w:val="BodyText"/>
-      </w:pPr>
-      <w:r>
-        <w:rPr>
-          <w:bCs/>
-          <w:b/>
-        </w:rPr>
-        <w:t xml:space="preserve">Звоните 112, если:</w:t>
-      </w:r>
-    </w:p>
-    <w:p>
-      <w:pPr>
-        <w:numPr>
-          <w:ilvl w:val="0"/>
-          <w:numId w:val="1025"/>
-        </w:numPr>
-        <w:pStyle w:val="Compact"/>
-      </w:pPr>
-      <w:r>
-        <w:t xml:space="preserve">мысли о самоубийстве или самоповреждении, и есть план, намерение, или вы уже что-то сделали;</w:t>
-      </w:r>
-    </w:p>
-    <w:p>
-      <w:pPr>
-        <w:numPr>
-          <w:ilvl w:val="0"/>
-          <w:numId w:val="1025"/>
-        </w:numPr>
-        <w:pStyle w:val="Compact"/>
-      </w:pPr>
-      <w:r>
-        <w:t xml:space="preserve">мысль причинить вред ребёнку не пугает, а кажется правильной или необходимой;</w:t>
-      </w:r>
-    </w:p>
-    <w:p>
-      <w:pPr>
-        <w:numPr>
-          <w:ilvl w:val="0"/>
-          <w:numId w:val="1025"/>
-        </w:numPr>
-        <w:pStyle w:val="Compact"/>
-      </w:pPr>
-      <w:r>
-        <w:t xml:space="preserve">голоса или видения, которых не видят другие; убеждённость в том, чего нет; внезапная спутанность.</w:t>
-      </w:r>
-    </w:p>
-    <w:p>
-      <w:pPr>
-        <w:pStyle w:val="FirstParagraph"/>
-      </w:pPr>
-      <w:r>
-        <w:t xml:space="preserve">По порядку оказания скорой помощи психическое состояние, при котором человек опасен для себя или других, — повод для экстренного вызова. Говорите прямо: «У меня мысли о самоубийстве» или «Я беременна, у меня (у моей жены) спутанность сознания, она слышит голоса».</w:t>
-      </w:r>
-    </w:p>
-    <w:p>
-      <w:pPr>
-        <w:numPr>
-          <w:ilvl w:val="0"/>
-          <w:numId w:val="1026"/>
-        </w:numPr>
-        <w:pStyle w:val="Compact"/>
-      </w:pPr>
-      <w:r>
-        <w:t xml:space="preserve">Не оставайтесь одна: позовите близкого человека или попросите его приехать. Если вы рядом с женщиной в таком состоянии, не оставляйте её одну до приезда помощи.</w:t>
-      </w:r>
-    </w:p>
-    <w:p>
-      <w:pPr>
-        <w:numPr>
-          <w:ilvl w:val="0"/>
-          <w:numId w:val="1026"/>
-        </w:numPr>
-        <w:pStyle w:val="Compact"/>
-      </w:pPr>
-      <w:r>
-        <w:t xml:space="preserve">Уберите из доступа то, чем можно причинить вред, — или попросите об этом близкого.</w:t>
-      </w:r>
-    </w:p>
-    <w:p>
-      <w:pPr>
-        <w:pStyle w:val="FirstParagraph"/>
-      </w:pPr>
-      <w:r>
-        <w:rPr>
-          <w:bCs/>
-          <w:b/>
-        </w:rPr>
-        <w:t xml:space="preserve">Обратитесь за помощью в тот же день, если</w:t>
-      </w:r>
-      <w:r>
-        <w:t xml:space="preserve"> </w:t>
-      </w:r>
-      <w:r>
-        <w:t xml:space="preserve">мысли о самоубийстве есть, но плана и намерения нет: к врачу, который вас ведёт, к психиатру или на телефон доверия. Единый телефон доверия и психологической помощи для взрослых и детей: 8-800-100-49-94, круглосуточно. Остальные телефоны — во врезке «Куда обращаться за помощью» в Теме 10.</w:t>
+        <w:t xml:space="preserve">срочно в некоторых случаях.</w:t>
+      </w:r>
+    </w:p>
+    <w:p>
+      <w:pPr>
+        <w:pStyle w:val="BodyText"/>
+      </w:pPr>
+      <w:r>
+        <w:rPr>
+          <w:bCs/>
+          <w:b/>
+        </w:rPr>
+        <w:t xml:space="preserve">Позвоните своему врачу в тот же день, если</w:t>
+      </w:r>
+      <w:r>
+        <w:t xml:space="preserve"> </w:t>
+      </w:r>
+      <w:r>
+        <w:t xml:space="preserve">зуд сильный или стойкий, без сыпи, особенно на ладонях и стопах.</w:t>
+      </w:r>
+    </w:p>
+    <w:p>
+      <w:pPr>
+        <w:pStyle w:val="BodyText"/>
+      </w:pPr>
+      <w:r>
+        <w:rPr>
+          <w:bCs/>
+          <w:b/>
+        </w:rPr>
+        <w:t xml:space="preserve">Что важно знать.</w:t>
+      </w:r>
+      <w:r>
+        <w:t xml:space="preserve"> </w:t>
+      </w:r>
+      <w:r>
+        <w:t xml:space="preserve">Чаще всего кожа чешется от сухости, мыла или геля, пота и трения в складках. Помогают смягчающие средства.</w:t>
       </w:r>
     </w:p>
     <w:p>
@@ -4209,17 +4187,27 @@
           <w:iCs/>
           <w:i/>
         </w:rPr>
-        <w:t xml:space="preserve">Подробнее: Тема 10, раздел 10.14 и врезка «Куда обращаться за помощью»; Тема 2, раздел 2.5.</w:t>
-      </w:r>
-    </w:p>
+        <w:t xml:space="preserve">Подробнее: Тема 5, раздел 5.2.</w:t>
+      </w:r>
+    </w:p>
+    <w:bookmarkEnd w:id="61"/>
     <w:bookmarkEnd w:id="62"/>
-    <w:bookmarkStart w:id="63" w:name="тревога-навязчивые-мысли"/>
+    <w:bookmarkStart w:id="68" w:name="сон-и-настроение"/>
+    <w:p>
+      <w:pPr>
+        <w:pStyle w:val="Heading2"/>
+      </w:pPr>
+      <w:r>
+        <w:t xml:space="preserve">Сон и настроение</w:t>
+      </w:r>
+    </w:p>
+    <w:bookmarkStart w:id="63" w:name="X40886169462566694143d86ccb65a4a3bc7e2e8"/>
     <w:p>
       <w:pPr>
         <w:pStyle w:val="Heading3"/>
       </w:pPr>
       <w:r>
-        <w:t xml:space="preserve">Тревога, навязчивые мысли</w:t>
+        <w:t xml:space="preserve">Мысли о самоубийстве, о вреде себе или ребёнку; голоса, спутанность (0.17)</w:t>
       </w:r>
     </w:p>
     <w:p>
@@ -4237,25 +4225,105 @@
         <w:t xml:space="preserve"> </w:t>
       </w:r>
       <w:r>
-        <w:t xml:space="preserve">обычно не срочно.</w:t>
-      </w:r>
-    </w:p>
-    <w:p>
-      <w:pPr>
-        <w:pStyle w:val="BodyText"/>
-      </w:pPr>
-      <w:r>
-        <w:rPr>
-          <w:bCs/>
-          <w:b/>
-        </w:rPr>
-        <w:t xml:space="preserve">Что важно знать.</w:t>
-      </w:r>
-      <w:r>
-        <w:t xml:space="preserve"> </w:t>
-      </w:r>
-      <w:r>
-        <w:t xml:space="preserve">Беспокойство о ребёнке знакомо почти каждой беременной. За помощью стоит обратиться, когда тревога сильная, держится и мешает жить: не даёт уснуть, возвращается каждый день с новым поводом. Навязчивые мысли — неприятные картинки или идеи, например что вы можете навредить ребёнку, которым вы сопротивляетесь, — пугают, но данных о том, что люди с такими мыслями чаще совершают агрессивные поступки, нет. Расскажите о них медицинскому психологу женской консультации, психиатру или психотерапевту теми словами, какими думаете. Если мысль о вреде не пугает, а кажется правильной, есть план или намерение, — строка «Мысли о самоубийстве, о вреде себе или ребёнку».</w:t>
+        <w:t xml:space="preserve">срочно всегда.</w:t>
+      </w:r>
+    </w:p>
+    <w:p>
+      <w:pPr>
+        <w:pStyle w:val="BodyText"/>
+      </w:pPr>
+      <w:r>
+        <w:rPr>
+          <w:bCs/>
+          <w:b/>
+        </w:rPr>
+        <w:t xml:space="preserve">Звоните 112, если:</w:t>
+      </w:r>
+    </w:p>
+    <w:p>
+      <w:pPr>
+        <w:numPr>
+          <w:ilvl w:val="0"/>
+          <w:numId w:val="1025"/>
+        </w:numPr>
+        <w:pStyle w:val="Compact"/>
+      </w:pPr>
+      <w:r>
+        <w:t xml:space="preserve">мысли о самоубийстве или самоповреждении, и есть план, намерение, или вы уже что-то сделали;</w:t>
+      </w:r>
+    </w:p>
+    <w:p>
+      <w:pPr>
+        <w:numPr>
+          <w:ilvl w:val="0"/>
+          <w:numId w:val="1025"/>
+        </w:numPr>
+        <w:pStyle w:val="Compact"/>
+      </w:pPr>
+      <w:r>
+        <w:t xml:space="preserve">мысль причинить вред ребёнку не пугает, а кажется правильной или необходимой;</w:t>
+      </w:r>
+    </w:p>
+    <w:p>
+      <w:pPr>
+        <w:numPr>
+          <w:ilvl w:val="0"/>
+          <w:numId w:val="1025"/>
+        </w:numPr>
+        <w:pStyle w:val="Compact"/>
+      </w:pPr>
+      <w:r>
+        <w:t xml:space="preserve">голоса или видения, которых не видят другие; убеждённость в том, чего нет; внезапная спутанность.</w:t>
+      </w:r>
+    </w:p>
+    <w:p>
+      <w:pPr>
+        <w:pStyle w:val="FirstParagraph"/>
+      </w:pPr>
+      <w:r>
+        <w:t xml:space="preserve">По порядку оказания скорой помощи психическое состояние, при котором человек опасен для себя или других, — повод для экстренного вызова. Говорите прямо: «У меня мысли о самоубийстве» или «Я беременна, у меня (у моей жены) спутанность сознания, она слышит голоса».</w:t>
+      </w:r>
+    </w:p>
+    <w:p>
+      <w:pPr>
+        <w:numPr>
+          <w:ilvl w:val="0"/>
+          <w:numId w:val="1026"/>
+        </w:numPr>
+        <w:pStyle w:val="Compact"/>
+      </w:pPr>
+      <w:r>
+        <w:t xml:space="preserve">Не оставайтесь одна: позовите близкого человека или попросите его приехать. Если вы рядом с женщиной в таком состоянии, не оставляйте её одну до приезда помощи.</w:t>
+      </w:r>
+    </w:p>
+    <w:p>
+      <w:pPr>
+        <w:numPr>
+          <w:ilvl w:val="0"/>
+          <w:numId w:val="1026"/>
+        </w:numPr>
+        <w:pStyle w:val="Compact"/>
+      </w:pPr>
+      <w:r>
+        <w:t xml:space="preserve">Уберите из доступа то, чем можно причинить вред, — или попросите об этом близкого.</w:t>
+      </w:r>
+    </w:p>
+    <w:p>
+      <w:pPr>
+        <w:pStyle w:val="FirstParagraph"/>
+      </w:pPr>
+      <w:r>
+        <w:rPr>
+          <w:bCs/>
+          <w:b/>
+        </w:rPr>
+        <w:t xml:space="preserve">Обратитесь за помощью в тот же день, если</w:t>
+      </w:r>
+      <w:r>
+        <w:t xml:space="preserve"> </w:t>
+      </w:r>
+      <w:r>
+        <w:t xml:space="preserve">мысли о самоубийстве есть, но плана и намерения нет: к врачу, который вас ведёт, к психиатру или на телефон доверия. Единый телефон доверия и психологической помощи для взрослых и детей: 8-800-100-49-94, круглосуточно. Остальные телефоны — во врезке «Куда обращаться за помощью» в Теме 10.</w:t>
       </w:r>
     </w:p>
     <w:p>
@@ -4267,17 +4335,17 @@
           <w:iCs/>
           <w:i/>
         </w:rPr>
-        <w:t xml:space="preserve">Подробнее: Тема 10, раздел 10.4.</w:t>
+        <w:t xml:space="preserve">Подробнее: Тема 10, раздел 10.14 и врезка «Куда обращаться за помощью»; Тема 2, раздел 2.5.</w:t>
       </w:r>
     </w:p>
     <w:bookmarkEnd w:id="63"/>
-    <w:bookmarkStart w:id="64" w:name="плохое-настроение-ничего-не-радует"/>
+    <w:bookmarkStart w:id="64" w:name="тревога-навязчивые-мысли"/>
     <w:p>
       <w:pPr>
         <w:pStyle w:val="Heading3"/>
       </w:pPr>
       <w:r>
-        <w:t xml:space="preserve">Плохое настроение, ничего не радует</w:t>
+        <w:t xml:space="preserve">Тревога, навязчивые мысли</w:t>
       </w:r>
     </w:p>
     <w:p>
@@ -4313,7 +4381,7 @@
         <w:t xml:space="preserve"> </w:t>
       </w:r>
       <w:r>
-        <w:t xml:space="preserve">Если такое состояние держится две недели и дольше, усиливается или мешает жить, скажите об этом врачу на ближайшем приёме, не дожидаясь вопроса.</w:t>
+        <w:t xml:space="preserve">Беспокойство о ребёнке знакомо почти каждой беременной. За помощью стоит обратиться, когда тревога сильная, держится и мешает жить: не даёт уснуть, возвращается каждый день с новым поводом. Навязчивые мысли — неприятные картинки или идеи, например что вы можете навредить ребёнку, которым вы сопротивляетесь, — пугают, но данных о том, что люди с такими мыслями чаще совершают агрессивные поступки, нет. Расскажите о них медицинскому психологу женской консультации, психиатру или психотерапевту теми словами, какими думаете. Если мысль о вреде не пугает, а кажется правильной, есть план или намерение, — строка «Мысли о самоубийстве, о вреде себе или ребёнку».</w:t>
       </w:r>
     </w:p>
     <w:p>
@@ -4325,17 +4393,17 @@
           <w:iCs/>
           <w:i/>
         </w:rPr>
-        <w:t xml:space="preserve">Подробнее: Тема 10, раздел 10.5.</w:t>
+        <w:t xml:space="preserve">Подробнее: Тема 10, раздел 10.4.</w:t>
       </w:r>
     </w:p>
     <w:bookmarkEnd w:id="64"/>
-    <w:bookmarkStart w:id="65" w:name="бессонница-плохой-сон"/>
+    <w:bookmarkStart w:id="65" w:name="плохое-настроение-ничего-не-радует"/>
     <w:p>
       <w:pPr>
         <w:pStyle w:val="Heading3"/>
       </w:pPr>
       <w:r>
-        <w:t xml:space="preserve">Бессонница, плохой сон</w:t>
+        <w:t xml:space="preserve">Плохое настроение, ничего не радует</w:t>
       </w:r>
     </w:p>
     <w:p>
@@ -4371,7 +4439,7 @@
         <w:t xml:space="preserve"> </w:t>
       </w:r>
       <w:r>
-        <w:t xml:space="preserve">Ночные пробуждения при беременности обычны: сменить позу, сходить в туалет, изжога, шевеления ребёнка. Важно, легко ли снова заснуть и хватает ли сил днём. Если сон нарушен неделями и это мешает днём, скажите акушеру-гинекологу или терапевту: сначала исключают анемию и нарушения щитовидной железы. При стойкой бессоннице лучше всего помогает когнитивно-поведенческая терапия бессонницы. Снотворные и успокоительные, в том числе растительные, сами не принимайте.</w:t>
+        <w:t xml:space="preserve">Если такое состояние держится две недели и дольше, усиливается или мешает жить, скажите об этом врачу на ближайшем приёме, не дожидаясь вопроса.</w:t>
       </w:r>
     </w:p>
     <w:p>
@@ -4383,17 +4451,17 @@
           <w:iCs/>
           <w:i/>
         </w:rPr>
-        <w:t xml:space="preserve">Подробнее: Тема 2, разделы 2.2 и 2.5.</w:t>
+        <w:t xml:space="preserve">Подробнее: Тема 10, раздел 10.5.</w:t>
       </w:r>
     </w:p>
     <w:bookmarkEnd w:id="65"/>
-    <w:bookmarkStart w:id="66" w:name="X89e186e7a6bf3e0247d1700e17da3d2fd730e21"/>
+    <w:bookmarkStart w:id="66" w:name="бессонница-плохой-сон"/>
     <w:p>
       <w:pPr>
         <w:pStyle w:val="Heading3"/>
       </w:pPr>
       <w:r>
-        <w:t xml:space="preserve">Сонливость днём, засыпание за рулём или во время разговора</w:t>
+        <w:t xml:space="preserve">Бессонница, плохой сон</w:t>
       </w:r>
     </w:p>
     <w:p>
@@ -4429,7 +4497,7 @@
         <w:t xml:space="preserve"> </w:t>
       </w:r>
       <w:r>
-        <w:t xml:space="preserve">Сонливость в первом триместре — частое и ожидаемое явление. Внезапные засыпания во время разговора, еды, работы или за рулём к обычным проявлениям беременности не относятся: их нужно обследовать, и до выяснения причины не садитесь за руль. Скажите врачу и о том, что спите достаточно, но просыпаетесь без ощущения отдыха: причиной бывают дефицит железа, нарушения щитовидной железы, тревога или депрессия.</w:t>
+        <w:t xml:space="preserve">Ночные пробуждения при беременности обычны: сменить позу, сходить в туалет, изжога, шевеления ребёнка. Важно, легко ли снова заснуть и хватает ли сил днём. Если сон нарушен неделями и это мешает днём, скажите акушеру-гинекологу или терапевту: сначала исключают анемию и нарушения щитовидной железы. При стойкой бессоннице лучше всего помогает когнитивно-поведенческая терапия бессонницы. Снотворные и успокоительные, в том числе растительные, сами не принимайте.</w:t>
       </w:r>
     </w:p>
     <w:p>
@@ -4441,27 +4509,17 @@
           <w:iCs/>
           <w:i/>
         </w:rPr>
-        <w:t xml:space="preserve">Подробнее: Тема 2, раздел 2.1.</w:t>
+        <w:t xml:space="preserve">Подробнее: Тема 2, разделы 2.2 и 2.5.</w:t>
       </w:r>
     </w:p>
     <w:bookmarkEnd w:id="66"/>
-    <w:bookmarkEnd w:id="67"/>
-    <w:bookmarkStart w:id="71" w:name="зубы-и-дёсны"/>
-    <w:p>
-      <w:pPr>
-        <w:pStyle w:val="Heading2"/>
-      </w:pPr>
-      <w:r>
-        <w:t xml:space="preserve">Зубы и дёсны</w:t>
-      </w:r>
-    </w:p>
-    <w:bookmarkStart w:id="68" w:name="зубная-боль-отёк-щеки-или-десны"/>
+    <w:bookmarkStart w:id="67" w:name="X89e186e7a6bf3e0247d1700e17da3d2fd730e21"/>
     <w:p>
       <w:pPr>
         <w:pStyle w:val="Heading3"/>
       </w:pPr>
       <w:r>
-        <w:t xml:space="preserve">Зубная боль, отёк щеки или десны</w:t>
+        <w:t xml:space="preserve">Сонливость днём, засыпание за рулём или во время разговора</w:t>
       </w:r>
     </w:p>
     <w:p>
@@ -4479,43 +4537,25 @@
         <w:t xml:space="preserve"> </w:t>
       </w:r>
       <w:r>
-        <w:t xml:space="preserve">срочно в некоторых случаях.</w:t>
-      </w:r>
-    </w:p>
-    <w:p>
-      <w:pPr>
-        <w:pStyle w:val="BodyText"/>
-      </w:pPr>
-      <w:r>
-        <w:rPr>
-          <w:bCs/>
-          <w:b/>
-        </w:rPr>
-        <w:t xml:space="preserve">Вызывайте скорую, если</w:t>
-      </w:r>
-      <w:r>
-        <w:t xml:space="preserve"> </w:t>
-      </w:r>
-      <w:r>
-        <w:t xml:space="preserve">отёк лица или шеи, трудно дышать или глотать (строка «Одышка, боль в груди»).</w:t>
-      </w:r>
-    </w:p>
-    <w:p>
-      <w:pPr>
-        <w:pStyle w:val="BodyText"/>
-      </w:pPr>
-      <w:r>
-        <w:rPr>
-          <w:bCs/>
-          <w:b/>
-        </w:rPr>
-        <w:t xml:space="preserve">Сегодня же — к дежурному стоматологу, если</w:t>
-      </w:r>
-      <w:r>
-        <w:t xml:space="preserve"> </w:t>
-      </w:r>
-      <w:r>
-        <w:t xml:space="preserve">трудно открыть рот, больно глотать, нарастает отёк щеки или десны, гнойник на десне, сильная пульсирующая боль с температурой.</w:t>
+        <w:t xml:space="preserve">обычно не срочно.</w:t>
+      </w:r>
+    </w:p>
+    <w:p>
+      <w:pPr>
+        <w:pStyle w:val="BodyText"/>
+      </w:pPr>
+      <w:r>
+        <w:rPr>
+          <w:bCs/>
+          <w:b/>
+        </w:rPr>
+        <w:t xml:space="preserve">Что важно знать.</w:t>
+      </w:r>
+      <w:r>
+        <w:t xml:space="preserve"> </w:t>
+      </w:r>
+      <w:r>
+        <w:t xml:space="preserve">Сонливость в первом триместре — частое и ожидаемое явление. Внезапные засыпания во время разговора, еды, работы или за рулём к обычным проявлениям беременности не относятся: их нужно обследовать, и до выяснения причины не садитесь за руль. Скажите врачу и о том, что спите достаточно, но просыпаетесь без ощущения отдыха: причиной бывают дефицит железа, нарушения щитовидной железы, тревога или депрессия.</w:t>
       </w:r>
     </w:p>
     <w:p>
@@ -4527,17 +4567,27 @@
           <w:iCs/>
           <w:i/>
         </w:rPr>
-        <w:t xml:space="preserve">Подробнее: Тема 6, раздел 6.9.</w:t>
-      </w:r>
-    </w:p>
+        <w:t xml:space="preserve">Подробнее: Тема 2, раздел 2.1.</w:t>
+      </w:r>
+    </w:p>
+    <w:bookmarkEnd w:id="67"/>
     <w:bookmarkEnd w:id="68"/>
-    <w:bookmarkStart w:id="69" w:name="кровоточат-дёсны"/>
+    <w:bookmarkStart w:id="72" w:name="зубы-и-дёсны"/>
+    <w:p>
+      <w:pPr>
+        <w:pStyle w:val="Heading2"/>
+      </w:pPr>
+      <w:r>
+        <w:t xml:space="preserve">Зубы и дёсны</w:t>
+      </w:r>
+    </w:p>
+    <w:bookmarkStart w:id="69" w:name="зубная-боль-отёк-щеки-или-десны"/>
     <w:p>
       <w:pPr>
         <w:pStyle w:val="Heading3"/>
       </w:pPr>
       <w:r>
-        <w:t xml:space="preserve">Кровоточат дёсны</w:t>
+        <w:t xml:space="preserve">Зубная боль, отёк щеки или десны</w:t>
       </w:r>
     </w:p>
     <w:p>
@@ -4555,25 +4605,43 @@
         <w:t xml:space="preserve"> </w:t>
       </w:r>
       <w:r>
-        <w:t xml:space="preserve">обычно не срочно.</w:t>
-      </w:r>
-    </w:p>
-    <w:p>
-      <w:pPr>
-        <w:pStyle w:val="BodyText"/>
-      </w:pPr>
-      <w:r>
-        <w:rPr>
-          <w:bCs/>
-          <w:b/>
-        </w:rPr>
-        <w:t xml:space="preserve">Что важно знать.</w:t>
-      </w:r>
-      <w:r>
-        <w:t xml:space="preserve"> </w:t>
-      </w:r>
-      <w:r>
-        <w:t xml:space="preserve">При беременности дёсны сильнее отвечают на налёт, поэтому кровоточат легче, особенно у передних зубов; обычно это начинается во втором триместре, нарастает к восьмому месяцу и после родов проходит. Чистить реже нельзя: это усиливает воспаление. Запишитесь к стоматологу, если дёсны кровоточат регулярно, болят, отекают или появился стойкий запах изо рта: зубной камень снимает только стоматолог, и профессиональную чистку при беременности не откладывают.</w:t>
+        <w:t xml:space="preserve">срочно в некоторых случаях.</w:t>
+      </w:r>
+    </w:p>
+    <w:p>
+      <w:pPr>
+        <w:pStyle w:val="BodyText"/>
+      </w:pPr>
+      <w:r>
+        <w:rPr>
+          <w:bCs/>
+          <w:b/>
+        </w:rPr>
+        <w:t xml:space="preserve">Вызывайте скорую, если</w:t>
+      </w:r>
+      <w:r>
+        <w:t xml:space="preserve"> </w:t>
+      </w:r>
+      <w:r>
+        <w:t xml:space="preserve">отёк лица или шеи, трудно дышать или глотать (строка «Одышка, боль в груди»).</w:t>
+      </w:r>
+    </w:p>
+    <w:p>
+      <w:pPr>
+        <w:pStyle w:val="BodyText"/>
+      </w:pPr>
+      <w:r>
+        <w:rPr>
+          <w:bCs/>
+          <w:b/>
+        </w:rPr>
+        <w:t xml:space="preserve">Сегодня же — к дежурному стоматологу, если</w:t>
+      </w:r>
+      <w:r>
+        <w:t xml:space="preserve"> </w:t>
+      </w:r>
+      <w:r>
+        <w:t xml:space="preserve">трудно открыть рот, больно глотать, нарастает отёк щеки или десны, гнойник на десне, сильная пульсирующая боль с температурой.</w:t>
       </w:r>
     </w:p>
     <w:p>
@@ -4585,17 +4653,17 @@
           <w:iCs/>
           <w:i/>
         </w:rPr>
-        <w:t xml:space="preserve">Подробнее: Тема 6, раздел 6.1.</w:t>
+        <w:t xml:space="preserve">Подробнее: Тема 6, раздел 6.9.</w:t>
       </w:r>
     </w:p>
     <w:bookmarkEnd w:id="69"/>
-    <w:bookmarkStart w:id="70" w:name="шатается-зуб-новообразование-на-десне"/>
+    <w:bookmarkStart w:id="70" w:name="кровоточат-дёсны"/>
     <w:p>
       <w:pPr>
         <w:pStyle w:val="Heading3"/>
       </w:pPr>
       <w:r>
-        <w:t xml:space="preserve">Шатается зуб, новообразование на десне</w:t>
+        <w:t xml:space="preserve">Кровоточат дёсны</w:t>
       </w:r>
     </w:p>
     <w:p>
@@ -4631,7 +4699,7 @@
         <w:t xml:space="preserve"> </w:t>
       </w:r>
       <w:r>
-        <w:t xml:space="preserve">Красноватый бугорок на десне, который легко кровоточит, у беременных чаще всего доброкачественное разрастание (пиогенная гранулёма); после родов оно часто уменьшается. Но по виду характер образования не определить: покажите его стоматологу и не пытайтесь удалить, выдавить или прижечь сами. Новая подвижность зуба — тоже повод записаться на осмотр: она бывает при воспалении дёсен, пародонтите, травме.</w:t>
+        <w:t xml:space="preserve">При беременности дёсны сильнее отвечают на налёт, поэтому кровоточат легче, особенно у передних зубов; обычно это начинается во втором триместре, нарастает к восьмому месяцу и после родов проходит. Чистить реже нельзя: это усиливает воспаление. Запишитесь к стоматологу, если дёсны кровоточат регулярно, болят, отекают или появился стойкий запах изо рта: зубной камень снимает только стоматолог, и профессиональную чистку при беременности не откладывают.</w:t>
       </w:r>
     </w:p>
     <w:p>
@@ -4643,13 +4711,71 @@
           <w:iCs/>
           <w:i/>
         </w:rPr>
+        <w:t xml:space="preserve">Подробнее: Тема 6, раздел 6.1.</w:t>
+      </w:r>
+    </w:p>
+    <w:bookmarkEnd w:id="70"/>
+    <w:bookmarkStart w:id="71" w:name="шатается-зуб-новообразование-на-десне"/>
+    <w:p>
+      <w:pPr>
+        <w:pStyle w:val="Heading3"/>
+      </w:pPr>
+      <w:r>
+        <w:t xml:space="preserve">Шатается зуб, новообразование на десне</w:t>
+      </w:r>
+    </w:p>
+    <w:p>
+      <w:pPr>
+        <w:pStyle w:val="FirstParagraph"/>
+      </w:pPr>
+      <w:r>
+        <w:rPr>
+          <w:bCs/>
+          <w:b/>
+        </w:rPr>
+        <w:t xml:space="preserve">Срочность:</w:t>
+      </w:r>
+      <w:r>
+        <w:t xml:space="preserve"> </w:t>
+      </w:r>
+      <w:r>
+        <w:t xml:space="preserve">обычно не срочно.</w:t>
+      </w:r>
+    </w:p>
+    <w:p>
+      <w:pPr>
+        <w:pStyle w:val="BodyText"/>
+      </w:pPr>
+      <w:r>
+        <w:rPr>
+          <w:bCs/>
+          <w:b/>
+        </w:rPr>
+        <w:t xml:space="preserve">Что важно знать.</w:t>
+      </w:r>
+      <w:r>
+        <w:t xml:space="preserve"> </w:t>
+      </w:r>
+      <w:r>
+        <w:t xml:space="preserve">Красноватый бугорок на десне, который легко кровоточит, у беременных чаще всего доброкачественное разрастание (пиогенная гранулёма); после родов оно часто уменьшается. Но по виду характер образования не определить: покажите его стоматологу и не пытайтесь удалить, выдавить или прижечь сами. Новая подвижность зуба — тоже повод записаться на осмотр: она бывает при воспалении дёсен, пародонтите, травме.</w:t>
+      </w:r>
+    </w:p>
+    <w:p>
+      <w:pPr>
+        <w:pStyle w:val="BodyText"/>
+      </w:pPr>
+      <w:r>
+        <w:rPr>
+          <w:iCs/>
+          <w:i/>
+        </w:rPr>
         <w:t xml:space="preserve">Подробнее: Тема 6, раздел 6.8.</w:t>
       </w:r>
     </w:p>
-    <w:bookmarkEnd w:id="70"/>
     <w:bookmarkEnd w:id="71"/>
     <w:bookmarkEnd w:id="72"/>
-    <w:bookmarkStart w:id="95" w:name="что-то-случилось"/>
+    <w:bookmarkEnd w:id="73"/>
+    <w:bookmarkStart w:id="96" w:name="что-то-случилось"/>
     <w:p>
       <w:pPr>
         <w:pStyle w:val="Heading1"/>
@@ -4658,7 +4784,7 @@
         <w:t xml:space="preserve">Что-то случилось</w:t>
       </w:r>
     </w:p>
-    <w:bookmarkStart w:id="76" w:name="травма-или-укус"/>
+    <w:bookmarkStart w:id="77" w:name="травма-или-укус"/>
     <w:p>
       <w:pPr>
         <w:pStyle w:val="Heading2"/>
@@ -4667,7 +4793,7 @@
         <w:t xml:space="preserve">Травма или укус</w:t>
       </w:r>
     </w:p>
-    <w:bookmarkStart w:id="73" w:name="X3f4d900f5fb6594e06f0206778d3d58457cf273"/>
+    <w:bookmarkStart w:id="74" w:name="X3f4d900f5fb6594e06f0206778d3d58457cf273"/>
     <w:p>
       <w:pPr>
         <w:pStyle w:val="Heading3"/>
@@ -4846,8 +4972,8 @@
         <w:t xml:space="preserve">Подробнее: Тема 8, разделы 8.13 и 8.16.</w:t>
       </w:r>
     </w:p>
-    <w:bookmarkEnd w:id="73"/>
-    <w:bookmarkStart w:id="74" w:name="укусил-клещ-0.14"/>
+    <w:bookmarkEnd w:id="74"/>
+    <w:bookmarkStart w:id="75" w:name="укусил-клещ-0.14"/>
     <w:p>
       <w:pPr>
         <w:pStyle w:val="Heading3"/>
@@ -4934,8 +5060,8 @@
         <w:t xml:space="preserve">Подробнее: Тема 9, раздел 9.14.</w:t>
       </w:r>
     </w:p>
-    <w:bookmarkEnd w:id="74"/>
-    <w:bookmarkStart w:id="75" w:name="укусило-животное-0.14"/>
+    <w:bookmarkEnd w:id="75"/>
+    <w:bookmarkStart w:id="76" w:name="укусило-животное-0.14"/>
     <w:p>
       <w:pPr>
         <w:pStyle w:val="Heading3"/>
@@ -5010,9 +5136,9 @@
         <w:t xml:space="preserve">Подробнее: Тема 9, раздел 9.14.</w:t>
       </w:r>
     </w:p>
-    <w:bookmarkEnd w:id="75"/>
     <w:bookmarkEnd w:id="76"/>
-    <w:bookmarkStart w:id="82" w:name="лекарство-или-алкоголь"/>
+    <w:bookmarkEnd w:id="77"/>
+    <w:bookmarkStart w:id="83" w:name="лекарство-или-алкоголь"/>
     <w:p>
       <w:pPr>
         <w:pStyle w:val="Heading2"/>
@@ -5021,7 +5147,7 @@
         <w:t xml:space="preserve">Лекарство или алкоголь</w:t>
       </w:r>
     </w:p>
-    <w:bookmarkStart w:id="77" w:name="выпила-слишком-много-таблеток-0.16"/>
+    <w:bookmarkStart w:id="78" w:name="выпила-слишком-много-таблеток-0.16"/>
     <w:p>
       <w:pPr>
         <w:pStyle w:val="Heading3"/>
@@ -5132,8 +5258,8 @@
         <w:t xml:space="preserve">Подробнее: Тема 7, разделы 7.3, 7.7 и 7.16.</w:t>
       </w:r>
     </w:p>
-    <w:bookmarkEnd w:id="77"/>
-    <w:bookmarkStart w:id="78" w:name="Xf7ed1493a6592e5b7de9a4d76c8175646e570fb"/>
+    <w:bookmarkEnd w:id="78"/>
+    <w:bookmarkStart w:id="79" w:name="Xf7ed1493a6592e5b7de9a4d76c8175646e570fb"/>
     <w:p>
       <w:pPr>
         <w:pStyle w:val="Heading3"/>
@@ -5226,8 +5352,8 @@
         <w:t xml:space="preserve">Подробнее: Тема 7, раздел 7.16.</w:t>
       </w:r>
     </w:p>
-    <w:bookmarkEnd w:id="78"/>
-    <w:bookmarkStart w:id="79" w:name="назначили-новое-лекарство"/>
+    <w:bookmarkEnd w:id="79"/>
+    <w:bookmarkStart w:id="80" w:name="назначили-новое-лекарство"/>
     <w:p>
       <w:pPr>
         <w:pStyle w:val="Heading3"/>
@@ -5284,8 +5410,8 @@
         <w:t xml:space="preserve">Подробнее: Тема 7, разделы 7.1 и 7.17; Приложение 1, группа «Лекарства».</w:t>
       </w:r>
     </w:p>
-    <w:bookmarkEnd w:id="79"/>
-    <w:bookmarkStart w:id="80" w:name="X0e5bf1c9268b2f904ae13f889289288cb686c07"/>
+    <w:bookmarkEnd w:id="80"/>
+    <w:bookmarkStart w:id="81" w:name="X0e5bf1c9268b2f904ae13f889289288cb686c07"/>
     <w:p>
       <w:pPr>
         <w:pStyle w:val="Heading3"/>
@@ -5342,8 +5468,8 @@
         <w:t xml:space="preserve">Подробнее: Тема 7, раздел 7.5.</w:t>
       </w:r>
     </w:p>
-    <w:bookmarkEnd w:id="80"/>
-    <w:bookmarkStart w:id="81" w:name="X5d9bf76a4d3438955f8edfaa74f0a06cafed779"/>
+    <w:bookmarkEnd w:id="81"/>
+    <w:bookmarkStart w:id="82" w:name="X5d9bf76a4d3438955f8edfaa74f0a06cafed779"/>
     <w:p>
       <w:pPr>
         <w:pStyle w:val="Heading3"/>
@@ -5400,9 +5526,9 @@
         <w:t xml:space="preserve">Подробнее: Тема 8, раздел 8.1.</w:t>
       </w:r>
     </w:p>
-    <w:bookmarkEnd w:id="81"/>
     <w:bookmarkEnd w:id="82"/>
-    <w:bookmarkStart w:id="87" w:name="дым-отравление-жара"/>
+    <w:bookmarkEnd w:id="83"/>
+    <w:bookmarkStart w:id="88" w:name="дым-отравление-жара"/>
     <w:p>
       <w:pPr>
         <w:pStyle w:val="Heading2"/>
@@ -5411,7 +5537,7 @@
         <w:t xml:space="preserve">Дым, отравление, жара</w:t>
       </w:r>
     </w:p>
-    <w:bookmarkStart w:id="83" w:name="угарный-газ-0.15"/>
+    <w:bookmarkStart w:id="84" w:name="угарный-газ-0.15"/>
     <w:p>
       <w:pPr>
         <w:pStyle w:val="Heading3"/>
@@ -5512,8 +5638,8 @@
         <w:t xml:space="preserve">Подробнее: Тема 8, раздел 8.8.</w:t>
       </w:r>
     </w:p>
-    <w:bookmarkEnd w:id="83"/>
-    <w:bookmarkStart w:id="84" w:name="перегрелась-баня-жара-солнце-0.15"/>
+    <w:bookmarkEnd w:id="84"/>
+    <w:bookmarkStart w:id="85" w:name="перегрелась-баня-жара-солнце-0.15"/>
     <w:p>
       <w:pPr>
         <w:pStyle w:val="Heading3"/>
@@ -5588,8 +5714,8 @@
         <w:t xml:space="preserve">Подробнее: Тема 8, раздел 8.9; Тема 5, раздел 5.5.</w:t>
       </w:r>
     </w:p>
-    <w:bookmarkEnd w:id="84"/>
-    <w:bookmarkStart w:id="85" w:name="надышалась-дымом-краской-бытовой-химией"/>
+    <w:bookmarkEnd w:id="85"/>
+    <w:bookmarkStart w:id="86" w:name="надышалась-дымом-краской-бытовой-химией"/>
     <w:p>
       <w:pPr>
         <w:pStyle w:val="Heading3"/>
@@ -5664,8 +5790,8 @@
         <w:t xml:space="preserve">Подробнее: Тема 8, разделы 8.3, 8.7 и 8.8.</w:t>
       </w:r>
     </w:p>
-    <w:bookmarkEnd w:id="85"/>
-    <w:bookmarkStart w:id="86" w:name="Xba20b60ea165243d713434994127b9be8557fd6"/>
+    <w:bookmarkEnd w:id="86"/>
+    <w:bookmarkStart w:id="87" w:name="Xba20b60ea165243d713434994127b9be8557fd6"/>
     <w:p>
       <w:pPr>
         <w:pStyle w:val="Heading3"/>
@@ -5758,9 +5884,9 @@
         <w:t xml:space="preserve">Подробнее: Тема 1, раздел 1.5; Тема 9, разделы 9.3 и 9.13.</w:t>
       </w:r>
     </w:p>
-    <w:bookmarkEnd w:id="86"/>
     <w:bookmarkEnd w:id="87"/>
-    <w:bookmarkStart w:id="90" w:name="болезнь-рядом-прививки"/>
+    <w:bookmarkEnd w:id="88"/>
+    <w:bookmarkStart w:id="91" w:name="болезнь-рядом-прививки"/>
     <w:p>
       <w:pPr>
         <w:pStyle w:val="Heading2"/>
@@ -5769,7 +5895,7 @@
         <w:t xml:space="preserve">Болезнь рядом, прививки</w:t>
       </w:r>
     </w:p>
-    <w:bookmarkStart w:id="88" w:name="X2ae797fd2df31829ac4528857dfd10eedff787a"/>
+    <w:bookmarkStart w:id="89" w:name="X2ae797fd2df31829ac4528857dfd10eedff787a"/>
     <w:p>
       <w:pPr>
         <w:pStyle w:val="Heading3"/>
@@ -5826,8 +5952,8 @@
         <w:t xml:space="preserve">Подробнее: Тема 9, разделы 9.2, 9.9 и 9.10.</w:t>
       </w:r>
     </w:p>
-    <w:bookmarkEnd w:id="88"/>
-    <w:bookmarkStart w:id="89" w:name="предлагают-прививку"/>
+    <w:bookmarkEnd w:id="89"/>
+    <w:bookmarkStart w:id="90" w:name="предлагают-прививку"/>
     <w:p>
       <w:pPr>
         <w:pStyle w:val="Heading3"/>
@@ -5884,9 +6010,9 @@
         <w:t xml:space="preserve">Подробнее: Тема 9, разделы 9.7 и 9.8.</w:t>
       </w:r>
     </w:p>
-    <w:bookmarkEnd w:id="89"/>
     <w:bookmarkEnd w:id="90"/>
-    <w:bookmarkStart w:id="92" w:name="результат-анализа"/>
+    <w:bookmarkEnd w:id="91"/>
+    <w:bookmarkStart w:id="93" w:name="результат-анализа"/>
     <w:p>
       <w:pPr>
         <w:pStyle w:val="Heading2"/>
@@ -5895,7 +6021,7 @@
         <w:t xml:space="preserve">Результат анализа</w:t>
       </w:r>
     </w:p>
-    <w:bookmarkStart w:id="91" w:name="Xc0e07379ab02dc1253e3cd6c9f4182531a38a35"/>
+    <w:bookmarkStart w:id="92" w:name="Xc0e07379ab02dc1253e3cd6c9f4182531a38a35"/>
     <w:p>
       <w:pPr>
         <w:pStyle w:val="Heading3"/>
@@ -5970,9 +6096,9 @@
         <w:t xml:space="preserve">Подробнее: Приложение 1, группа «В бланке анализа и результате УЗИ»; положительный анализ на антитела (IgM, IgG) — Тема 9, раздел 9.18.</w:t>
       </w:r>
     </w:p>
-    <w:bookmarkEnd w:id="91"/>
     <w:bookmarkEnd w:id="92"/>
-    <w:bookmarkStart w:id="94" w:name="мне-угрожают"/>
+    <w:bookmarkEnd w:id="93"/>
+    <w:bookmarkStart w:id="95" w:name="мне-угрожают"/>
     <w:p>
       <w:pPr>
         <w:pStyle w:val="Heading2"/>
@@ -5981,7 +6107,7 @@
         <w:t xml:space="preserve">Мне угрожают</w:t>
       </w:r>
     </w:p>
-    <w:bookmarkStart w:id="93" w:name="бьют-или-угрожают-небезопасно-дома-0.18"/>
+    <w:bookmarkStart w:id="94" w:name="бьют-или-угрожают-небезопасно-дома-0.18"/>
     <w:p>
       <w:pPr>
         <w:pStyle w:val="Heading3"/>
@@ -6097,10 +6223,10 @@
         <w:t xml:space="preserve">Подробнее: Тема 10, раздел 10.13 и врезка «Куда обращаться за помощью»; Тема 8, раздел 8.16.</w:t>
       </w:r>
     </w:p>
-    <w:bookmarkEnd w:id="93"/>
     <w:bookmarkEnd w:id="94"/>
     <w:bookmarkEnd w:id="95"/>
-    <w:bookmarkStart w:id="99" w:name="если-резко-стало-хуже-0.19"/>
+    <w:bookmarkEnd w:id="96"/>
+    <w:bookmarkStart w:id="104" w:name="если-резко-стало-хуже-0.19"/>
     <w:p>
       <w:pPr>
         <w:pStyle w:val="Heading1"/>
@@ -6167,7 +6293,7 @@
         <w:t xml:space="preserve">Если симптом новый и тревожит, но резкого ухудшения нет, — свяжитесь с врачом в тот же или на следующий день (Тема 11, раздел 11.7).</w:t>
       </w:r>
     </w:p>
-    <w:bookmarkStart w:id="98" w:name="клинические-и-научные-источники"/>
+    <w:bookmarkStart w:id="103" w:name="клинические-и-научные-источники"/>
     <w:p>
       <w:pPr>
         <w:pStyle w:val="Heading2"/>
@@ -6284,7 +6410,7 @@
       <w:r>
         <w:t xml:space="preserve"> </w:t>
       </w:r>
-      <w:hyperlink r:id="rId96">
+      <w:hyperlink r:id="rId97">
         <w:r>
           <w:rPr>
             <w:rStyle w:val="Hyperlink"/>
@@ -7415,7 +7541,7 @@
       <w:r>
         <w:t xml:space="preserve"> </w:t>
       </w:r>
-      <w:hyperlink r:id="rId97">
+      <w:hyperlink r:id="rId98">
         <w:r>
           <w:rPr>
             <w:rStyle w:val="Hyperlink"/>
@@ -7447,8 +7573,252 @@
         <w:t xml:space="preserve">Перенесено из списка приложений 20.10.2026 вместе со строкой навигатора.</w:t>
       </w:r>
     </w:p>
-    <w:bookmarkEnd w:id="98"/>
-    <w:bookmarkEnd w:id="99"/>
+    <w:p>
+      <w:pPr>
+        <w:pStyle w:val="FirstParagraph"/>
+      </w:pPr>
+      <w:r>
+        <w:rPr>
+          <w:bCs/>
+          <w:b/>
+        </w:rPr>
+        <w:t xml:space="preserve">Пожелтели кожа или белки глаз; жжение при мочеиспускании</w:t>
+      </w:r>
+      <w:r>
+        <w:t xml:space="preserve"> </w:t>
+      </w:r>
+      <w:r>
+        <w:rPr>
+          <w:iCs/>
+          <w:i/>
+        </w:rPr>
+        <w:t xml:space="preserve">(добавлено 20.10.2026 по источникам, присланным пользователем)</w:t>
+      </w:r>
+    </w:p>
+    <w:p>
+      <w:pPr>
+        <w:numPr>
+          <w:ilvl w:val="0"/>
+          <w:numId w:val="1047"/>
+        </w:numPr>
+        <w:pStyle w:val="Compact"/>
+      </w:pPr>
+      <w:r>
+        <w:t xml:space="preserve">European Association for the Study of the Liver (EASL).</w:t>
+      </w:r>
+      <w:r>
+        <w:t xml:space="preserve"> </w:t>
+      </w:r>
+      <w:hyperlink r:id="rId99">
+        <w:r>
+          <w:rPr>
+            <w:rStyle w:val="Hyperlink"/>
+          </w:rPr>
+          <w:t xml:space="preserve">EASL Clinical Practice Guidelines on the management of liver diseases in pregnancy</w:t>
+        </w:r>
+      </w:hyperlink>
+      <w:r>
+        <w:t xml:space="preserve">. Journal of Hepatology, 2023;79:768–828 — острая жировая дистрофия печени — неотложное медицинское и акушерское состояние; обычно третий триместр; тошнота, рвота, боль в животе, слабость, жажда; желтуха и спутанность — признаки печёночной недостаточности («Пожелтели кожа или белки глаз»).</w:t>
+      </w:r>
+      <w:r>
+        <w:t xml:space="preserve"> </w:t>
+      </w:r>
+      <w:r>
+        <w:rPr>
+          <w:iCs/>
+          <w:i/>
+        </w:rPr>
+        <w:t xml:space="preserve">Сверено по PDF на Google Диске пользователя.</w:t>
+      </w:r>
+    </w:p>
+    <w:p>
+      <w:pPr>
+        <w:numPr>
+          <w:ilvl w:val="0"/>
+          <w:numId w:val="1047"/>
+        </w:numPr>
+        <w:pStyle w:val="Compact"/>
+      </w:pPr>
+      <w:r>
+        <w:t xml:space="preserve">Tran T. T., Ahn J., Reau N. S.</w:t>
+      </w:r>
+      <w:r>
+        <w:t xml:space="preserve"> </w:t>
+      </w:r>
+      <w:hyperlink r:id="rId100">
+        <w:r>
+          <w:rPr>
+            <w:rStyle w:val="Hyperlink"/>
+          </w:rPr>
+          <w:t xml:space="preserve">ACG Clinical Guideline: Liver Disease and Pregnancy</w:t>
+        </w:r>
+      </w:hyperlink>
+      <w:r>
+        <w:t xml:space="preserve">. American Journal of Gastroenterology, 2016 — беременную с желтухой обследуют, начиная с УЗИ печени; при острой жировой дистрофии печени и HELLP-синдроме — быстрое родоразрешение («Пожелтели кожа или белки глаз»).</w:t>
+      </w:r>
+      <w:r>
+        <w:t xml:space="preserve"> </w:t>
+      </w:r>
+      <w:r>
+        <w:rPr>
+          <w:iCs/>
+          <w:i/>
+        </w:rPr>
+        <w:t xml:space="preserve">Сверено по PDF на Google Диске пользователя.</w:t>
+      </w:r>
+    </w:p>
+    <w:p>
+      <w:pPr>
+        <w:numPr>
+          <w:ilvl w:val="0"/>
+          <w:numId w:val="1047"/>
+        </w:numPr>
+        <w:pStyle w:val="Compact"/>
+      </w:pPr>
+      <w:r>
+        <w:t xml:space="preserve">Royal College of Obstetricians and Gynaecologists.</w:t>
+      </w:r>
+      <w:r>
+        <w:t xml:space="preserve"> </w:t>
+      </w:r>
+      <w:hyperlink r:id="rId101">
+        <w:r>
+          <w:rPr>
+            <w:rStyle w:val="Hyperlink"/>
+          </w:rPr>
+          <w:t xml:space="preserve">Intrahepatic cholestasis of pregnancy. Green-top Guideline No. 43</w:t>
+        </w:r>
+      </w:hyperlink>
+      <w:r>
+        <w:t xml:space="preserve">. BJOG, 2022;129:e95–e114 — желтуха при холестазе бывает менее чем у 1 % и требует дополнительного обследования («Пожелтели кожа или белки глаз»).</w:t>
+      </w:r>
+      <w:r>
+        <w:t xml:space="preserve"> </w:t>
+      </w:r>
+      <w:r>
+        <w:rPr>
+          <w:iCs/>
+          <w:i/>
+        </w:rPr>
+        <w:t xml:space="preserve">Сверено по PDF на Google Диске пользователя.</w:t>
+      </w:r>
+    </w:p>
+    <w:p>
+      <w:pPr>
+        <w:numPr>
+          <w:ilvl w:val="0"/>
+          <w:numId w:val="1047"/>
+        </w:numPr>
+        <w:pStyle w:val="Compact"/>
+      </w:pPr>
+      <w:r>
+        <w:t xml:space="preserve">Минздрав России, РОАГ. Клинические рекомендации «Преэклампсия. Эклампсия. Отеки, протеинурия и гипертензивные расстройства во время беременности, в родах и послеродовом периоде», 2024, ID 637 — HELLP-синдром: боль в эпигастрии или правом подреберье, тошнота, рвота, головная боль; в дифференциальном диагнозе — острая жировая дистрофия печени и вирусный гепатит («Пожелтели кожа или белки глаз»).</w:t>
+      </w:r>
+      <w:r>
+        <w:t xml:space="preserve"> </w:t>
+      </w:r>
+      <w:r>
+        <w:rPr>
+          <w:iCs/>
+          <w:i/>
+        </w:rPr>
+        <w:t xml:space="preserve">Сверено по PDF на Google Диске пользователя.</w:t>
+      </w:r>
+    </w:p>
+    <w:p>
+      <w:pPr>
+        <w:numPr>
+          <w:ilvl w:val="0"/>
+          <w:numId w:val="1047"/>
+        </w:numPr>
+        <w:pStyle w:val="Compact"/>
+      </w:pPr>
+      <w:r>
+        <w:t xml:space="preserve">British Liver Trust.</w:t>
+      </w:r>
+      <w:r>
+        <w:t xml:space="preserve"> </w:t>
+      </w:r>
+      <w:hyperlink r:id="rId102">
+        <w:r>
+          <w:rPr>
+            <w:rStyle w:val="Hyperlink"/>
+          </w:rPr>
+          <w:t xml:space="preserve">Symptoms of acute fatty liver of pregnancy</w:t>
+        </w:r>
+      </w:hyperlink>
+      <w:r>
+        <w:t xml:space="preserve">. Декабрь 2025 — при беременности жёлтая кожа или глаза, спутанность — сразу в приёмное отделение больницы («Пожелтели кожа или белки глаз»).</w:t>
+      </w:r>
+    </w:p>
+    <w:p>
+      <w:pPr>
+        <w:numPr>
+          <w:ilvl w:val="0"/>
+          <w:numId w:val="1047"/>
+        </w:numPr>
+        <w:pStyle w:val="Compact"/>
+      </w:pPr>
+      <w:r>
+        <w:t xml:space="preserve">National Institute for Health and Care Excellence (NICE). Urinary tract infection (lower): antimicrobial prescribing. NG109, 2018 (обновлено) — беременной с инфекцией нижних мочевых путей антибиотик назначают сразу, после посева мочи; отложенное назначение — только для небеременных («Жжение и боль при мочеиспускании»).</w:t>
+      </w:r>
+      <w:r>
+        <w:t xml:space="preserve"> </w:t>
+      </w:r>
+      <w:r>
+        <w:rPr>
+          <w:iCs/>
+          <w:i/>
+        </w:rPr>
+        <w:t xml:space="preserve">Сверено по PDF на Google Диске пользователя.</w:t>
+      </w:r>
+    </w:p>
+    <w:p>
+      <w:pPr>
+        <w:numPr>
+          <w:ilvl w:val="0"/>
+          <w:numId w:val="1047"/>
+        </w:numPr>
+        <w:pStyle w:val="Compact"/>
+      </w:pPr>
+      <w:r>
+        <w:t xml:space="preserve">American College of Obstetricians and Gynecologists. Urinary Tract Infections in Pregnant Individuals. Clinical Consensus No. 4, август 2023 — острый цистит подтверждают посевом мочи и лечат курсом антибиотика 5–7 дней; каждый эпизод грозит переходом в пиелонефрит («Жжение и боль при мочеиспускании»).</w:t>
+      </w:r>
+      <w:r>
+        <w:t xml:space="preserve"> </w:t>
+      </w:r>
+      <w:r>
+        <w:rPr>
+          <w:iCs/>
+          <w:i/>
+        </w:rPr>
+        <w:t xml:space="preserve">Сверено по PDF на Google Диске пользователя.</w:t>
+      </w:r>
+    </w:p>
+    <w:p>
+      <w:pPr>
+        <w:numPr>
+          <w:ilvl w:val="0"/>
+          <w:numId w:val="1047"/>
+        </w:numPr>
+        <w:pStyle w:val="Compact"/>
+      </w:pPr>
+      <w:r>
+        <w:t xml:space="preserve">Минздрав России, РОАГ, Российское общество урологов. Клинические рекомендации «Инфекция мочевых путей при беременности», 2025 — при расстройствах мочеиспускания консультация и осмотр врача обязательны; лихорадка, озноб, боль в боку — подозрение на пиелонефрит, при котором госпитализируют («Жжение и боль при мочеиспускании», «Температура»).</w:t>
+      </w:r>
+      <w:r>
+        <w:t xml:space="preserve"> </w:t>
+      </w:r>
+      <w:r>
+        <w:rPr>
+          <w:iCs/>
+          <w:i/>
+        </w:rPr>
+        <w:t xml:space="preserve">Сверено по PDF на Google Диске пользователя; срок «в тот же день» в документе не назван — выбран по NICE и NHS (Тема 5, источник 37).</w:t>
+      </w:r>
+    </w:p>
+    <w:bookmarkEnd w:id="103"/>
+    <w:bookmarkEnd w:id="104"/>
     <w:sectPr/>
   </w:body>
 </w:document>
@@ -8983,6 +9353,91 @@
     </w:lvl>
     <w:lvl w:ilvl="8">
       <w:start w:val="53"/>
+      <w:numFmt w:val="decimal"/>
+      <w:lvlText w:val="%9."/>
+      <w:lvlJc w:val="left"/>
+      <w:pPr>
+        <w:ind w:left="6480" w:hanging="480"/>
+      </w:pPr>
+    </w:lvl>
+  </w:abstractNum>
+  <w:abstractNum w:abstractNumId="994154">
+    <w:nsid w:val="A994154"/>
+    <w:multiLevelType w:val="multilevel"/>
+    <w:lvl w:ilvl="0">
+      <w:start w:val="54"/>
+      <w:numFmt w:val="decimal"/>
+      <w:lvlText w:val="%1."/>
+      <w:lvlJc w:val="left"/>
+      <w:pPr>
+        <w:ind w:left="720" w:hanging="480"/>
+      </w:pPr>
+    </w:lvl>
+    <w:lvl w:ilvl="1">
+      <w:start w:val="54"/>
+      <w:numFmt w:val="decimal"/>
+      <w:lvlText w:val="%2."/>
+      <w:lvlJc w:val="left"/>
+      <w:pPr>
+        <w:ind w:left="1440" w:hanging="480"/>
+      </w:pPr>
+    </w:lvl>
+    <w:lvl w:ilvl="2">
+      <w:start w:val="54"/>
+      <w:numFmt w:val="decimal"/>
+      <w:lvlText w:val="%3."/>
+      <w:lvlJc w:val="left"/>
+      <w:pPr>
+        <w:ind w:left="2160" w:hanging="480"/>
+      </w:pPr>
+    </w:lvl>
+    <w:lvl w:ilvl="3">
+      <w:start w:val="54"/>
+      <w:numFmt w:val="decimal"/>
+      <w:lvlText w:val="%4."/>
+      <w:lvlJc w:val="left"/>
+      <w:pPr>
+        <w:ind w:left="2880" w:hanging="480"/>
+      </w:pPr>
+    </w:lvl>
+    <w:lvl w:ilvl="4">
+      <w:start w:val="54"/>
+      <w:numFmt w:val="decimal"/>
+      <w:lvlText w:val="%5."/>
+      <w:lvlJc w:val="left"/>
+      <w:pPr>
+        <w:ind w:left="3600" w:hanging="480"/>
+      </w:pPr>
+    </w:lvl>
+    <w:lvl w:ilvl="5">
+      <w:start w:val="54"/>
+      <w:numFmt w:val="decimal"/>
+      <w:lvlText w:val="%6."/>
+      <w:lvlJc w:val="left"/>
+      <w:pPr>
+        <w:ind w:left="4320" w:hanging="480"/>
+      </w:pPr>
+    </w:lvl>
+    <w:lvl w:ilvl="6">
+      <w:start w:val="54"/>
+      <w:numFmt w:val="decimal"/>
+      <w:lvlText w:val="%7."/>
+      <w:lvlJc w:val="left"/>
+      <w:pPr>
+        <w:ind w:left="5040" w:hanging="480"/>
+      </w:pPr>
+    </w:lvl>
+    <w:lvl w:ilvl="7">
+      <w:start w:val="54"/>
+      <w:numFmt w:val="decimal"/>
+      <w:lvlText w:val="%8."/>
+      <w:lvlJc w:val="left"/>
+      <w:pPr>
+        <w:ind w:left="5760" w:hanging="480"/>
+      </w:pPr>
+    </w:lvl>
+    <w:lvl w:ilvl="8">
+      <w:start w:val="54"/>
       <w:numFmt w:val="decimal"/>
       <w:lvlText w:val="%9."/>
       <w:lvlJc w:val="left"/>
@@ -9643,6 +10098,36 @@
     </w:lvlOverride>
     <w:lvlOverride w:ilvl="8">
       <w:startOverride w:val="53"/>
+    </w:lvlOverride>
+  </w:num>
+  <w:num w:numId="1047">
+    <w:abstractNumId w:val="994154"/>
+    <w:lvlOverride w:ilvl="0">
+      <w:startOverride w:val="54"/>
+    </w:lvlOverride>
+    <w:lvlOverride w:ilvl="1">
+      <w:startOverride w:val="54"/>
+    </w:lvlOverride>
+    <w:lvlOverride w:ilvl="2">
+      <w:startOverride w:val="54"/>
+    </w:lvlOverride>
+    <w:lvlOverride w:ilvl="3">
+      <w:startOverride w:val="54"/>
+    </w:lvlOverride>
+    <w:lvlOverride w:ilvl="4">
+      <w:startOverride w:val="54"/>
+    </w:lvlOverride>
+    <w:lvlOverride w:ilvl="5">
+      <w:startOverride w:val="54"/>
+    </w:lvlOverride>
+    <w:lvlOverride w:ilvl="6">
+      <w:startOverride w:val="54"/>
+    </w:lvlOverride>
+    <w:lvlOverride w:ilvl="7">
+      <w:startOverride w:val="54"/>
+    </w:lvlOverride>
+    <w:lvlOverride w:ilvl="8">
+      <w:startOverride w:val="54"/>
     </w:lvlOverride>
   </w:num>
 </w:numbering>

--- a/themes/theme-0/Раздел 0 — врачу 20.10.2026.docx
+++ b/themes/theme-0/Раздел 0 — врачу 20.10.2026.docx
@@ -171,68 +171,6 @@
           <w:bCs/>
           <w:b/>
         </w:rPr>
-        <w:t xml:space="preserve">Решено 20.10.2026 по источникам</w:t>
-      </w:r>
-      <w:r>
-        <w:t xml:space="preserve"> </w:t>
-      </w:r>
-      <w:r>
-        <w:t xml:space="preserve">(проверьте, пожалуйста, вместе с остальным текстом):</w:t>
-      </w:r>
-    </w:p>
-    <w:p>
-      <w:pPr>
-        <w:numPr>
-          <w:ilvl w:val="0"/>
-          <w:numId w:val="1002"/>
-        </w:numPr>
-        <w:pStyle w:val="Compact"/>
-      </w:pPr>
-      <w:r>
-        <w:rPr>
-          <w:bCs/>
-          <w:b/>
-        </w:rPr>
-        <w:t xml:space="preserve">Жжение и боль при мочеиспускании без температуры</w:t>
-      </w:r>
-      <w:r>
-        <w:t xml:space="preserve"> </w:t>
-      </w:r>
-      <w:r>
-        <w:t xml:space="preserve">— «позвоните своему врачу в тот же день» (было «сегодня или завтра»): NICE NG109 советует беременной сразу начинать антибиотик, ACOG (2023) — каждый эпизод цистита грозит пиелонефритом, российские рекомендации «Инфекция мочевых путей при беременности» (2025) — осмотр врача обязателен; срок в часах ни один документ не называет.</w:t>
-      </w:r>
-    </w:p>
-    <w:p>
-      <w:pPr>
-        <w:numPr>
-          <w:ilvl w:val="0"/>
-          <w:numId w:val="1002"/>
-        </w:numPr>
-        <w:pStyle w:val="Compact"/>
-      </w:pPr>
-      <w:r>
-        <w:rPr>
-          <w:bCs/>
-          <w:b/>
-        </w:rPr>
-        <w:t xml:space="preserve">Новая карточка «Пожелтели кожа или белки глаз»</w:t>
-      </w:r>
-      <w:r>
-        <w:t xml:space="preserve"> </w:t>
-      </w:r>
-      <w:r>
-        <w:t xml:space="preserve">(группа «Кожа и аллергия») — роддом сразу; скорая при спутанности, сонливости, сильной рвоте, боли под ложечкой или в правом подреберье, резкой слабости. Опора — EASL (2023) и ACG (2016) об острой жировой дистрофии печени и HELLP-синдроме, RCOG Green-top No. 43 (желтуха при холестазе — менее 1 %, нужно дообследование), КР «Преэклампсия» (2024), British Liver Trust.</w:t>
-      </w:r>
-    </w:p>
-    <w:p>
-      <w:pPr>
-        <w:pStyle w:val="FirstParagraph"/>
-      </w:pPr>
-      <w:r>
-        <w:rPr>
-          <w:bCs/>
-          <w:b/>
-        </w:rPr>
         <w:t xml:space="preserve">В тексте (выделены жёлтым):</w:t>
       </w:r>
       <w:r>
@@ -266,7 +204,7 @@
       <w:pPr>
         <w:numPr>
           <w:ilvl w:val="0"/>
-          <w:numId w:val="1003"/>
+          <w:numId w:val="1002"/>
         </w:numPr>
         <w:pStyle w:val="Compact"/>
       </w:pPr>
@@ -278,7 +216,7 @@
       <w:pPr>
         <w:numPr>
           <w:ilvl w:val="0"/>
-          <w:numId w:val="1003"/>
+          <w:numId w:val="1002"/>
         </w:numPr>
         <w:pStyle w:val="Compact"/>
       </w:pPr>
@@ -290,7 +228,7 @@
       <w:pPr>
         <w:numPr>
           <w:ilvl w:val="0"/>
-          <w:numId w:val="1003"/>
+          <w:numId w:val="1002"/>
         </w:numPr>
         <w:pStyle w:val="Compact"/>
       </w:pPr>
@@ -302,7 +240,7 @@
       <w:pPr>
         <w:numPr>
           <w:ilvl w:val="0"/>
-          <w:numId w:val="1003"/>
+          <w:numId w:val="1002"/>
         </w:numPr>
         <w:pStyle w:val="Compact"/>
       </w:pPr>
@@ -314,7 +252,7 @@
       <w:pPr>
         <w:numPr>
           <w:ilvl w:val="0"/>
-          <w:numId w:val="1003"/>
+          <w:numId w:val="1002"/>
         </w:numPr>
         <w:pStyle w:val="Compact"/>
       </w:pPr>
@@ -326,7 +264,7 @@
       <w:pPr>
         <w:numPr>
           <w:ilvl w:val="0"/>
-          <w:numId w:val="1003"/>
+          <w:numId w:val="1002"/>
         </w:numPr>
         <w:pStyle w:val="Compact"/>
       </w:pPr>
@@ -338,7 +276,7 @@
       <w:pPr>
         <w:numPr>
           <w:ilvl w:val="0"/>
-          <w:numId w:val="1003"/>
+          <w:numId w:val="1002"/>
         </w:numPr>
         <w:pStyle w:val="Compact"/>
       </w:pPr>
@@ -350,7 +288,7 @@
       <w:pPr>
         <w:numPr>
           <w:ilvl w:val="0"/>
-          <w:numId w:val="1003"/>
+          <w:numId w:val="1002"/>
         </w:numPr>
         <w:pStyle w:val="Compact"/>
       </w:pPr>
@@ -388,7 +326,7 @@
       <w:pPr>
         <w:numPr>
           <w:ilvl w:val="0"/>
-          <w:numId w:val="1004"/>
+          <w:numId w:val="1003"/>
         </w:numPr>
         <w:pStyle w:val="Compact"/>
       </w:pPr>
@@ -410,7 +348,7 @@
       <w:pPr>
         <w:numPr>
           <w:ilvl w:val="0"/>
-          <w:numId w:val="1004"/>
+          <w:numId w:val="1003"/>
         </w:numPr>
         <w:pStyle w:val="Compact"/>
       </w:pPr>
@@ -432,7 +370,7 @@
       <w:pPr>
         <w:numPr>
           <w:ilvl w:val="0"/>
-          <w:numId w:val="1004"/>
+          <w:numId w:val="1003"/>
         </w:numPr>
         <w:pStyle w:val="Compact"/>
       </w:pPr>
@@ -480,7 +418,7 @@
       <w:pPr>
         <w:numPr>
           <w:ilvl w:val="0"/>
-          <w:numId w:val="1005"/>
+          <w:numId w:val="1004"/>
         </w:numPr>
         <w:pStyle w:val="Compact"/>
       </w:pPr>
@@ -499,7 +437,7 @@
       <w:pPr>
         <w:numPr>
           <w:ilvl w:val="0"/>
-          <w:numId w:val="1005"/>
+          <w:numId w:val="1004"/>
         </w:numPr>
         <w:pStyle w:val="Compact"/>
       </w:pPr>
@@ -518,7 +456,7 @@
       <w:pPr>
         <w:numPr>
           <w:ilvl w:val="0"/>
-          <w:numId w:val="1005"/>
+          <w:numId w:val="1004"/>
         </w:numPr>
         <w:pStyle w:val="Compact"/>
       </w:pPr>
@@ -586,7 +524,7 @@
       <w:pPr>
         <w:numPr>
           <w:ilvl w:val="0"/>
-          <w:numId w:val="1006"/>
+          <w:numId w:val="1005"/>
         </w:numPr>
         <w:pStyle w:val="Compact"/>
       </w:pPr>
@@ -598,7 +536,7 @@
       <w:pPr>
         <w:numPr>
           <w:ilvl w:val="0"/>
-          <w:numId w:val="1006"/>
+          <w:numId w:val="1005"/>
         </w:numPr>
         <w:pStyle w:val="Compact"/>
       </w:pPr>
@@ -610,7 +548,7 @@
       <w:pPr>
         <w:numPr>
           <w:ilvl w:val="0"/>
-          <w:numId w:val="1006"/>
+          <w:numId w:val="1005"/>
         </w:numPr>
         <w:pStyle w:val="Compact"/>
       </w:pPr>
@@ -622,7 +560,7 @@
       <w:pPr>
         <w:numPr>
           <w:ilvl w:val="0"/>
-          <w:numId w:val="1006"/>
+          <w:numId w:val="1005"/>
         </w:numPr>
         <w:pStyle w:val="Compact"/>
       </w:pPr>
@@ -688,12 +626,48 @@
       <w:pPr>
         <w:numPr>
           <w:ilvl w:val="0"/>
+          <w:numId w:val="1006"/>
+        </w:numPr>
+        <w:pStyle w:val="Compact"/>
+      </w:pPr>
+      <w:r>
+        <w:t xml:space="preserve">«Срок 34 недели. Ребёнок с утра двигается намного слабее обычного».</w:t>
+      </w:r>
+    </w:p>
+    <w:p>
+      <w:pPr>
+        <w:numPr>
+          <w:ilvl w:val="0"/>
+          <w:numId w:val="1006"/>
+        </w:numPr>
+        <w:pStyle w:val="Compact"/>
+      </w:pPr>
+      <w:r>
+        <w:t xml:space="preserve">«Срок 20 недель. Из влагалища идёт кровь, промокла прокладка».</w:t>
+      </w:r>
+    </w:p>
+    <w:p>
+      <w:pPr>
+        <w:pStyle w:val="FirstParagraph"/>
+      </w:pPr>
+      <w:r>
+        <w:rPr>
+          <w:bCs/>
+          <w:b/>
+        </w:rPr>
+        <w:t xml:space="preserve">Дальше — по порядку:</w:t>
+      </w:r>
+    </w:p>
+    <w:p>
+      <w:pPr>
+        <w:numPr>
+          <w:ilvl w:val="0"/>
           <w:numId w:val="1007"/>
         </w:numPr>
         <w:pStyle w:val="Compact"/>
       </w:pPr>
       <w:r>
-        <w:t xml:space="preserve">«Срок 34 недели. Ребёнок с утра двигается намного слабее обычного».</w:t>
+        <w:t xml:space="preserve">что происходит — своими словами, как ощущается;</w:t>
       </w:r>
     </w:p>
     <w:p>
@@ -705,7 +679,67 @@
         <w:pStyle w:val="Compact"/>
       </w:pPr>
       <w:r>
-        <w:t xml:space="preserve">«Срок 20 недель. Из влагалища идёт кровь, промокла прокладка».</w:t>
+        <w:t xml:space="preserve">когда началось, внезапно или постепенно, и как меняется — усиливается, приходит волнами;</w:t>
+      </w:r>
+    </w:p>
+    <w:p>
+      <w:pPr>
+        <w:numPr>
+          <w:ilvl w:val="0"/>
+          <w:numId w:val="1007"/>
+        </w:numPr>
+        <w:pStyle w:val="Compact"/>
+      </w:pPr>
+      <w:r>
+        <w:t xml:space="preserve">насколько сильно — по шкале от 0 до 10, мешает ли ходить, говорить, спать;</w:t>
+      </w:r>
+    </w:p>
+    <w:p>
+      <w:pPr>
+        <w:numPr>
+          <w:ilvl w:val="0"/>
+          <w:numId w:val="1007"/>
+        </w:numPr>
+        <w:pStyle w:val="Compact"/>
+      </w:pPr>
+      <w:r>
+        <w:t xml:space="preserve">что ещё появилось — температура, выделения, подтекание жидкости, головокружение, изменение шевелений;</w:t>
+      </w:r>
+    </w:p>
+    <w:p>
+      <w:pPr>
+        <w:numPr>
+          <w:ilvl w:val="0"/>
+          <w:numId w:val="1007"/>
+        </w:numPr>
+        <w:pStyle w:val="Compact"/>
+      </w:pPr>
+      <w:r>
+        <w:t xml:space="preserve">цифры, если мерили, — давление (на какой руке, сколько раз), температура, пульс, когда последний раз ребёнок двигался как обычно;</w:t>
+      </w:r>
+    </w:p>
+    <w:p>
+      <w:pPr>
+        <w:numPr>
+          <w:ilvl w:val="0"/>
+          <w:numId w:val="1007"/>
+        </w:numPr>
+        <w:pStyle w:val="Compact"/>
+      </w:pPr>
+      <w:r>
+        <w:t xml:space="preserve">что уже приняли — какое лекарство, сколько и во сколько, помогло ли;</w:t>
+      </w:r>
+    </w:p>
+    <w:p>
+      <w:pPr>
+        <w:numPr>
+          <w:ilvl w:val="0"/>
+          <w:numId w:val="1007"/>
+        </w:numPr>
+        <w:pStyle w:val="Compact"/>
+      </w:pPr>
+      <w:r>
+        <w:t xml:space="preserve">двойня, осложнения в прошлых беременностях, хронические болезни.</w:t>
       </w:r>
     </w:p>
     <w:p>
@@ -713,11 +747,19 @@
         <w:pStyle w:val="FirstParagraph"/>
       </w:pPr>
       <w:r>
-        <w:rPr>
-          <w:bCs/>
-          <w:b/>
-        </w:rPr>
-        <w:t xml:space="preserve">Дальше — по порядку:</w:t>
+        <w:t xml:space="preserve">Диспетчеру скорой назовите адрес и как к вам пройти. Трубку положите последней, после того как диспетчер скажет, что вызов принят.</w:t>
+      </w:r>
+    </w:p>
+    <w:p>
+      <w:pPr>
+        <w:pStyle w:val="BodyText"/>
+      </w:pPr>
+      <w:r>
+        <w:rPr>
+          <w:bCs/>
+          <w:b/>
+        </w:rPr>
+        <w:t xml:space="preserve">Пока ждёте помощи:</w:t>
       </w:r>
     </w:p>
     <w:p>
@@ -729,7 +771,7 @@
         <w:pStyle w:val="Compact"/>
       </w:pPr>
       <w:r>
-        <w:t xml:space="preserve">что происходит — своими словами, как ощущается;</w:t>
+        <w:t xml:space="preserve">соберите обменную карту, паспорт, полис ОМС, список лекарств, которые принимаете (Приложение 1), или сами упаковки, дневник, если вели, телефон и зарядку;</w:t>
       </w:r>
     </w:p>
     <w:p>
@@ -741,7 +783,7 @@
         <w:pStyle w:val="Compact"/>
       </w:pPr>
       <w:r>
-        <w:t xml:space="preserve">когда началось, внезапно или постепенно, и как меняется — усиливается, приходит волнами;</w:t>
+        <w:t xml:space="preserve">не оставайтесь одна: позвоните тому, кто может приехать или отвезти вас;</w:t>
       </w:r>
     </w:p>
     <w:p>
@@ -753,7 +795,7 @@
         <w:pStyle w:val="Compact"/>
       </w:pPr>
       <w:r>
-        <w:t xml:space="preserve">насколько сильно — по шкале от 0 до 10, мешает ли ходить, говорить, спать;</w:t>
+        <w:t xml:space="preserve">если есть кровь или подтекание — наденьте прокладку и возьмите её с собой;</w:t>
       </w:r>
     </w:p>
     <w:p>
@@ -765,43 +807,7 @@
         <w:pStyle w:val="Compact"/>
       </w:pPr>
       <w:r>
-        <w:t xml:space="preserve">что ещё появилось — температура, выделения, подтекание жидкости, головокружение, изменение шевелений;</w:t>
-      </w:r>
-    </w:p>
-    <w:p>
-      <w:pPr>
-        <w:numPr>
-          <w:ilvl w:val="0"/>
-          <w:numId w:val="1008"/>
-        </w:numPr>
-        <w:pStyle w:val="Compact"/>
-      </w:pPr>
-      <w:r>
-        <w:t xml:space="preserve">цифры, если мерили, — давление (на какой руке, сколько раз), температура, пульс, когда последний раз ребёнок двигался как обычно;</w:t>
-      </w:r>
-    </w:p>
-    <w:p>
-      <w:pPr>
-        <w:numPr>
-          <w:ilvl w:val="0"/>
-          <w:numId w:val="1008"/>
-        </w:numPr>
-        <w:pStyle w:val="Compact"/>
-      </w:pPr>
-      <w:r>
-        <w:t xml:space="preserve">что уже приняли — какое лекарство, сколько и во сколько, помогло ли;</w:t>
-      </w:r>
-    </w:p>
-    <w:p>
-      <w:pPr>
-        <w:numPr>
-          <w:ilvl w:val="0"/>
-          <w:numId w:val="1008"/>
-        </w:numPr>
-        <w:pStyle w:val="Compact"/>
-      </w:pPr>
-      <w:r>
-        <w:t xml:space="preserve">двойня, осложнения в прошлых беременностях, хронические болезни.</w:t>
+        <w:t xml:space="preserve">если ложитесь, то во второй половине беременности — на бок, а не на спину (Тема 2, раздел 2.4).</w:t>
       </w:r>
     </w:p>
     <w:p>
@@ -809,19 +815,11 @@
         <w:pStyle w:val="FirstParagraph"/>
       </w:pPr>
       <w:r>
-        <w:t xml:space="preserve">Диспетчеру скорой назовите адрес и как к вам пройти. Трубку положите последней, после того как диспетчер скажет, что вызов принят.</w:t>
-      </w:r>
-    </w:p>
-    <w:p>
-      <w:pPr>
-        <w:pStyle w:val="BodyText"/>
-      </w:pPr>
-      <w:r>
-        <w:rPr>
-          <w:bCs/>
-          <w:b/>
-        </w:rPr>
-        <w:t xml:space="preserve">Пока ждёте помощи:</w:t>
+        <w:rPr>
+          <w:bCs/>
+          <w:b/>
+        </w:rPr>
+        <w:t xml:space="preserve">Чего не делать, пока ждёте:</w:t>
       </w:r>
     </w:p>
     <w:p>
@@ -833,7 +831,7 @@
         <w:pStyle w:val="Compact"/>
       </w:pPr>
       <w:r>
-        <w:t xml:space="preserve">соберите обменную карту, паспорт, полис ОМС, список лекарств, которые принимаете (Приложение 1), или сами упаковки, дневник, если вели, телефон и зарядку;</w:t>
+        <w:t xml:space="preserve">не садитесь за руль;</w:t>
       </w:r>
     </w:p>
     <w:p>
@@ -845,7 +843,7 @@
         <w:pStyle w:val="Compact"/>
       </w:pPr>
       <w:r>
-        <w:t xml:space="preserve">не оставайтесь одна: позвоните тому, кто может приехать или отвезти вас;</w:t>
+        <w:t xml:space="preserve">не повторяйте обезболивающее, если обычная доза не помогла;</w:t>
       </w:r>
     </w:p>
     <w:p>
@@ -857,7 +855,7 @@
         <w:pStyle w:val="Compact"/>
       </w:pPr>
       <w:r>
-        <w:t xml:space="preserve">если есть кровь или подтекание — наденьте прокладку и возьмите её с собой;</w:t>
+        <w:t xml:space="preserve">ничего не вводите во влагалище;</w:t>
       </w:r>
     </w:p>
     <w:p>
@@ -865,66 +863,6 @@
         <w:numPr>
           <w:ilvl w:val="0"/>
           <w:numId w:val="1009"/>
-        </w:numPr>
-        <w:pStyle w:val="Compact"/>
-      </w:pPr>
-      <w:r>
-        <w:t xml:space="preserve">если ложитесь, то во второй половине беременности — на бок, а не на спину (Тема 2, раздел 2.4).</w:t>
-      </w:r>
-    </w:p>
-    <w:p>
-      <w:pPr>
-        <w:pStyle w:val="FirstParagraph"/>
-      </w:pPr>
-      <w:r>
-        <w:rPr>
-          <w:bCs/>
-          <w:b/>
-        </w:rPr>
-        <w:t xml:space="preserve">Чего не делать, пока ждёте:</w:t>
-      </w:r>
-    </w:p>
-    <w:p>
-      <w:pPr>
-        <w:numPr>
-          <w:ilvl w:val="0"/>
-          <w:numId w:val="1010"/>
-        </w:numPr>
-        <w:pStyle w:val="Compact"/>
-      </w:pPr>
-      <w:r>
-        <w:t xml:space="preserve">не садитесь за руль;</w:t>
-      </w:r>
-    </w:p>
-    <w:p>
-      <w:pPr>
-        <w:numPr>
-          <w:ilvl w:val="0"/>
-          <w:numId w:val="1010"/>
-        </w:numPr>
-        <w:pStyle w:val="Compact"/>
-      </w:pPr>
-      <w:r>
-        <w:t xml:space="preserve">не повторяйте обезболивающее, если обычная доза не помогла;</w:t>
-      </w:r>
-    </w:p>
-    <w:p>
-      <w:pPr>
-        <w:numPr>
-          <w:ilvl w:val="0"/>
-          <w:numId w:val="1010"/>
-        </w:numPr>
-        <w:pStyle w:val="Compact"/>
-      </w:pPr>
-      <w:r>
-        <w:t xml:space="preserve">ничего не вводите во влагалище;</w:t>
-      </w:r>
-    </w:p>
-    <w:p>
-      <w:pPr>
-        <w:numPr>
-          <w:ilvl w:val="0"/>
-          <w:numId w:val="1010"/>
         </w:numPr>
         <w:pStyle w:val="Compact"/>
       </w:pPr>
@@ -1015,7 +953,7 @@
       <w:pPr>
         <w:numPr>
           <w:ilvl w:val="0"/>
-          <w:numId w:val="1011"/>
+          <w:numId w:val="1010"/>
         </w:numPr>
         <w:pStyle w:val="Compact"/>
       </w:pPr>
@@ -1027,7 +965,7 @@
       <w:pPr>
         <w:numPr>
           <w:ilvl w:val="0"/>
-          <w:numId w:val="1011"/>
+          <w:numId w:val="1010"/>
         </w:numPr>
         <w:pStyle w:val="Compact"/>
       </w:pPr>
@@ -1039,7 +977,7 @@
       <w:pPr>
         <w:numPr>
           <w:ilvl w:val="0"/>
-          <w:numId w:val="1011"/>
+          <w:numId w:val="1010"/>
         </w:numPr>
         <w:pStyle w:val="Compact"/>
       </w:pPr>
@@ -1419,7 +1357,7 @@
       <w:pPr>
         <w:numPr>
           <w:ilvl w:val="0"/>
-          <w:numId w:val="1012"/>
+          <w:numId w:val="1011"/>
         </w:numPr>
         <w:pStyle w:val="Compact"/>
       </w:pPr>
@@ -1431,7 +1369,7 @@
       <w:pPr>
         <w:numPr>
           <w:ilvl w:val="0"/>
-          <w:numId w:val="1012"/>
+          <w:numId w:val="1011"/>
         </w:numPr>
         <w:pStyle w:val="Compact"/>
       </w:pPr>
@@ -1485,7 +1423,7 @@
       <w:pPr>
         <w:numPr>
           <w:ilvl w:val="0"/>
-          <w:numId w:val="1013"/>
+          <w:numId w:val="1012"/>
         </w:numPr>
         <w:pStyle w:val="Compact"/>
       </w:pPr>
@@ -1497,7 +1435,7 @@
       <w:pPr>
         <w:numPr>
           <w:ilvl w:val="0"/>
-          <w:numId w:val="1013"/>
+          <w:numId w:val="1012"/>
         </w:numPr>
         <w:pStyle w:val="Compact"/>
       </w:pPr>
@@ -1509,7 +1447,7 @@
       <w:pPr>
         <w:numPr>
           <w:ilvl w:val="0"/>
-          <w:numId w:val="1013"/>
+          <w:numId w:val="1012"/>
         </w:numPr>
         <w:pStyle w:val="Compact"/>
       </w:pPr>
@@ -1591,12 +1529,60 @@
       <w:pPr>
         <w:numPr>
           <w:ilvl w:val="0"/>
+          <w:numId w:val="1013"/>
+        </w:numPr>
+        <w:pStyle w:val="Compact"/>
+      </w:pPr>
+      <w:r>
+        <w:t xml:space="preserve">боль внезапная и очень сильная;</w:t>
+      </w:r>
+    </w:p>
+    <w:p>
+      <w:pPr>
+        <w:numPr>
+          <w:ilvl w:val="0"/>
+          <w:numId w:val="1013"/>
+        </w:numPr>
+        <w:pStyle w:val="Compact"/>
+      </w:pPr>
+      <w:r>
+        <w:t xml:space="preserve">вместе с болью кровотечение, слабость, головокружение или обморок;</w:t>
+      </w:r>
+    </w:p>
+    <w:p>
+      <w:pPr>
+        <w:numPr>
+          <w:ilvl w:val="0"/>
+          <w:numId w:val="1013"/>
+        </w:numPr>
+        <w:pStyle w:val="Compact"/>
+      </w:pPr>
+      <w:r>
+        <w:t xml:space="preserve">живот стал твёрдым, болит при прикосновении и не расслабляется, кожа побледнела, выступил холодный липкий пот. Так может проявляться отслойка плаценты: плацента отделяется от стенки матки раньше родов. Крови снаружи при этом бывает мало, потому что она может скапливаться внутри.</w:t>
+      </w:r>
+    </w:p>
+    <w:p>
+      <w:pPr>
+        <w:pStyle w:val="FirstParagraph"/>
+      </w:pPr>
+      <w:r>
+        <w:rPr>
+          <w:bCs/>
+          <w:b/>
+        </w:rPr>
+        <w:t xml:space="preserve">Поезжайте в роддом сразу, если:</w:t>
+      </w:r>
+    </w:p>
+    <w:p>
+      <w:pPr>
+        <w:numPr>
+          <w:ilvl w:val="0"/>
           <w:numId w:val="1014"/>
         </w:numPr>
         <w:pStyle w:val="Compact"/>
       </w:pPr>
       <w:r>
-        <w:t xml:space="preserve">боль внезапная и очень сильная;</w:t>
+        <w:t xml:space="preserve">боль сильная, внезапная или нарастающая;</w:t>
       </w:r>
     </w:p>
     <w:p>
@@ -1608,7 +1594,7 @@
         <w:pStyle w:val="Compact"/>
       </w:pPr>
       <w:r>
-        <w:t xml:space="preserve">вместе с болью кровотечение, слабость, головокружение или обморок;</w:t>
+        <w:t xml:space="preserve">схватки или напряжение матки повторяются через равные промежутки, становятся чаще или сильнее, — до 37 недель: нужно проверить, не начинаются ли преждевременные роды;</w:t>
       </w:r>
     </w:p>
     <w:p>
@@ -1616,54 +1602,6 @@
         <w:numPr>
           <w:ilvl w:val="0"/>
           <w:numId w:val="1014"/>
-        </w:numPr>
-        <w:pStyle w:val="Compact"/>
-      </w:pPr>
-      <w:r>
-        <w:t xml:space="preserve">живот стал твёрдым, болит при прикосновении и не расслабляется, кожа побледнела, выступил холодный липкий пот. Так может проявляться отслойка плаценты: плацента отделяется от стенки матки раньше родов. Крови снаружи при этом бывает мало, потому что она может скапливаться внутри.</w:t>
-      </w:r>
-    </w:p>
-    <w:p>
-      <w:pPr>
-        <w:pStyle w:val="FirstParagraph"/>
-      </w:pPr>
-      <w:r>
-        <w:rPr>
-          <w:bCs/>
-          <w:b/>
-        </w:rPr>
-        <w:t xml:space="preserve">Поезжайте в роддом сразу, если:</w:t>
-      </w:r>
-    </w:p>
-    <w:p>
-      <w:pPr>
-        <w:numPr>
-          <w:ilvl w:val="0"/>
-          <w:numId w:val="1015"/>
-        </w:numPr>
-        <w:pStyle w:val="Compact"/>
-      </w:pPr>
-      <w:r>
-        <w:t xml:space="preserve">боль сильная, внезапная или нарастающая;</w:t>
-      </w:r>
-    </w:p>
-    <w:p>
-      <w:pPr>
-        <w:numPr>
-          <w:ilvl w:val="0"/>
-          <w:numId w:val="1015"/>
-        </w:numPr>
-        <w:pStyle w:val="Compact"/>
-      </w:pPr>
-      <w:r>
-        <w:t xml:space="preserve">схватки или напряжение матки повторяются через равные промежутки, становятся чаще или сильнее, — до 37 недель: нужно проверить, не начинаются ли преждевременные роды;</w:t>
-      </w:r>
-    </w:p>
-    <w:p>
-      <w:pPr>
-        <w:numPr>
-          <w:ilvl w:val="0"/>
-          <w:numId w:val="1015"/>
         </w:numPr>
         <w:pStyle w:val="Compact"/>
       </w:pPr>
@@ -1789,7 +1727,7 @@
       <w:pPr>
         <w:numPr>
           <w:ilvl w:val="0"/>
-          <w:numId w:val="1016"/>
+          <w:numId w:val="1015"/>
         </w:numPr>
         <w:pStyle w:val="Compact"/>
       </w:pPr>
@@ -1814,7 +1752,7 @@
       <w:pPr>
         <w:numPr>
           <w:ilvl w:val="0"/>
-          <w:numId w:val="1016"/>
+          <w:numId w:val="1015"/>
         </w:numPr>
         <w:pStyle w:val="Compact"/>
       </w:pPr>
@@ -1826,7 +1764,7 @@
       <w:pPr>
         <w:numPr>
           <w:ilvl w:val="0"/>
-          <w:numId w:val="1016"/>
+          <w:numId w:val="1015"/>
         </w:numPr>
         <w:pStyle w:val="Compact"/>
       </w:pPr>
@@ -1838,7 +1776,7 @@
       <w:pPr>
         <w:numPr>
           <w:ilvl w:val="0"/>
-          <w:numId w:val="1016"/>
+          <w:numId w:val="1015"/>
         </w:numPr>
         <w:pStyle w:val="Compact"/>
       </w:pPr>
@@ -1930,7 +1868,7 @@
       <w:pPr>
         <w:numPr>
           <w:ilvl w:val="0"/>
-          <w:numId w:val="1017"/>
+          <w:numId w:val="1016"/>
         </w:numPr>
         <w:pStyle w:val="Compact"/>
       </w:pPr>
@@ -1942,7 +1880,7 @@
       <w:pPr>
         <w:numPr>
           <w:ilvl w:val="0"/>
-          <w:numId w:val="1017"/>
+          <w:numId w:val="1016"/>
         </w:numPr>
         <w:pStyle w:val="Compact"/>
       </w:pPr>
@@ -1954,7 +1892,7 @@
       <w:pPr>
         <w:numPr>
           <w:ilvl w:val="0"/>
-          <w:numId w:val="1017"/>
+          <w:numId w:val="1016"/>
         </w:numPr>
         <w:pStyle w:val="Compact"/>
       </w:pPr>
@@ -1966,7 +1904,7 @@
       <w:pPr>
         <w:numPr>
           <w:ilvl w:val="0"/>
-          <w:numId w:val="1017"/>
+          <w:numId w:val="1016"/>
         </w:numPr>
         <w:pStyle w:val="Compact"/>
       </w:pPr>
@@ -2070,12 +2008,108 @@
       <w:pPr>
         <w:numPr>
           <w:ilvl w:val="0"/>
+          <w:numId w:val="1017"/>
+        </w:numPr>
+        <w:pStyle w:val="Compact"/>
+      </w:pPr>
+      <w:r>
+        <w:t xml:space="preserve">сильная или нарастающая головная боль, в том числе такая, что не прошла после отдыха, еды, воды и обычной дозы парацетамола;</w:t>
+      </w:r>
+    </w:p>
+    <w:p>
+      <w:pPr>
+        <w:numPr>
+          <w:ilvl w:val="0"/>
+          <w:numId w:val="1017"/>
+        </w:numPr>
+        <w:pStyle w:val="Compact"/>
+      </w:pPr>
+      <w:r>
+        <w:t xml:space="preserve">нарушения зрения: мелькание «мушек», пелена, нечёткость, выпадение участков;</w:t>
+      </w:r>
+    </w:p>
+    <w:p>
+      <w:pPr>
+        <w:numPr>
+          <w:ilvl w:val="0"/>
+          <w:numId w:val="1017"/>
+        </w:numPr>
+        <w:pStyle w:val="Compact"/>
+      </w:pPr>
+      <w:r>
+        <w:t xml:space="preserve">боль под ложечкой или в правом подреберье;</w:t>
+      </w:r>
+    </w:p>
+    <w:p>
+      <w:pPr>
+        <w:numPr>
+          <w:ilvl w:val="0"/>
+          <w:numId w:val="1017"/>
+        </w:numPr>
+        <w:pStyle w:val="Compact"/>
+      </w:pPr>
+      <w:r>
+        <w:t xml:space="preserve">внезапный отёк лица, кистей или стоп;</w:t>
+      </w:r>
+    </w:p>
+    <w:p>
+      <w:pPr>
+        <w:numPr>
+          <w:ilvl w:val="0"/>
+          <w:numId w:val="1017"/>
+        </w:numPr>
+        <w:pStyle w:val="Compact"/>
+      </w:pPr>
+      <w:r>
+        <w:t xml:space="preserve">рвота, которая впервые появилась или резко усилилась после 20 недель;</w:t>
+      </w:r>
+    </w:p>
+    <w:p>
+      <w:pPr>
+        <w:numPr>
+          <w:ilvl w:val="0"/>
+          <w:numId w:val="1017"/>
+        </w:numPr>
+        <w:pStyle w:val="Compact"/>
+      </w:pPr>
+      <w:r>
+        <w:t xml:space="preserve">одышка, боль за грудиной;</w:t>
+      </w:r>
+    </w:p>
+    <w:p>
+      <w:pPr>
+        <w:numPr>
+          <w:ilvl w:val="0"/>
+          <w:numId w:val="1017"/>
+        </w:numPr>
+        <w:pStyle w:val="Compact"/>
+      </w:pPr>
+      <w:r>
+        <w:t xml:space="preserve">необычное возбуждение или, наоборот, сонливость.</w:t>
+      </w:r>
+    </w:p>
+    <w:p>
+      <w:pPr>
+        <w:pStyle w:val="FirstParagraph"/>
+      </w:pPr>
+      <w:r>
+        <w:rPr>
+          <w:bCs/>
+          <w:b/>
+        </w:rPr>
+        <w:t xml:space="preserve">Вызывайте скорую, если:</w:t>
+      </w:r>
+    </w:p>
+    <w:p>
+      <w:pPr>
+        <w:numPr>
+          <w:ilvl w:val="0"/>
           <w:numId w:val="1018"/>
         </w:numPr>
         <w:pStyle w:val="Compact"/>
       </w:pPr>
       <w:r>
-        <w:t xml:space="preserve">сильная или нарастающая головная боль, в том числе такая, что не прошла после отдыха, еды, воды и обычной дозы парацетамола;</w:t>
+        <w:t xml:space="preserve">давление 160 и выше верхнее или 100 и выше нижнее при повторном измерении — даже если вы хорошо себя чувствуете. При таком давлении рекомендации предписывают экстренную госпитализацию в отделение интенсивной терапии акушерского стационара 3-й группы (к ней относятся перинатальные центры), а не в любой ближайший роддом;</w:t>
       </w:r>
     </w:p>
     <w:p>
@@ -2087,7 +2121,7 @@
         <w:pStyle w:val="Compact"/>
       </w:pPr>
       <w:r>
-        <w:t xml:space="preserve">нарушения зрения: мелькание «мушек», пелена, нечёткость, выпадение участков;</w:t>
+        <w:t xml:space="preserve">любой из признаков выше вместе с давлением 140/90 и выше;</w:t>
       </w:r>
     </w:p>
     <w:p>
@@ -2099,7 +2133,7 @@
         <w:pStyle w:val="Compact"/>
       </w:pPr>
       <w:r>
-        <w:t xml:space="preserve">боль под ложечкой или в правом подреберье;</w:t>
+        <w:t xml:space="preserve">любой из признаков выше, если давление измерить нечем;</w:t>
       </w:r>
     </w:p>
     <w:p>
@@ -2107,102 +2141,6 @@
         <w:numPr>
           <w:ilvl w:val="0"/>
           <w:numId w:val="1018"/>
-        </w:numPr>
-        <w:pStyle w:val="Compact"/>
-      </w:pPr>
-      <w:r>
-        <w:t xml:space="preserve">внезапный отёк лица, кистей или стоп;</w:t>
-      </w:r>
-    </w:p>
-    <w:p>
-      <w:pPr>
-        <w:numPr>
-          <w:ilvl w:val="0"/>
-          <w:numId w:val="1018"/>
-        </w:numPr>
-        <w:pStyle w:val="Compact"/>
-      </w:pPr>
-      <w:r>
-        <w:t xml:space="preserve">рвота, которая впервые появилась или резко усилилась после 20 недель;</w:t>
-      </w:r>
-    </w:p>
-    <w:p>
-      <w:pPr>
-        <w:numPr>
-          <w:ilvl w:val="0"/>
-          <w:numId w:val="1018"/>
-        </w:numPr>
-        <w:pStyle w:val="Compact"/>
-      </w:pPr>
-      <w:r>
-        <w:t xml:space="preserve">одышка, боль за грудиной;</w:t>
-      </w:r>
-    </w:p>
-    <w:p>
-      <w:pPr>
-        <w:numPr>
-          <w:ilvl w:val="0"/>
-          <w:numId w:val="1018"/>
-        </w:numPr>
-        <w:pStyle w:val="Compact"/>
-      </w:pPr>
-      <w:r>
-        <w:t xml:space="preserve">необычное возбуждение или, наоборот, сонливость.</w:t>
-      </w:r>
-    </w:p>
-    <w:p>
-      <w:pPr>
-        <w:pStyle w:val="FirstParagraph"/>
-      </w:pPr>
-      <w:r>
-        <w:rPr>
-          <w:bCs/>
-          <w:b/>
-        </w:rPr>
-        <w:t xml:space="preserve">Вызывайте скорую, если:</w:t>
-      </w:r>
-    </w:p>
-    <w:p>
-      <w:pPr>
-        <w:numPr>
-          <w:ilvl w:val="0"/>
-          <w:numId w:val="1019"/>
-        </w:numPr>
-        <w:pStyle w:val="Compact"/>
-      </w:pPr>
-      <w:r>
-        <w:t xml:space="preserve">давление 160 и выше верхнее или 100 и выше нижнее при повторном измерении — даже если вы хорошо себя чувствуете. При таком давлении рекомендации предписывают экстренную госпитализацию в отделение интенсивной терапии акушерского стационара 3-й группы (к ней относятся перинатальные центры), а не в любой ближайший роддом;</w:t>
-      </w:r>
-    </w:p>
-    <w:p>
-      <w:pPr>
-        <w:numPr>
-          <w:ilvl w:val="0"/>
-          <w:numId w:val="1019"/>
-        </w:numPr>
-        <w:pStyle w:val="Compact"/>
-      </w:pPr>
-      <w:r>
-        <w:t xml:space="preserve">любой из признаков выше вместе с давлением 140/90 и выше;</w:t>
-      </w:r>
-    </w:p>
-    <w:p>
-      <w:pPr>
-        <w:numPr>
-          <w:ilvl w:val="0"/>
-          <w:numId w:val="1019"/>
-        </w:numPr>
-        <w:pStyle w:val="Compact"/>
-      </w:pPr>
-      <w:r>
-        <w:t xml:space="preserve">любой из признаков выше, если давление измерить нечем;</w:t>
-      </w:r>
-    </w:p>
-    <w:p>
-      <w:pPr>
-        <w:numPr>
-          <w:ilvl w:val="0"/>
-          <w:numId w:val="1019"/>
         </w:numPr>
         <w:pStyle w:val="Compact"/>
       </w:pPr>
@@ -2356,7 +2294,7 @@
       <w:pPr>
         <w:numPr>
           <w:ilvl w:val="0"/>
-          <w:numId w:val="1020"/>
+          <w:numId w:val="1019"/>
         </w:numPr>
         <w:pStyle w:val="Compact"/>
       </w:pPr>
@@ -2368,7 +2306,7 @@
       <w:pPr>
         <w:numPr>
           <w:ilvl w:val="0"/>
-          <w:numId w:val="1020"/>
+          <w:numId w:val="1019"/>
         </w:numPr>
         <w:pStyle w:val="Compact"/>
       </w:pPr>
@@ -2380,7 +2318,7 @@
       <w:pPr>
         <w:numPr>
           <w:ilvl w:val="0"/>
-          <w:numId w:val="1020"/>
+          <w:numId w:val="1019"/>
         </w:numPr>
         <w:pStyle w:val="Compact"/>
       </w:pPr>
@@ -2392,7 +2330,7 @@
       <w:pPr>
         <w:numPr>
           <w:ilvl w:val="0"/>
-          <w:numId w:val="1020"/>
+          <w:numId w:val="1019"/>
         </w:numPr>
         <w:pStyle w:val="Compact"/>
       </w:pPr>
@@ -2484,7 +2422,7 @@
       <w:pPr>
         <w:numPr>
           <w:ilvl w:val="0"/>
-          <w:numId w:val="1021"/>
+          <w:numId w:val="1020"/>
         </w:numPr>
         <w:pStyle w:val="Compact"/>
       </w:pPr>
@@ -2496,7 +2434,7 @@
       <w:pPr>
         <w:numPr>
           <w:ilvl w:val="0"/>
-          <w:numId w:val="1021"/>
+          <w:numId w:val="1020"/>
         </w:numPr>
         <w:pStyle w:val="Compact"/>
       </w:pPr>
@@ -2508,7 +2446,7 @@
       <w:pPr>
         <w:numPr>
           <w:ilvl w:val="0"/>
-          <w:numId w:val="1021"/>
+          <w:numId w:val="1020"/>
         </w:numPr>
         <w:pStyle w:val="Compact"/>
       </w:pPr>
@@ -2520,7 +2458,7 @@
       <w:pPr>
         <w:numPr>
           <w:ilvl w:val="0"/>
-          <w:numId w:val="1021"/>
+          <w:numId w:val="1020"/>
         </w:numPr>
         <w:pStyle w:val="Compact"/>
       </w:pPr>
@@ -2532,7 +2470,7 @@
       <w:pPr>
         <w:numPr>
           <w:ilvl w:val="0"/>
-          <w:numId w:val="1021"/>
+          <w:numId w:val="1020"/>
         </w:numPr>
         <w:pStyle w:val="Compact"/>
       </w:pPr>
@@ -2544,7 +2482,7 @@
       <w:pPr>
         <w:numPr>
           <w:ilvl w:val="0"/>
-          <w:numId w:val="1021"/>
+          <w:numId w:val="1020"/>
         </w:numPr>
         <w:pStyle w:val="Compact"/>
       </w:pPr>
@@ -2662,7 +2600,7 @@
       <w:pPr>
         <w:numPr>
           <w:ilvl w:val="0"/>
-          <w:numId w:val="1022"/>
+          <w:numId w:val="1021"/>
         </w:numPr>
         <w:pStyle w:val="Compact"/>
       </w:pPr>
@@ -2674,7 +2612,7 @@
       <w:pPr>
         <w:numPr>
           <w:ilvl w:val="0"/>
-          <w:numId w:val="1022"/>
+          <w:numId w:val="1021"/>
         </w:numPr>
         <w:pStyle w:val="Compact"/>
       </w:pPr>
@@ -2686,7 +2624,7 @@
       <w:pPr>
         <w:numPr>
           <w:ilvl w:val="0"/>
-          <w:numId w:val="1022"/>
+          <w:numId w:val="1021"/>
         </w:numPr>
         <w:pStyle w:val="Compact"/>
       </w:pPr>
@@ -2698,7 +2636,7 @@
       <w:pPr>
         <w:numPr>
           <w:ilvl w:val="0"/>
-          <w:numId w:val="1022"/>
+          <w:numId w:val="1021"/>
         </w:numPr>
         <w:pStyle w:val="Compact"/>
       </w:pPr>
@@ -3331,7 +3269,7 @@
       <w:pPr>
         <w:numPr>
           <w:ilvl w:val="0"/>
-          <w:numId w:val="1023"/>
+          <w:numId w:val="1022"/>
         </w:numPr>
         <w:pStyle w:val="Compact"/>
       </w:pPr>
@@ -3343,7 +3281,7 @@
       <w:pPr>
         <w:numPr>
           <w:ilvl w:val="0"/>
-          <w:numId w:val="1023"/>
+          <w:numId w:val="1022"/>
         </w:numPr>
         <w:pStyle w:val="Compact"/>
       </w:pPr>
@@ -3355,7 +3293,7 @@
       <w:pPr>
         <w:numPr>
           <w:ilvl w:val="0"/>
-          <w:numId w:val="1023"/>
+          <w:numId w:val="1022"/>
         </w:numPr>
         <w:pStyle w:val="Compact"/>
       </w:pPr>
@@ -3938,7 +3876,7 @@
       <w:pPr>
         <w:numPr>
           <w:ilvl w:val="0"/>
-          <w:numId w:val="1024"/>
+          <w:numId w:val="1023"/>
         </w:numPr>
         <w:pStyle w:val="Compact"/>
       </w:pPr>
@@ -3950,7 +3888,7 @@
       <w:pPr>
         <w:numPr>
           <w:ilvl w:val="0"/>
-          <w:numId w:val="1024"/>
+          <w:numId w:val="1023"/>
         </w:numPr>
         <w:pStyle w:val="Compact"/>
       </w:pPr>
@@ -3962,7 +3900,7 @@
       <w:pPr>
         <w:numPr>
           <w:ilvl w:val="0"/>
-          <w:numId w:val="1024"/>
+          <w:numId w:val="1023"/>
         </w:numPr>
         <w:pStyle w:val="Compact"/>
       </w:pPr>
@@ -3974,7 +3912,7 @@
       <w:pPr>
         <w:numPr>
           <w:ilvl w:val="0"/>
-          <w:numId w:val="1024"/>
+          <w:numId w:val="1023"/>
         </w:numPr>
         <w:pStyle w:val="Compact"/>
       </w:pPr>
@@ -4244,12 +4182,56 @@
       <w:pPr>
         <w:numPr>
           <w:ilvl w:val="0"/>
+          <w:numId w:val="1024"/>
+        </w:numPr>
+        <w:pStyle w:val="Compact"/>
+      </w:pPr>
+      <w:r>
+        <w:t xml:space="preserve">мысли о самоубийстве или самоповреждении, и есть план, намерение, или вы уже что-то сделали;</w:t>
+      </w:r>
+    </w:p>
+    <w:p>
+      <w:pPr>
+        <w:numPr>
+          <w:ilvl w:val="0"/>
+          <w:numId w:val="1024"/>
+        </w:numPr>
+        <w:pStyle w:val="Compact"/>
+      </w:pPr>
+      <w:r>
+        <w:t xml:space="preserve">мысль причинить вред ребёнку не пугает, а кажется правильной или необходимой;</w:t>
+      </w:r>
+    </w:p>
+    <w:p>
+      <w:pPr>
+        <w:numPr>
+          <w:ilvl w:val="0"/>
+          <w:numId w:val="1024"/>
+        </w:numPr>
+        <w:pStyle w:val="Compact"/>
+      </w:pPr>
+      <w:r>
+        <w:t xml:space="preserve">голоса или видения, которых не видят другие; убеждённость в том, чего нет; внезапная спутанность.</w:t>
+      </w:r>
+    </w:p>
+    <w:p>
+      <w:pPr>
+        <w:pStyle w:val="FirstParagraph"/>
+      </w:pPr>
+      <w:r>
+        <w:t xml:space="preserve">По порядку оказания скорой помощи психическое состояние, при котором человек опасен для себя или других, — повод для экстренного вызова. Говорите прямо: «У меня мысли о самоубийстве» или «Я беременна, у меня (у моей жены) спутанность сознания, она слышит голоса».</w:t>
+      </w:r>
+    </w:p>
+    <w:p>
+      <w:pPr>
+        <w:numPr>
+          <w:ilvl w:val="0"/>
           <w:numId w:val="1025"/>
         </w:numPr>
         <w:pStyle w:val="Compact"/>
       </w:pPr>
       <w:r>
-        <w:t xml:space="preserve">мысли о самоубийстве или самоповреждении, и есть план, намерение, или вы уже что-то сделали;</w:t>
+        <w:t xml:space="preserve">Не оставайтесь одна: позовите близкого человека или попросите его приехать. Если вы рядом с женщиной в таком состоянии, не оставляйте её одну до приезда помощи.</w:t>
       </w:r>
     </w:p>
     <w:p>
@@ -4257,50 +4239,6 @@
         <w:numPr>
           <w:ilvl w:val="0"/>
           <w:numId w:val="1025"/>
-        </w:numPr>
-        <w:pStyle w:val="Compact"/>
-      </w:pPr>
-      <w:r>
-        <w:t xml:space="preserve">мысль причинить вред ребёнку не пугает, а кажется правильной или необходимой;</w:t>
-      </w:r>
-    </w:p>
-    <w:p>
-      <w:pPr>
-        <w:numPr>
-          <w:ilvl w:val="0"/>
-          <w:numId w:val="1025"/>
-        </w:numPr>
-        <w:pStyle w:val="Compact"/>
-      </w:pPr>
-      <w:r>
-        <w:t xml:space="preserve">голоса или видения, которых не видят другие; убеждённость в том, чего нет; внезапная спутанность.</w:t>
-      </w:r>
-    </w:p>
-    <w:p>
-      <w:pPr>
-        <w:pStyle w:val="FirstParagraph"/>
-      </w:pPr>
-      <w:r>
-        <w:t xml:space="preserve">По порядку оказания скорой помощи психическое состояние, при котором человек опасен для себя или других, — повод для экстренного вызова. Говорите прямо: «У меня мысли о самоубийстве» или «Я беременна, у меня (у моей жены) спутанность сознания, она слышит голоса».</w:t>
-      </w:r>
-    </w:p>
-    <w:p>
-      <w:pPr>
-        <w:numPr>
-          <w:ilvl w:val="0"/>
-          <w:numId w:val="1026"/>
-        </w:numPr>
-        <w:pStyle w:val="Compact"/>
-      </w:pPr>
-      <w:r>
-        <w:t xml:space="preserve">Не оставайтесь одна: позовите близкого человека или попросите его приехать. Если вы рядом с женщиной в таком состоянии, не оставляйте её одну до приезда помощи.</w:t>
-      </w:r>
-    </w:p>
-    <w:p>
-      <w:pPr>
-        <w:numPr>
-          <w:ilvl w:val="0"/>
-          <w:numId w:val="1026"/>
         </w:numPr>
         <w:pStyle w:val="Compact"/>
       </w:pPr>
@@ -4842,12 +4780,92 @@
       <w:pPr>
         <w:numPr>
           <w:ilvl w:val="0"/>
+          <w:numId w:val="1026"/>
+        </w:numPr>
+        <w:pStyle w:val="Compact"/>
+      </w:pPr>
+      <w:r>
+        <w:t xml:space="preserve">кровянистые выделения или кровотечение;</w:t>
+      </w:r>
+    </w:p>
+    <w:p>
+      <w:pPr>
+        <w:numPr>
+          <w:ilvl w:val="0"/>
+          <w:numId w:val="1026"/>
+        </w:numPr>
+        <w:pStyle w:val="Compact"/>
+      </w:pPr>
+      <w:r>
+        <w:t xml:space="preserve">подтекание жидкости из влагалища;</w:t>
+      </w:r>
+    </w:p>
+    <w:p>
+      <w:pPr>
+        <w:numPr>
+          <w:ilvl w:val="0"/>
+          <w:numId w:val="1026"/>
+        </w:numPr>
+        <w:pStyle w:val="Compact"/>
+      </w:pPr>
+      <w:r>
+        <w:t xml:space="preserve">боль в животе, напряжение матки, регулярные схватки;</w:t>
+      </w:r>
+    </w:p>
+    <w:p>
+      <w:pPr>
+        <w:numPr>
+          <w:ilvl w:val="0"/>
+          <w:numId w:val="1026"/>
+        </w:numPr>
+        <w:pStyle w:val="Compact"/>
+      </w:pPr>
+      <w:r>
+        <w:t xml:space="preserve">ребёнок двигается заметно меньше или перестал двигаться;</w:t>
+      </w:r>
+    </w:p>
+    <w:p>
+      <w:pPr>
+        <w:numPr>
+          <w:ilvl w:val="0"/>
+          <w:numId w:val="1026"/>
+        </w:numPr>
+        <w:pStyle w:val="Compact"/>
+      </w:pPr>
+      <w:r>
+        <w:t xml:space="preserve">головокружение, слабость, обморок.</w:t>
+      </w:r>
+    </w:p>
+    <w:p>
+      <w:pPr>
+        <w:pStyle w:val="FirstParagraph"/>
+      </w:pPr>
+      <w:r>
+        <w:t xml:space="preserve">Отслойка плаценты после травмы может начаться не сразу, а через несколько часов и даже дней. Если эти признаки появились в ближайшие дни после того, как вас отпустили домой, — тоже вызывайте скорую.</w:t>
+      </w:r>
+    </w:p>
+    <w:p>
+      <w:pPr>
+        <w:pStyle w:val="BodyText"/>
+      </w:pPr>
+      <w:r>
+        <w:rPr>
+          <w:bCs/>
+          <w:b/>
+        </w:rPr>
+        <w:t xml:space="preserve">Поезжайте в роддом сразу:</w:t>
+      </w:r>
+    </w:p>
+    <w:p>
+      <w:pPr>
+        <w:numPr>
+          <w:ilvl w:val="0"/>
           <w:numId w:val="1027"/>
         </w:numPr>
         <w:pStyle w:val="Compact"/>
       </w:pPr>
       <w:r>
-        <w:t xml:space="preserve">кровянистые выделения или кровотечение;</w:t>
+        <w:t xml:space="preserve">после любой автомобильной аварии;</w:t>
       </w:r>
     </w:p>
     <w:p>
@@ -4855,86 +4873,6 @@
         <w:numPr>
           <w:ilvl w:val="0"/>
           <w:numId w:val="1027"/>
-        </w:numPr>
-        <w:pStyle w:val="Compact"/>
-      </w:pPr>
-      <w:r>
-        <w:t xml:space="preserve">подтекание жидкости из влагалища;</w:t>
-      </w:r>
-    </w:p>
-    <w:p>
-      <w:pPr>
-        <w:numPr>
-          <w:ilvl w:val="0"/>
-          <w:numId w:val="1027"/>
-        </w:numPr>
-        <w:pStyle w:val="Compact"/>
-      </w:pPr>
-      <w:r>
-        <w:t xml:space="preserve">боль в животе, напряжение матки, регулярные схватки;</w:t>
-      </w:r>
-    </w:p>
-    <w:p>
-      <w:pPr>
-        <w:numPr>
-          <w:ilvl w:val="0"/>
-          <w:numId w:val="1027"/>
-        </w:numPr>
-        <w:pStyle w:val="Compact"/>
-      </w:pPr>
-      <w:r>
-        <w:t xml:space="preserve">ребёнок двигается заметно меньше или перестал двигаться;</w:t>
-      </w:r>
-    </w:p>
-    <w:p>
-      <w:pPr>
-        <w:numPr>
-          <w:ilvl w:val="0"/>
-          <w:numId w:val="1027"/>
-        </w:numPr>
-        <w:pStyle w:val="Compact"/>
-      </w:pPr>
-      <w:r>
-        <w:t xml:space="preserve">головокружение, слабость, обморок.</w:t>
-      </w:r>
-    </w:p>
-    <w:p>
-      <w:pPr>
-        <w:pStyle w:val="FirstParagraph"/>
-      </w:pPr>
-      <w:r>
-        <w:t xml:space="preserve">Отслойка плаценты после травмы может начаться не сразу, а через несколько часов и даже дней. Если эти признаки появились в ближайшие дни после того, как вас отпустили домой, — тоже вызывайте скорую.</w:t>
-      </w:r>
-    </w:p>
-    <w:p>
-      <w:pPr>
-        <w:pStyle w:val="BodyText"/>
-      </w:pPr>
-      <w:r>
-        <w:rPr>
-          <w:bCs/>
-          <w:b/>
-        </w:rPr>
-        <w:t xml:space="preserve">Поезжайте в роддом сразу:</w:t>
-      </w:r>
-    </w:p>
-    <w:p>
-      <w:pPr>
-        <w:numPr>
-          <w:ilvl w:val="0"/>
-          <w:numId w:val="1028"/>
-        </w:numPr>
-        <w:pStyle w:val="Compact"/>
-      </w:pPr>
-      <w:r>
-        <w:t xml:space="preserve">после любой автомобильной аварии;</w:t>
-      </w:r>
-    </w:p>
-    <w:p>
-      <w:pPr>
-        <w:numPr>
-          <w:ilvl w:val="0"/>
-          <w:numId w:val="1028"/>
         </w:numPr>
         <w:pStyle w:val="Compact"/>
       </w:pPr>
@@ -5016,7 +4954,7 @@
       <w:pPr>
         <w:numPr>
           <w:ilvl w:val="0"/>
-          <w:numId w:val="1029"/>
+          <w:numId w:val="1028"/>
         </w:numPr>
         <w:pStyle w:val="Compact"/>
       </w:pPr>
@@ -5028,7 +4966,7 @@
       <w:pPr>
         <w:numPr>
           <w:ilvl w:val="0"/>
-          <w:numId w:val="1029"/>
+          <w:numId w:val="1028"/>
         </w:numPr>
         <w:pStyle w:val="Compact"/>
       </w:pPr>
@@ -5040,7 +4978,7 @@
       <w:pPr>
         <w:numPr>
           <w:ilvl w:val="0"/>
-          <w:numId w:val="1029"/>
+          <w:numId w:val="1028"/>
         </w:numPr>
         <w:pStyle w:val="Compact"/>
       </w:pPr>
@@ -5104,7 +5042,7 @@
       <w:pPr>
         <w:numPr>
           <w:ilvl w:val="0"/>
-          <w:numId w:val="1030"/>
+          <w:numId w:val="1029"/>
         </w:numPr>
         <w:pStyle w:val="Compact"/>
       </w:pPr>
@@ -5116,7 +5054,7 @@
       <w:pPr>
         <w:numPr>
           <w:ilvl w:val="0"/>
-          <w:numId w:val="1030"/>
+          <w:numId w:val="1029"/>
         </w:numPr>
         <w:pStyle w:val="Compact"/>
       </w:pPr>
@@ -6171,7 +6109,7 @@
       <w:pPr>
         <w:numPr>
           <w:ilvl w:val="0"/>
-          <w:numId w:val="1031"/>
+          <w:numId w:val="1030"/>
         </w:numPr>
         <w:pStyle w:val="Compact"/>
       </w:pPr>
@@ -6183,7 +6121,7 @@
       <w:pPr>
         <w:numPr>
           <w:ilvl w:val="0"/>
-          <w:numId w:val="1031"/>
+          <w:numId w:val="1030"/>
         </w:numPr>
         <w:pStyle w:val="Compact"/>
       </w:pPr>
@@ -6195,7 +6133,7 @@
       <w:pPr>
         <w:numPr>
           <w:ilvl w:val="0"/>
-          <w:numId w:val="1031"/>
+          <w:numId w:val="1030"/>
         </w:numPr>
         <w:pStyle w:val="Compact"/>
       </w:pPr>
@@ -6326,7 +6264,7 @@
       <w:pPr>
         <w:numPr>
           <w:ilvl w:val="0"/>
-          <w:numId w:val="1032"/>
+          <w:numId w:val="1031"/>
         </w:numPr>
       </w:pPr>
       <w:r>
@@ -6347,7 +6285,7 @@
       <w:pPr>
         <w:numPr>
           <w:ilvl w:val="0"/>
-          <w:numId w:val="1032"/>
+          <w:numId w:val="1031"/>
         </w:numPr>
       </w:pPr>
       <w:r>
@@ -6358,7 +6296,7 @@
       <w:pPr>
         <w:numPr>
           <w:ilvl w:val="0"/>
-          <w:numId w:val="1032"/>
+          <w:numId w:val="1031"/>
         </w:numPr>
       </w:pPr>
       <w:r>
@@ -6369,7 +6307,7 @@
       <w:pPr>
         <w:numPr>
           <w:ilvl w:val="0"/>
-          <w:numId w:val="1032"/>
+          <w:numId w:val="1031"/>
         </w:numPr>
       </w:pPr>
       <w:r>
@@ -6380,7 +6318,7 @@
       <w:pPr>
         <w:numPr>
           <w:ilvl w:val="0"/>
-          <w:numId w:val="1032"/>
+          <w:numId w:val="1031"/>
         </w:numPr>
       </w:pPr>
       <w:r>
@@ -6401,7 +6339,7 @@
       <w:pPr>
         <w:numPr>
           <w:ilvl w:val="0"/>
-          <w:numId w:val="1032"/>
+          <w:numId w:val="1031"/>
         </w:numPr>
       </w:pPr>
       <w:r>
@@ -6439,7 +6377,7 @@
       <w:pPr>
         <w:numPr>
           <w:ilvl w:val="0"/>
-          <w:numId w:val="1032"/>
+          <w:numId w:val="1031"/>
         </w:numPr>
       </w:pPr>
       <w:r>
@@ -6472,7 +6410,7 @@
       <w:pPr>
         <w:numPr>
           <w:ilvl w:val="0"/>
-          <w:numId w:val="1033"/>
+          <w:numId w:val="1032"/>
         </w:numPr>
         <w:pStyle w:val="Compact"/>
       </w:pPr>
@@ -6494,7 +6432,7 @@
       <w:pPr>
         <w:numPr>
           <w:ilvl w:val="0"/>
-          <w:numId w:val="1033"/>
+          <w:numId w:val="1032"/>
         </w:numPr>
         <w:pStyle w:val="Compact"/>
       </w:pPr>
@@ -6516,7 +6454,7 @@
       <w:pPr>
         <w:numPr>
           <w:ilvl w:val="0"/>
-          <w:numId w:val="1033"/>
+          <w:numId w:val="1032"/>
         </w:numPr>
         <w:pStyle w:val="Compact"/>
       </w:pPr>
@@ -6544,7 +6482,7 @@
       <w:pPr>
         <w:numPr>
           <w:ilvl w:val="0"/>
-          <w:numId w:val="1033"/>
+          <w:numId w:val="1032"/>
         </w:numPr>
         <w:pStyle w:val="Compact"/>
       </w:pPr>
@@ -6566,7 +6504,7 @@
       <w:pPr>
         <w:numPr>
           <w:ilvl w:val="0"/>
-          <w:numId w:val="1033"/>
+          <w:numId w:val="1032"/>
         </w:numPr>
         <w:pStyle w:val="Compact"/>
       </w:pPr>
@@ -6588,7 +6526,7 @@
       <w:pPr>
         <w:numPr>
           <w:ilvl w:val="0"/>
-          <w:numId w:val="1033"/>
+          <w:numId w:val="1032"/>
         </w:numPr>
         <w:pStyle w:val="Compact"/>
       </w:pPr>
@@ -6610,7 +6548,7 @@
       <w:pPr>
         <w:numPr>
           <w:ilvl w:val="0"/>
-          <w:numId w:val="1033"/>
+          <w:numId w:val="1032"/>
         </w:numPr>
         <w:pStyle w:val="Compact"/>
       </w:pPr>
@@ -6644,7 +6582,7 @@
       <w:pPr>
         <w:numPr>
           <w:ilvl w:val="0"/>
-          <w:numId w:val="1034"/>
+          <w:numId w:val="1033"/>
         </w:numPr>
         <w:pStyle w:val="Compact"/>
       </w:pPr>
@@ -6666,7 +6604,7 @@
       <w:pPr>
         <w:numPr>
           <w:ilvl w:val="0"/>
-          <w:numId w:val="1034"/>
+          <w:numId w:val="1033"/>
         </w:numPr>
         <w:pStyle w:val="Compact"/>
       </w:pPr>
@@ -6700,7 +6638,7 @@
       <w:pPr>
         <w:numPr>
           <w:ilvl w:val="0"/>
-          <w:numId w:val="1035"/>
+          <w:numId w:val="1034"/>
         </w:numPr>
         <w:pStyle w:val="Compact"/>
       </w:pPr>
@@ -6738,7 +6676,7 @@
       <w:pPr>
         <w:numPr>
           <w:ilvl w:val="0"/>
-          <w:numId w:val="1035"/>
+          <w:numId w:val="1034"/>
         </w:numPr>
         <w:pStyle w:val="Compact"/>
       </w:pPr>
@@ -6760,7 +6698,7 @@
       <w:pPr>
         <w:numPr>
           <w:ilvl w:val="0"/>
-          <w:numId w:val="1035"/>
+          <w:numId w:val="1034"/>
         </w:numPr>
         <w:pStyle w:val="Compact"/>
       </w:pPr>
@@ -6794,43 +6732,43 @@
       <w:pPr>
         <w:numPr>
           <w:ilvl w:val="0"/>
+          <w:numId w:val="1035"/>
+        </w:numPr>
+        <w:pStyle w:val="Compact"/>
+      </w:pPr>
+      <w:r>
+        <w:t xml:space="preserve">Минздрав России, РОАГ. Клинические рекомендации «Инфекции амниотической полости и плодных оболочек (хориоамнионит)», 2023, ID 776 — Приложение В: «немедленно позвоните своему врачу» при температуре выше 38 °C, учащении пульса, изменении выделений, нарушении шевелений («Температура»).</w:t>
+      </w:r>
+    </w:p>
+    <w:p>
+      <w:pPr>
+        <w:numPr>
+          <w:ilvl w:val="0"/>
+          <w:numId w:val="1035"/>
+        </w:numPr>
+        <w:pStyle w:val="Compact"/>
+      </w:pPr>
+      <w:r>
+        <w:t xml:space="preserve">Минздрав России. Клинические рекомендации «Инфекция мочевых путей при беременности», ID 719 — острый пиелонефрит: температура выше 38 °C, озноб, боль в пояснице; госпитализация («Температура»).</w:t>
+      </w:r>
+    </w:p>
+    <w:p>
+      <w:pPr>
+        <w:pStyle w:val="FirstParagraph"/>
+      </w:pPr>
+      <w:r>
+        <w:rPr>
+          <w:bCs/>
+          <w:b/>
+        </w:rPr>
+        <w:t xml:space="preserve">Ребёнок двигается меньше</w:t>
+      </w:r>
+    </w:p>
+    <w:p>
+      <w:pPr>
+        <w:numPr>
+          <w:ilvl w:val="0"/>
           <w:numId w:val="1036"/>
-        </w:numPr>
-        <w:pStyle w:val="Compact"/>
-      </w:pPr>
-      <w:r>
-        <w:t xml:space="preserve">Минздрав России, РОАГ. Клинические рекомендации «Инфекции амниотической полости и плодных оболочек (хориоамнионит)», 2023, ID 776 — Приложение В: «немедленно позвоните своему врачу» при температуре выше 38 °C, учащении пульса, изменении выделений, нарушении шевелений («Температура»).</w:t>
-      </w:r>
-    </w:p>
-    <w:p>
-      <w:pPr>
-        <w:numPr>
-          <w:ilvl w:val="0"/>
-          <w:numId w:val="1036"/>
-        </w:numPr>
-        <w:pStyle w:val="Compact"/>
-      </w:pPr>
-      <w:r>
-        <w:t xml:space="preserve">Минздрав России. Клинические рекомендации «Инфекция мочевых путей при беременности», ID 719 — острый пиелонефрит: температура выше 38 °C, озноб, боль в пояснице; госпитализация («Температура»).</w:t>
-      </w:r>
-    </w:p>
-    <w:p>
-      <w:pPr>
-        <w:pStyle w:val="FirstParagraph"/>
-      </w:pPr>
-      <w:r>
-        <w:rPr>
-          <w:bCs/>
-          <w:b/>
-        </w:rPr>
-        <w:t xml:space="preserve">Ребёнок двигается меньше</w:t>
-      </w:r>
-    </w:p>
-    <w:p>
-      <w:pPr>
-        <w:numPr>
-          <w:ilvl w:val="0"/>
-          <w:numId w:val="1037"/>
         </w:numPr>
         <w:pStyle w:val="Compact"/>
       </w:pPr>
@@ -6852,31 +6790,31 @@
       <w:pPr>
         <w:numPr>
           <w:ilvl w:val="0"/>
+          <w:numId w:val="1036"/>
+        </w:numPr>
+        <w:pStyle w:val="Compact"/>
+      </w:pPr>
+      <w:r>
+        <w:t xml:space="preserve">Whitworth M., Fisher M., Heazell A. et al. Reduced Fetal Movements: Green-top Guideline No. 57. BJOG, 2026;133(8):e70–e92, DOI 10.1111/1471-0528.70198 — не откладывать обращение, обращаться снова при повторном уменьшении («Ребёнок двигается меньше»).</w:t>
+      </w:r>
+    </w:p>
+    <w:p>
+      <w:pPr>
+        <w:pStyle w:val="FirstParagraph"/>
+      </w:pPr>
+      <w:r>
+        <w:rPr>
+          <w:bCs/>
+          <w:b/>
+        </w:rPr>
+        <w:t xml:space="preserve">Обморок, судороги, путаются мысли</w:t>
+      </w:r>
+    </w:p>
+    <w:p>
+      <w:pPr>
+        <w:numPr>
+          <w:ilvl w:val="0"/>
           <w:numId w:val="1037"/>
-        </w:numPr>
-        <w:pStyle w:val="Compact"/>
-      </w:pPr>
-      <w:r>
-        <w:t xml:space="preserve">Whitworth M., Fisher M., Heazell A. et al. Reduced Fetal Movements: Green-top Guideline No. 57. BJOG, 2026;133(8):e70–e92, DOI 10.1111/1471-0528.70198 — не откладывать обращение, обращаться снова при повторном уменьшении («Ребёнок двигается меньше»).</w:t>
-      </w:r>
-    </w:p>
-    <w:p>
-      <w:pPr>
-        <w:pStyle w:val="FirstParagraph"/>
-      </w:pPr>
-      <w:r>
-        <w:rPr>
-          <w:bCs/>
-          <w:b/>
-        </w:rPr>
-        <w:t xml:space="preserve">Обморок, судороги, путаются мысли</w:t>
-      </w:r>
-    </w:p>
-    <w:p>
-      <w:pPr>
-        <w:numPr>
-          <w:ilvl w:val="0"/>
-          <w:numId w:val="1038"/>
         </w:numPr>
         <w:pStyle w:val="Compact"/>
       </w:pPr>
@@ -6898,7 +6836,7 @@
       <w:pPr>
         <w:numPr>
           <w:ilvl w:val="0"/>
-          <w:numId w:val="1038"/>
+          <w:numId w:val="1037"/>
         </w:numPr>
         <w:pStyle w:val="Compact"/>
       </w:pPr>
@@ -6920,7 +6858,7 @@
       <w:pPr>
         <w:numPr>
           <w:ilvl w:val="0"/>
-          <w:numId w:val="1038"/>
+          <w:numId w:val="1037"/>
         </w:numPr>
         <w:pStyle w:val="Compact"/>
       </w:pPr>
@@ -6954,7 +6892,7 @@
       <w:pPr>
         <w:numPr>
           <w:ilvl w:val="0"/>
-          <w:numId w:val="1039"/>
+          <w:numId w:val="1038"/>
         </w:numPr>
         <w:pStyle w:val="Compact"/>
       </w:pPr>
@@ -6988,7 +6926,7 @@
       <w:pPr>
         <w:numPr>
           <w:ilvl w:val="0"/>
-          <w:numId w:val="1040"/>
+          <w:numId w:val="1039"/>
         </w:numPr>
         <w:pStyle w:val="Compact"/>
       </w:pPr>
@@ -7022,7 +6960,7 @@
       <w:pPr>
         <w:numPr>
           <w:ilvl w:val="0"/>
-          <w:numId w:val="1041"/>
+          <w:numId w:val="1040"/>
         </w:numPr>
         <w:pStyle w:val="Compact"/>
       </w:pPr>
@@ -7050,43 +6988,43 @@
       <w:pPr>
         <w:numPr>
           <w:ilvl w:val="0"/>
+          <w:numId w:val="1040"/>
+        </w:numPr>
+        <w:pStyle w:val="Compact"/>
+      </w:pPr>
+      <w:r>
+        <w:t xml:space="preserve">National Highway Traffic Safety Administration. If You’re Pregnant: Seat Belt Recommendations for Drivers and Passengers — после аварии сразу обратиться за медицинской помощью, даже если кажется, что травм нет («Упала, ударилась животом»).</w:t>
+      </w:r>
+    </w:p>
+    <w:p>
+      <w:pPr>
+        <w:numPr>
+          <w:ilvl w:val="0"/>
+          <w:numId w:val="1040"/>
+        </w:numPr>
+        <w:pStyle w:val="Compact"/>
+      </w:pPr>
+      <w:r>
+        <w:t xml:space="preserve">Минздрав России. Клинические рекомендации «Резус-изоиммунизация. Гемолитическая болезнь плода», 2024, раздел 5.2 — при травме живота у беременной с резус-отрицательной кровью без антител — дополнительное введение антирезусного иммуноглобулина («Упала, ударилась животом»).</w:t>
+      </w:r>
+    </w:p>
+    <w:p>
+      <w:pPr>
+        <w:pStyle w:val="FirstParagraph"/>
+      </w:pPr>
+      <w:r>
+        <w:rPr>
+          <w:bCs/>
+          <w:b/>
+        </w:rPr>
+        <w:t xml:space="preserve">Укусы клеща и животных</w:t>
+      </w:r>
+    </w:p>
+    <w:p>
+      <w:pPr>
+        <w:numPr>
+          <w:ilvl w:val="0"/>
           <w:numId w:val="1041"/>
-        </w:numPr>
-        <w:pStyle w:val="Compact"/>
-      </w:pPr>
-      <w:r>
-        <w:t xml:space="preserve">National Highway Traffic Safety Administration. If You’re Pregnant: Seat Belt Recommendations for Drivers and Passengers — после аварии сразу обратиться за медицинской помощью, даже если кажется, что травм нет («Упала, ударилась животом»).</w:t>
-      </w:r>
-    </w:p>
-    <w:p>
-      <w:pPr>
-        <w:numPr>
-          <w:ilvl w:val="0"/>
-          <w:numId w:val="1041"/>
-        </w:numPr>
-        <w:pStyle w:val="Compact"/>
-      </w:pPr>
-      <w:r>
-        <w:t xml:space="preserve">Минздрав России. Клинические рекомендации «Резус-изоиммунизация. Гемолитическая болезнь плода», 2024, раздел 5.2 — при травме живота у беременной с резус-отрицательной кровью без антител — дополнительное введение антирезусного иммуноглобулина («Упала, ударилась животом»).</w:t>
-      </w:r>
-    </w:p>
-    <w:p>
-      <w:pPr>
-        <w:pStyle w:val="FirstParagraph"/>
-      </w:pPr>
-      <w:r>
-        <w:rPr>
-          <w:bCs/>
-          <w:b/>
-        </w:rPr>
-        <w:t xml:space="preserve">Укусы клеща и животных</w:t>
-      </w:r>
-    </w:p>
-    <w:p>
-      <w:pPr>
-        <w:numPr>
-          <w:ilvl w:val="0"/>
-          <w:numId w:val="1042"/>
         </w:numPr>
         <w:pStyle w:val="Compact"/>
       </w:pPr>
@@ -7108,7 +7046,7 @@
       <w:pPr>
         <w:numPr>
           <w:ilvl w:val="0"/>
-          <w:numId w:val="1042"/>
+          <w:numId w:val="1041"/>
         </w:numPr>
         <w:pStyle w:val="Compact"/>
       </w:pPr>
@@ -7120,7 +7058,7 @@
       <w:pPr>
         <w:numPr>
           <w:ilvl w:val="0"/>
-          <w:numId w:val="1042"/>
+          <w:numId w:val="1041"/>
         </w:numPr>
         <w:pStyle w:val="Compact"/>
       </w:pPr>
@@ -7132,7 +7070,7 @@
       <w:pPr>
         <w:numPr>
           <w:ilvl w:val="0"/>
-          <w:numId w:val="1042"/>
+          <w:numId w:val="1041"/>
         </w:numPr>
         <w:pStyle w:val="Compact"/>
       </w:pPr>
@@ -7144,7 +7082,7 @@
       <w:pPr>
         <w:numPr>
           <w:ilvl w:val="0"/>
-          <w:numId w:val="1042"/>
+          <w:numId w:val="1041"/>
         </w:numPr>
         <w:pStyle w:val="Compact"/>
       </w:pPr>
@@ -7178,7 +7116,7 @@
       <w:pPr>
         <w:numPr>
           <w:ilvl w:val="0"/>
-          <w:numId w:val="1043"/>
+          <w:numId w:val="1042"/>
         </w:numPr>
         <w:pStyle w:val="Compact"/>
       </w:pPr>
@@ -7190,7 +7128,7 @@
       <w:pPr>
         <w:numPr>
           <w:ilvl w:val="0"/>
-          <w:numId w:val="1043"/>
+          <w:numId w:val="1042"/>
         </w:numPr>
         <w:pStyle w:val="Compact"/>
       </w:pPr>
@@ -7212,7 +7150,7 @@
       <w:pPr>
         <w:numPr>
           <w:ilvl w:val="0"/>
-          <w:numId w:val="1043"/>
+          <w:numId w:val="1042"/>
         </w:numPr>
         <w:pStyle w:val="Compact"/>
       </w:pPr>
@@ -7224,7 +7162,7 @@
       <w:pPr>
         <w:numPr>
           <w:ilvl w:val="0"/>
-          <w:numId w:val="1043"/>
+          <w:numId w:val="1042"/>
         </w:numPr>
         <w:pStyle w:val="Compact"/>
       </w:pPr>
@@ -7246,7 +7184,7 @@
       <w:pPr>
         <w:numPr>
           <w:ilvl w:val="0"/>
-          <w:numId w:val="1043"/>
+          <w:numId w:val="1042"/>
         </w:numPr>
         <w:pStyle w:val="Compact"/>
       </w:pPr>
@@ -7280,7 +7218,7 @@
       <w:pPr>
         <w:numPr>
           <w:ilvl w:val="0"/>
-          <w:numId w:val="1044"/>
+          <w:numId w:val="1043"/>
         </w:numPr>
         <w:pStyle w:val="Compact"/>
       </w:pPr>
@@ -7302,7 +7240,7 @@
       <w:pPr>
         <w:numPr>
           <w:ilvl w:val="0"/>
-          <w:numId w:val="1044"/>
+          <w:numId w:val="1043"/>
         </w:numPr>
         <w:pStyle w:val="Compact"/>
       </w:pPr>
@@ -7324,7 +7262,7 @@
       <w:pPr>
         <w:numPr>
           <w:ilvl w:val="0"/>
-          <w:numId w:val="1044"/>
+          <w:numId w:val="1043"/>
         </w:numPr>
         <w:pStyle w:val="Compact"/>
       </w:pPr>
@@ -7336,7 +7274,7 @@
       <w:pPr>
         <w:numPr>
           <w:ilvl w:val="0"/>
-          <w:numId w:val="1044"/>
+          <w:numId w:val="1043"/>
         </w:numPr>
         <w:pStyle w:val="Compact"/>
       </w:pPr>
@@ -7358,7 +7296,7 @@
       <w:pPr>
         <w:numPr>
           <w:ilvl w:val="0"/>
-          <w:numId w:val="1044"/>
+          <w:numId w:val="1043"/>
         </w:numPr>
         <w:pStyle w:val="Compact"/>
       </w:pPr>
@@ -7380,7 +7318,7 @@
       <w:pPr>
         <w:numPr>
           <w:ilvl w:val="0"/>
-          <w:numId w:val="1044"/>
+          <w:numId w:val="1043"/>
         </w:numPr>
         <w:pStyle w:val="Compact"/>
       </w:pPr>
@@ -7402,7 +7340,7 @@
       <w:pPr>
         <w:numPr>
           <w:ilvl w:val="0"/>
-          <w:numId w:val="1044"/>
+          <w:numId w:val="1043"/>
         </w:numPr>
         <w:pStyle w:val="Compact"/>
       </w:pPr>
@@ -7436,7 +7374,7 @@
       <w:pPr>
         <w:numPr>
           <w:ilvl w:val="0"/>
-          <w:numId w:val="1045"/>
+          <w:numId w:val="1044"/>
         </w:numPr>
         <w:pStyle w:val="Compact"/>
       </w:pPr>
@@ -7448,7 +7386,7 @@
       <w:pPr>
         <w:numPr>
           <w:ilvl w:val="0"/>
-          <w:numId w:val="1045"/>
+          <w:numId w:val="1044"/>
         </w:numPr>
         <w:pStyle w:val="Compact"/>
       </w:pPr>
@@ -7470,7 +7408,7 @@
       <w:pPr>
         <w:numPr>
           <w:ilvl w:val="0"/>
-          <w:numId w:val="1045"/>
+          <w:numId w:val="1044"/>
         </w:numPr>
         <w:pStyle w:val="Compact"/>
       </w:pPr>
@@ -7482,7 +7420,7 @@
       <w:pPr>
         <w:numPr>
           <w:ilvl w:val="0"/>
-          <w:numId w:val="1045"/>
+          <w:numId w:val="1044"/>
         </w:numPr>
         <w:pStyle w:val="Compact"/>
       </w:pPr>
@@ -7531,7 +7469,7 @@
       <w:pPr>
         <w:numPr>
           <w:ilvl w:val="0"/>
-          <w:numId w:val="1046"/>
+          <w:numId w:val="1045"/>
         </w:numPr>
         <w:pStyle w:val="Compact"/>
       </w:pPr>
@@ -7599,7 +7537,7 @@
       <w:pPr>
         <w:numPr>
           <w:ilvl w:val="0"/>
-          <w:numId w:val="1047"/>
+          <w:numId w:val="1046"/>
         </w:numPr>
         <w:pStyle w:val="Compact"/>
       </w:pPr>
@@ -7635,7 +7573,7 @@
       <w:pPr>
         <w:numPr>
           <w:ilvl w:val="0"/>
-          <w:numId w:val="1047"/>
+          <w:numId w:val="1046"/>
         </w:numPr>
         <w:pStyle w:val="Compact"/>
       </w:pPr>
@@ -7671,7 +7609,7 @@
       <w:pPr>
         <w:numPr>
           <w:ilvl w:val="0"/>
-          <w:numId w:val="1047"/>
+          <w:numId w:val="1046"/>
         </w:numPr>
         <w:pStyle w:val="Compact"/>
       </w:pPr>
@@ -7707,7 +7645,7 @@
       <w:pPr>
         <w:numPr>
           <w:ilvl w:val="0"/>
-          <w:numId w:val="1047"/>
+          <w:numId w:val="1046"/>
         </w:numPr>
         <w:pStyle w:val="Compact"/>
       </w:pPr>
@@ -7729,7 +7667,7 @@
       <w:pPr>
         <w:numPr>
           <w:ilvl w:val="0"/>
-          <w:numId w:val="1047"/>
+          <w:numId w:val="1046"/>
         </w:numPr>
         <w:pStyle w:val="Compact"/>
       </w:pPr>
@@ -7755,7 +7693,7 @@
       <w:pPr>
         <w:numPr>
           <w:ilvl w:val="0"/>
-          <w:numId w:val="1047"/>
+          <w:numId w:val="1046"/>
         </w:numPr>
         <w:pStyle w:val="Compact"/>
       </w:pPr>
@@ -7777,7 +7715,7 @@
       <w:pPr>
         <w:numPr>
           <w:ilvl w:val="0"/>
-          <w:numId w:val="1047"/>
+          <w:numId w:val="1046"/>
         </w:numPr>
         <w:pStyle w:val="Compact"/>
       </w:pPr>
@@ -7799,7 +7737,7 @@
       <w:pPr>
         <w:numPr>
           <w:ilvl w:val="0"/>
-          <w:numId w:val="1047"/>
+          <w:numId w:val="1046"/>
         </w:numPr>
         <w:pStyle w:val="Compact"/>
       </w:pPr>
@@ -8010,91 +7948,6 @@
       </w:pPr>
     </w:lvl>
   </w:abstractNum>
-  <w:abstractNum w:abstractNumId="99415">
-    <w:nsid w:val="A99415"/>
-    <w:multiLevelType w:val="multilevel"/>
-    <w:lvl w:ilvl="0">
-      <w:start w:val="5"/>
-      <w:numFmt w:val="decimal"/>
-      <w:lvlText w:val="%1."/>
-      <w:lvlJc w:val="left"/>
-      <w:pPr>
-        <w:ind w:left="720" w:hanging="480"/>
-      </w:pPr>
-    </w:lvl>
-    <w:lvl w:ilvl="1">
-      <w:start w:val="5"/>
-      <w:numFmt w:val="decimal"/>
-      <w:lvlText w:val="%2."/>
-      <w:lvlJc w:val="left"/>
-      <w:pPr>
-        <w:ind w:left="1440" w:hanging="480"/>
-      </w:pPr>
-    </w:lvl>
-    <w:lvl w:ilvl="2">
-      <w:start w:val="5"/>
-      <w:numFmt w:val="decimal"/>
-      <w:lvlText w:val="%3."/>
-      <w:lvlJc w:val="left"/>
-      <w:pPr>
-        <w:ind w:left="2160" w:hanging="480"/>
-      </w:pPr>
-    </w:lvl>
-    <w:lvl w:ilvl="3">
-      <w:start w:val="5"/>
-      <w:numFmt w:val="decimal"/>
-      <w:lvlText w:val="%4."/>
-      <w:lvlJc w:val="left"/>
-      <w:pPr>
-        <w:ind w:left="2880" w:hanging="480"/>
-      </w:pPr>
-    </w:lvl>
-    <w:lvl w:ilvl="4">
-      <w:start w:val="5"/>
-      <w:numFmt w:val="decimal"/>
-      <w:lvlText w:val="%5."/>
-      <w:lvlJc w:val="left"/>
-      <w:pPr>
-        <w:ind w:left="3600" w:hanging="480"/>
-      </w:pPr>
-    </w:lvl>
-    <w:lvl w:ilvl="5">
-      <w:start w:val="5"/>
-      <w:numFmt w:val="decimal"/>
-      <w:lvlText w:val="%6."/>
-      <w:lvlJc w:val="left"/>
-      <w:pPr>
-        <w:ind w:left="4320" w:hanging="480"/>
-      </w:pPr>
-    </w:lvl>
-    <w:lvl w:ilvl="6">
-      <w:start w:val="5"/>
-      <w:numFmt w:val="decimal"/>
-      <w:lvlText w:val="%7."/>
-      <w:lvlJc w:val="left"/>
-      <w:pPr>
-        <w:ind w:left="5040" w:hanging="480"/>
-      </w:pPr>
-    </w:lvl>
-    <w:lvl w:ilvl="7">
-      <w:start w:val="5"/>
-      <w:numFmt w:val="decimal"/>
-      <w:lvlText w:val="%8."/>
-      <w:lvlJc w:val="left"/>
-      <w:pPr>
-        <w:ind w:left="5760" w:hanging="480"/>
-      </w:pPr>
-    </w:lvl>
-    <w:lvl w:ilvl="8">
-      <w:start w:val="5"/>
-      <w:numFmt w:val="decimal"/>
-      <w:lvlText w:val="%9."/>
-      <w:lvlJc w:val="left"/>
-      <w:pPr>
-        <w:ind w:left="6480" w:hanging="480"/>
-      </w:pPr>
-    </w:lvl>
-  </w:abstractNum>
   <w:abstractNum w:abstractNumId="991">
     <w:nsid w:val="A991"/>
     <w:multiLevelType w:val="multilevel"/>
@@ -9480,34 +9333,7 @@
     </w:lvlOverride>
   </w:num>
   <w:num w:numId="1002">
-    <w:abstractNumId w:val="99415"/>
-    <w:lvlOverride w:ilvl="0">
-      <w:startOverride w:val="5"/>
-    </w:lvlOverride>
-    <w:lvlOverride w:ilvl="1">
-      <w:startOverride w:val="5"/>
-    </w:lvlOverride>
-    <w:lvlOverride w:ilvl="2">
-      <w:startOverride w:val="5"/>
-    </w:lvlOverride>
-    <w:lvlOverride w:ilvl="3">
-      <w:startOverride w:val="5"/>
-    </w:lvlOverride>
-    <w:lvlOverride w:ilvl="4">
-      <w:startOverride w:val="5"/>
-    </w:lvlOverride>
-    <w:lvlOverride w:ilvl="5">
-      <w:startOverride w:val="5"/>
-    </w:lvlOverride>
-    <w:lvlOverride w:ilvl="6">
-      <w:startOverride w:val="5"/>
-    </w:lvlOverride>
-    <w:lvlOverride w:ilvl="7">
-      <w:startOverride w:val="5"/>
-    </w:lvlOverride>
-    <w:lvlOverride w:ilvl="8">
-      <w:startOverride w:val="5"/>
-    </w:lvlOverride>
+    <w:abstractNumId w:val="991"/>
   </w:num>
   <w:num w:numId="1003">
     <w:abstractNumId w:val="991"/>
@@ -9585,7 +9411,34 @@
     <w:abstractNumId w:val="991"/>
   </w:num>
   <w:num w:numId="1028">
-    <w:abstractNumId w:val="991"/>
+    <w:abstractNumId w:val="99411"/>
+    <w:lvlOverride w:ilvl="0">
+      <w:startOverride w:val="1"/>
+    </w:lvlOverride>
+    <w:lvlOverride w:ilvl="1">
+      <w:startOverride w:val="1"/>
+    </w:lvlOverride>
+    <w:lvlOverride w:ilvl="2">
+      <w:startOverride w:val="1"/>
+    </w:lvlOverride>
+    <w:lvlOverride w:ilvl="3">
+      <w:startOverride w:val="1"/>
+    </w:lvlOverride>
+    <w:lvlOverride w:ilvl="4">
+      <w:startOverride w:val="1"/>
+    </w:lvlOverride>
+    <w:lvlOverride w:ilvl="5">
+      <w:startOverride w:val="1"/>
+    </w:lvlOverride>
+    <w:lvlOverride w:ilvl="6">
+      <w:startOverride w:val="1"/>
+    </w:lvlOverride>
+    <w:lvlOverride w:ilvl="7">
+      <w:startOverride w:val="1"/>
+    </w:lvlOverride>
+    <w:lvlOverride w:ilvl="8">
+      <w:startOverride w:val="1"/>
+    </w:lvlOverride>
   </w:num>
   <w:num w:numId="1029">
     <w:abstractNumId w:val="99411"/>
@@ -9618,6 +9471,9 @@
     </w:lvlOverride>
   </w:num>
   <w:num w:numId="1030">
+    <w:abstractNumId w:val="991"/>
+  </w:num>
+  <w:num w:numId="1031">
     <w:abstractNumId w:val="99411"/>
     <w:lvlOverride w:ilvl="0">
       <w:startOverride w:val="1"/>
@@ -9647,40 +9503,7 @@
       <w:startOverride w:val="1"/>
     </w:lvlOverride>
   </w:num>
-  <w:num w:numId="1031">
-    <w:abstractNumId w:val="991"/>
-  </w:num>
   <w:num w:numId="1032">
-    <w:abstractNumId w:val="99411"/>
-    <w:lvlOverride w:ilvl="0">
-      <w:startOverride w:val="1"/>
-    </w:lvlOverride>
-    <w:lvlOverride w:ilvl="1">
-      <w:startOverride w:val="1"/>
-    </w:lvlOverride>
-    <w:lvlOverride w:ilvl="2">
-      <w:startOverride w:val="1"/>
-    </w:lvlOverride>
-    <w:lvlOverride w:ilvl="3">
-      <w:startOverride w:val="1"/>
-    </w:lvlOverride>
-    <w:lvlOverride w:ilvl="4">
-      <w:startOverride w:val="1"/>
-    </w:lvlOverride>
-    <w:lvlOverride w:ilvl="5">
-      <w:startOverride w:val="1"/>
-    </w:lvlOverride>
-    <w:lvlOverride w:ilvl="6">
-      <w:startOverride w:val="1"/>
-    </w:lvlOverride>
-    <w:lvlOverride w:ilvl="7">
-      <w:startOverride w:val="1"/>
-    </w:lvlOverride>
-    <w:lvlOverride w:ilvl="8">
-      <w:startOverride w:val="1"/>
-    </w:lvlOverride>
-  </w:num>
-  <w:num w:numId="1033">
     <w:abstractNumId w:val="99418"/>
     <w:lvlOverride w:ilvl="0">
       <w:startOverride w:val="8"/>
@@ -9710,7 +9533,7 @@
       <w:startOverride w:val="8"/>
     </w:lvlOverride>
   </w:num>
-  <w:num w:numId="1034">
+  <w:num w:numId="1033">
     <w:abstractNumId w:val="994115"/>
     <w:lvlOverride w:ilvl="0">
       <w:startOverride w:val="15"/>
@@ -9740,7 +9563,7 @@
       <w:startOverride w:val="15"/>
     </w:lvlOverride>
   </w:num>
-  <w:num w:numId="1035">
+  <w:num w:numId="1034">
     <w:abstractNumId w:val="994117"/>
     <w:lvlOverride w:ilvl="0">
       <w:startOverride w:val="17"/>
@@ -9770,7 +9593,7 @@
       <w:startOverride w:val="17"/>
     </w:lvlOverride>
   </w:num>
-  <w:num w:numId="1036">
+  <w:num w:numId="1035">
     <w:abstractNumId w:val="994120"/>
     <w:lvlOverride w:ilvl="0">
       <w:startOverride w:val="20"/>
@@ -9800,7 +9623,7 @@
       <w:startOverride w:val="20"/>
     </w:lvlOverride>
   </w:num>
-  <w:num w:numId="1037">
+  <w:num w:numId="1036">
     <w:abstractNumId w:val="994122"/>
     <w:lvlOverride w:ilvl="0">
       <w:startOverride w:val="22"/>
@@ -9830,7 +9653,7 @@
       <w:startOverride w:val="22"/>
     </w:lvlOverride>
   </w:num>
-  <w:num w:numId="1038">
+  <w:num w:numId="1037">
     <w:abstractNumId w:val="994124"/>
     <w:lvlOverride w:ilvl="0">
       <w:startOverride w:val="24"/>
@@ -9860,7 +9683,7 @@
       <w:startOverride w:val="24"/>
     </w:lvlOverride>
   </w:num>
-  <w:num w:numId="1039">
+  <w:num w:numId="1038">
     <w:abstractNumId w:val="994127"/>
     <w:lvlOverride w:ilvl="0">
       <w:startOverride w:val="27"/>
@@ -9890,7 +9713,7 @@
       <w:startOverride w:val="27"/>
     </w:lvlOverride>
   </w:num>
-  <w:num w:numId="1040">
+  <w:num w:numId="1039">
     <w:abstractNumId w:val="994128"/>
     <w:lvlOverride w:ilvl="0">
       <w:startOverride w:val="28"/>
@@ -9920,7 +9743,7 @@
       <w:startOverride w:val="28"/>
     </w:lvlOverride>
   </w:num>
-  <w:num w:numId="1041">
+  <w:num w:numId="1040">
     <w:abstractNumId w:val="994129"/>
     <w:lvlOverride w:ilvl="0">
       <w:startOverride w:val="29"/>
@@ -9950,7 +9773,7 @@
       <w:startOverride w:val="29"/>
     </w:lvlOverride>
   </w:num>
-  <w:num w:numId="1042">
+  <w:num w:numId="1041">
     <w:abstractNumId w:val="994132"/>
     <w:lvlOverride w:ilvl="0">
       <w:startOverride w:val="32"/>
@@ -9980,7 +9803,7 @@
       <w:startOverride w:val="32"/>
     </w:lvlOverride>
   </w:num>
-  <w:num w:numId="1043">
+  <w:num w:numId="1042">
     <w:abstractNumId w:val="994137"/>
     <w:lvlOverride w:ilvl="0">
       <w:startOverride w:val="37"/>
@@ -10010,7 +9833,7 @@
       <w:startOverride w:val="37"/>
     </w:lvlOverride>
   </w:num>
-  <w:num w:numId="1044">
+  <w:num w:numId="1043">
     <w:abstractNumId w:val="994142"/>
     <w:lvlOverride w:ilvl="0">
       <w:startOverride w:val="42"/>
@@ -10040,7 +9863,7 @@
       <w:startOverride w:val="42"/>
     </w:lvlOverride>
   </w:num>
-  <w:num w:numId="1045">
+  <w:num w:numId="1044">
     <w:abstractNumId w:val="994149"/>
     <w:lvlOverride w:ilvl="0">
       <w:startOverride w:val="49"/>
@@ -10070,7 +9893,7 @@
       <w:startOverride w:val="49"/>
     </w:lvlOverride>
   </w:num>
-  <w:num w:numId="1046">
+  <w:num w:numId="1045">
     <w:abstractNumId w:val="994153"/>
     <w:lvlOverride w:ilvl="0">
       <w:startOverride w:val="53"/>
@@ -10100,7 +9923,7 @@
       <w:startOverride w:val="53"/>
     </w:lvlOverride>
   </w:num>
-  <w:num w:numId="1047">
+  <w:num w:numId="1046">
     <w:abstractNumId w:val="994154"/>
     <w:lvlOverride w:ilvl="0">
       <w:startOverride w:val="54"/>

--- a/themes/theme-0/Раздел 0 — врачу 20.10.2026.docx
+++ b/themes/theme-0/Раздел 0 — врачу 20.10.2026.docx
@@ -1030,7 +1030,7 @@
           <w:iCs/>
           <w:i/>
         </w:rPr>
-        <w:t xml:space="preserve">Подробнее: Тема 4, раздел 4.8; Тема 5, разделы 5.9 и 5.14.</w:t>
+        <w:t xml:space="preserve">Подробнее: Тема 4, раздел 4.8; Тема 5, разделы 5.9 и 5.13.</w:t>
       </w:r>
     </w:p>
     <w:bookmarkEnd w:id="28"/>
@@ -1132,7 +1132,7 @@
           <w:iCs/>
           <w:i/>
         </w:rPr>
-        <w:t xml:space="preserve">Подробнее: Тема 5, разделы 5.9 и 5.14; Тема 9, раздел 9.12; Тема 11, раздел 11.1.</w:t>
+        <w:t xml:space="preserve">Подробнее: Тема 5, разделы 5.9 и 5.13; Тема 9, раздел 9.12; Тема 11, раздел 11.1.</w:t>
       </w:r>
     </w:p>
     <w:bookmarkEnd w:id="29"/>
@@ -1226,7 +1226,7 @@
           <w:iCs/>
           <w:i/>
         </w:rPr>
-        <w:t xml:space="preserve">Подробнее: Тема 5, разделы 5.9 и 5.13.</w:t>
+        <w:t xml:space="preserve">Подробнее: Тема 5, разделы 5.9 и 5.12.</w:t>
       </w:r>
     </w:p>
     <w:bookmarkEnd w:id="30"/>
@@ -2771,7 +2771,7 @@
         <w:t xml:space="preserve"> </w:t>
       </w:r>
       <w:r>
-        <w:t xml:space="preserve">О простуде скажите своему акушеру-гинекологу, даже если она протекает легко. Грипп начинается внезапно: озноб, жар, резкая слабость, сильная головная боль. При гриппе не ждите: противовирусные препараты начинают не позднее 48 часов от начала болезни, лучше — в первые 12 часов. При заложенном носе первым средством идёт промывание солевым раствором; сосудосуживающие капли — средство на несколько дней. Скажите врачу, если нос не дышит или кашель не проходит дольше 3–5 дней, мокрота стала зеленоватой или гнойной, заболело ухо.</w:t>
+        <w:t xml:space="preserve">Своему акушеру-гинекологу звоните, если есть признаки осложнения: нос не дышит или кашель не проходит дольше 3–5 дней, мокрота стала зеленоватой или гнойной, заболело ухо (про температуру — строка выше). Грипп начинается внезапно: озноб, жар, резкая слабость, сильная головная боль. При гриппе не ждите: противовирусные препараты начинают не позднее 48 часов от начала болезни, лучше — в первые 12 часов. При заложенном носе первым средством идёт промывание солевым раствором; сосудосуживающие капли — средство на несколько дней.</w:t>
       </w:r>
     </w:p>
     <w:p>
@@ -3456,7 +3456,7 @@
           <w:iCs/>
           <w:i/>
         </w:rPr>
-        <w:t xml:space="preserve">Подробнее: Тема 9, раздел 9.15; Тема 5, раздел 5.13.</w:t>
+        <w:t xml:space="preserve">Подробнее: Тема 9, раздел 9.15; Тема 5, раздел 5.12.</w:t>
       </w:r>
     </w:p>
     <w:bookmarkEnd w:id="52"/>
@@ -3973,7 +3973,7 @@
           <w:iCs/>
           <w:i/>
         </w:rPr>
-        <w:t xml:space="preserve">Подробнее: Тема 5, раздел 5.14; Тема 7, раздел 7.9.</w:t>
+        <w:t xml:space="preserve">Подробнее: Тема 5, раздел 5.13; Тема 7, раздел 7.9.</w:t>
       </w:r>
     </w:p>
     <w:bookmarkEnd w:id="59"/>
@@ -7752,7 +7752,7 @@
           <w:iCs/>
           <w:i/>
         </w:rPr>
-        <w:t xml:space="preserve">Сверено по PDF на Google Диске пользователя; срок «в тот же день» в документе не назван — выбран по NICE и NHS (Тема 5, источник 37).</w:t>
+        <w:t xml:space="preserve">Сверено по PDF на Google Диске пользователя; срок «в тот же день» в документе не назван — выбран по NICE и NHS (Тема 5, источник 41).</w:t>
       </w:r>
     </w:p>
     <w:bookmarkEnd w:id="103"/>
